--- a/32IV Inzhenerija vbudovanyh/4/KNT-122_Onyshchenko_Variant-19_PR4.docx
+++ b/32IV Inzhenerija vbudovanyh/4/KNT-122_Onyshchenko_Variant-19_PR4.docx
@@ -467,12 +467,7 @@
     </w:p>
     <w:p>
       <w:pPr>
-        <w:pStyle w:val="P"/>
-      </w:pPr>
-    </w:p>
-    <w:p>
-      <w:pPr>
-        <w:pStyle w:val="P"/>
+        <w:pStyle w:val="H2"/>
       </w:pPr>
       <w:r>
         <w:rPr>
@@ -570,6 +565,646 @@
       <w:pPr>
         <w:pStyle w:val="P"/>
       </w:pPr>
+      <w:r>
+        <w:lastRenderedPageBreak/>
+        <w:t>Код на той момент:</w:t>
+      </w:r>
+    </w:p>
+    <w:p>
+      <w:pPr>
+        <w:pStyle w:val="P"/>
+      </w:pPr>
+    </w:p>
+    <w:p>
+      <w:pPr>
+        <w:pStyle w:val="Code"/>
+      </w:pPr>
+      <w:r>
+        <w:t>const int MIN_PHOTORESISTOR=6;</w:t>
+      </w:r>
+    </w:p>
+    <w:p>
+      <w:pPr>
+        <w:pStyle w:val="Code"/>
+      </w:pPr>
+      <w:r>
+        <w:t>const int MAX_PHOTORESISTOR=679;</w:t>
+      </w:r>
+    </w:p>
+    <w:p>
+      <w:pPr>
+        <w:pStyle w:val="Code"/>
+      </w:pPr>
+    </w:p>
+    <w:p>
+      <w:pPr>
+        <w:pStyle w:val="Code"/>
+      </w:pPr>
+      <w:r>
+        <w:t>const int PHOTORESISTOR_PIN=A0;</w:t>
+      </w:r>
+    </w:p>
+    <w:p>
+      <w:pPr>
+        <w:pStyle w:val="Code"/>
+      </w:pPr>
+    </w:p>
+    <w:p>
+      <w:pPr>
+        <w:pStyle w:val="Code"/>
+      </w:pPr>
+      <w:r>
+        <w:t>void setup()</w:t>
+      </w:r>
+    </w:p>
+    <w:p>
+      <w:pPr>
+        <w:pStyle w:val="Code"/>
+      </w:pPr>
+      <w:r>
+        <w:t>{</w:t>
+      </w:r>
+    </w:p>
+    <w:p>
+      <w:pPr>
+        <w:pStyle w:val="Code"/>
+      </w:pPr>
+      <w:r>
+        <w:t>  pinMode(PHOTORESISTOR_PIN, INPUT);</w:t>
+      </w:r>
+    </w:p>
+    <w:p>
+      <w:pPr>
+        <w:pStyle w:val="Code"/>
+      </w:pPr>
+      <w:r>
+        <w:t>  Serial.begin(9600);</w:t>
+      </w:r>
+    </w:p>
+    <w:p>
+      <w:pPr>
+        <w:pStyle w:val="Code"/>
+      </w:pPr>
+      <w:r>
+        <w:t>}</w:t>
+      </w:r>
+    </w:p>
+    <w:p>
+      <w:pPr>
+        <w:pStyle w:val="Code"/>
+      </w:pPr>
+    </w:p>
+    <w:p>
+      <w:pPr>
+        <w:pStyle w:val="Code"/>
+      </w:pPr>
+      <w:r>
+        <w:t>void loop()</w:t>
+      </w:r>
+    </w:p>
+    <w:p>
+      <w:pPr>
+        <w:pStyle w:val="Code"/>
+      </w:pPr>
+      <w:r>
+        <w:t>{</w:t>
+      </w:r>
+    </w:p>
+    <w:p>
+      <w:pPr>
+        <w:pStyle w:val="Code"/>
+      </w:pPr>
+      <w:r>
+        <w:t>  int photoresistorValue=analogRead(PHOTORESISTOR_PIN);</w:t>
+      </w:r>
+    </w:p>
+    <w:p>
+      <w:pPr>
+        <w:pStyle w:val="Code"/>
+      </w:pPr>
+      <w:r>
+        <w:t>  Serial.println(photoresistorValue);</w:t>
+      </w:r>
+    </w:p>
+    <w:p>
+      <w:pPr>
+        <w:pStyle w:val="Code"/>
+      </w:pPr>
+      <w:r>
+        <w:t>  delay(100);</w:t>
+      </w:r>
+    </w:p>
+    <w:p>
+      <w:pPr>
+        <w:pStyle w:val="Code"/>
+      </w:pPr>
+      <w:r>
+        <w:t>}</w:t>
+      </w:r>
+    </w:p>
+    <w:p>
+      <w:pPr>
+        <w:pStyle w:val="P"/>
+        <w:rPr>
+          <w:lang w:val="en-US"/>
+        </w:rPr>
+      </w:pPr>
+    </w:p>
+    <w:p>
+      <w:pPr>
+        <w:pStyle w:val="P"/>
+        <w:rPr>
+          <w:lang w:val="en-US"/>
+        </w:rPr>
+      </w:pPr>
+      <w:r>
+        <w:t xml:space="preserve">Після додавання світлодіоду регулювання яскравості не працювало через підключення до піну який не підтримує </w:t>
+      </w:r>
+      <w:r>
+        <w:rPr>
+          <w:lang w:val="en-US"/>
+        </w:rPr>
+        <w:t>PWM</w:t>
+      </w:r>
+      <w:r>
+        <w:t>.</w:t>
+      </w:r>
+    </w:p>
+    <w:p>
+      <w:pPr>
+        <w:pStyle w:val="P"/>
+      </w:pPr>
+      <w:r>
+        <w:t>Код на той момент:</w:t>
+      </w:r>
+    </w:p>
+    <w:p>
+      <w:pPr>
+        <w:pStyle w:val="P"/>
+      </w:pPr>
+    </w:p>
+    <w:p>
+      <w:pPr>
+        <w:pStyle w:val="Code"/>
+      </w:pPr>
+      <w:r>
+        <w:t>const int MIN_PHOTORESISTOR=6;</w:t>
+      </w:r>
+    </w:p>
+    <w:p>
+      <w:pPr>
+        <w:pStyle w:val="Code"/>
+      </w:pPr>
+      <w:r>
+        <w:t>const int MAX_PHOTORESISTOR=679;</w:t>
+      </w:r>
+    </w:p>
+    <w:p>
+      <w:pPr>
+        <w:pStyle w:val="Code"/>
+      </w:pPr>
+    </w:p>
+    <w:p>
+      <w:pPr>
+        <w:pStyle w:val="Code"/>
+      </w:pPr>
+      <w:r>
+        <w:t>const int PHOTORESISTOR_PIN=A0;</w:t>
+      </w:r>
+    </w:p>
+    <w:p>
+      <w:pPr>
+        <w:pStyle w:val="Code"/>
+      </w:pPr>
+      <w:r>
+        <w:t>const int LED_PIN=7;</w:t>
+      </w:r>
+    </w:p>
+    <w:p>
+      <w:pPr>
+        <w:pStyle w:val="Code"/>
+      </w:pPr>
+    </w:p>
+    <w:p>
+      <w:pPr>
+        <w:pStyle w:val="Code"/>
+      </w:pPr>
+      <w:r>
+        <w:t>void setup()</w:t>
+      </w:r>
+    </w:p>
+    <w:p>
+      <w:pPr>
+        <w:pStyle w:val="Code"/>
+      </w:pPr>
+      <w:r>
+        <w:t>{</w:t>
+      </w:r>
+    </w:p>
+    <w:p>
+      <w:pPr>
+        <w:pStyle w:val="Code"/>
+      </w:pPr>
+      <w:r>
+        <w:t>  pinMode(PHOTORESISTOR_PIN, INPUT);</w:t>
+      </w:r>
+    </w:p>
+    <w:p>
+      <w:pPr>
+        <w:pStyle w:val="Code"/>
+      </w:pPr>
+      <w:r>
+        <w:t>  Serial.begin(9600);</w:t>
+      </w:r>
+    </w:p>
+    <w:p>
+      <w:pPr>
+        <w:pStyle w:val="Code"/>
+      </w:pPr>
+      <w:r>
+        <w:t>}</w:t>
+      </w:r>
+    </w:p>
+    <w:p>
+      <w:pPr>
+        <w:pStyle w:val="Code"/>
+      </w:pPr>
+    </w:p>
+    <w:p>
+      <w:pPr>
+        <w:pStyle w:val="Code"/>
+      </w:pPr>
+      <w:r>
+        <w:t>void loop()</w:t>
+      </w:r>
+    </w:p>
+    <w:p>
+      <w:pPr>
+        <w:pStyle w:val="Code"/>
+      </w:pPr>
+      <w:r>
+        <w:t>{</w:t>
+      </w:r>
+    </w:p>
+    <w:p>
+      <w:pPr>
+        <w:pStyle w:val="Code"/>
+      </w:pPr>
+      <w:r>
+        <w:t>  int photoresistorValue=analogRead(PHOTORESISTOR_PIN);</w:t>
+      </w:r>
+    </w:p>
+    <w:p>
+      <w:pPr>
+        <w:pStyle w:val="Code"/>
+      </w:pPr>
+      <w:r>
+        <w:t>  int convertedValue=map(photoresistorValue, MIN_PHOTORESISTOR, MAX_PHOTORESISTOR, 0, 255);</w:t>
+      </w:r>
+    </w:p>
+    <w:p>
+      <w:pPr>
+        <w:pStyle w:val="Code"/>
+      </w:pPr>
+      <w:r>
+        <w:t>  Serial.println(convertedValue);</w:t>
+      </w:r>
+    </w:p>
+    <w:p>
+      <w:pPr>
+        <w:pStyle w:val="Code"/>
+      </w:pPr>
+      <w:r>
+        <w:t>  analogWrite(LED_PIN, convertedValue);</w:t>
+      </w:r>
+    </w:p>
+    <w:p>
+      <w:pPr>
+        <w:pStyle w:val="Code"/>
+      </w:pPr>
+      <w:r>
+        <w:t>  delay(100);</w:t>
+      </w:r>
+    </w:p>
+    <w:p>
+      <w:pPr>
+        <w:pStyle w:val="Code"/>
+        <w:rPr>
+          <w:lang w:val="uk-UA"/>
+        </w:rPr>
+      </w:pPr>
+      <w:r>
+        <w:t>}</w:t>
+      </w:r>
+    </w:p>
+    <w:p>
+      <w:pPr>
+        <w:pStyle w:val="P"/>
+      </w:pPr>
+    </w:p>
+    <w:p>
+      <w:pPr>
+        <w:pStyle w:val="IMG"/>
+      </w:pPr>
+      <w:r>
+        <w:lastRenderedPageBreak/>
+        <w:drawing>
+          <wp:inline distT="0" distB="0" distL="0" distR="0" wp14:anchorId="4CBE7730" wp14:editId="3CF212AC">
+            <wp:extent cx="5731510" cy="7479665"/>
+            <wp:effectExtent l="0" t="0" r="2540" b="6985"/>
+            <wp:docPr id="1007009353" name="Рисунок 1" descr="Зображення, що містить текст, Електронна інженерія, електроніка, Компонент схеми&#10;&#10;Вміст, створений ШІ, може бути неправильним."/>
+            <wp:cNvGraphicFramePr>
+              <a:graphicFrameLocks xmlns:a="http://schemas.openxmlformats.org/drawingml/2006/main" noChangeAspect="1"/>
+            </wp:cNvGraphicFramePr>
+            <a:graphic xmlns:a="http://schemas.openxmlformats.org/drawingml/2006/main">
+              <a:graphicData uri="http://schemas.openxmlformats.org/drawingml/2006/picture">
+                <pic:pic xmlns:pic="http://schemas.openxmlformats.org/drawingml/2006/picture">
+                  <pic:nvPicPr>
+                    <pic:cNvPr id="1007009353" name="Рисунок 1" descr="Зображення, що містить текст, Електронна інженерія, електроніка, Компонент схеми&#10;&#10;Вміст, створений ШІ, може бути неправильним."/>
+                    <pic:cNvPicPr/>
+                  </pic:nvPicPr>
+                  <pic:blipFill>
+                    <a:blip r:embed="rId7"/>
+                    <a:stretch>
+                      <a:fillRect/>
+                    </a:stretch>
+                  </pic:blipFill>
+                  <pic:spPr>
+                    <a:xfrm>
+                      <a:off x="0" y="0"/>
+                      <a:ext cx="5731510" cy="7479665"/>
+                    </a:xfrm>
+                    <a:prstGeom prst="rect">
+                      <a:avLst/>
+                    </a:prstGeom>
+                  </pic:spPr>
+                </pic:pic>
+              </a:graphicData>
+            </a:graphic>
+          </wp:inline>
+        </w:drawing>
+      </w:r>
+    </w:p>
+    <w:p>
+      <w:pPr>
+        <w:pStyle w:val="IMG"/>
+      </w:pPr>
+      <w:r>
+        <w:t>Рисунок 1.2 – Схема зі світлодіодом</w:t>
+      </w:r>
+    </w:p>
+    <w:p>
+      <w:pPr>
+        <w:pStyle w:val="P"/>
+      </w:pPr>
+    </w:p>
+    <w:p>
+      <w:pPr>
+        <w:pStyle w:val="P"/>
+      </w:pPr>
+      <w:r>
+        <w:t>Після перепідключення програма запрацювала.</w:t>
+      </w:r>
+    </w:p>
+    <w:p>
+      <w:pPr>
+        <w:pStyle w:val="P"/>
+      </w:pPr>
+      <w:hyperlink r:id="rId8" w:history="1">
+        <w:r>
+          <w:rPr>
+            <w:rStyle w:val="a4"/>
+          </w:rPr>
+          <w:t>Посилання на проєкт</w:t>
+        </w:r>
+      </w:hyperlink>
+      <w:r>
+        <w:t>.</w:t>
+      </w:r>
+    </w:p>
+    <w:p>
+      <w:pPr>
+        <w:pStyle w:val="P"/>
+      </w:pPr>
+    </w:p>
+    <w:p>
+      <w:pPr>
+        <w:pStyle w:val="IMG"/>
+      </w:pPr>
+      <w:r>
+        <w:drawing>
+          <wp:inline distT="0" distB="0" distL="0" distR="0" wp14:anchorId="08060FD5" wp14:editId="1D7C3657">
+            <wp:extent cx="5486400" cy="8046031"/>
+            <wp:effectExtent l="0" t="0" r="0" b="0"/>
+            <wp:docPr id="279884417" name="Рисунок 1" descr="Зображення, що містить текст, Електронна інженерія, електроніка, Компонент схеми&#10;&#10;Вміст, створений ШІ, може бути неправильним."/>
+            <wp:cNvGraphicFramePr>
+              <a:graphicFrameLocks xmlns:a="http://schemas.openxmlformats.org/drawingml/2006/main" noChangeAspect="1"/>
+            </wp:cNvGraphicFramePr>
+            <a:graphic xmlns:a="http://schemas.openxmlformats.org/drawingml/2006/main">
+              <a:graphicData uri="http://schemas.openxmlformats.org/drawingml/2006/picture">
+                <pic:pic xmlns:pic="http://schemas.openxmlformats.org/drawingml/2006/picture">
+                  <pic:nvPicPr>
+                    <pic:cNvPr id="279884417" name="Рисунок 1" descr="Зображення, що містить текст, Електронна інженерія, електроніка, Компонент схеми&#10;&#10;Вміст, створений ШІ, може бути неправильним."/>
+                    <pic:cNvPicPr/>
+                  </pic:nvPicPr>
+                  <pic:blipFill>
+                    <a:blip r:embed="rId9"/>
+                    <a:stretch>
+                      <a:fillRect/>
+                    </a:stretch>
+                  </pic:blipFill>
+                  <pic:spPr>
+                    <a:xfrm>
+                      <a:off x="0" y="0"/>
+                      <a:ext cx="5487936" cy="8048283"/>
+                    </a:xfrm>
+                    <a:prstGeom prst="rect">
+                      <a:avLst/>
+                    </a:prstGeom>
+                  </pic:spPr>
+                </pic:pic>
+              </a:graphicData>
+            </a:graphic>
+          </wp:inline>
+        </w:drawing>
+      </w:r>
+    </w:p>
+    <w:p>
+      <w:pPr>
+        <w:pStyle w:val="IMG"/>
+      </w:pPr>
+      <w:r>
+        <w:t>Рисунок 1.3 – Схема з перепідключеним світлодіодом в роботі</w:t>
+      </w:r>
+    </w:p>
+    <w:p>
+      <w:pPr>
+        <w:pStyle w:val="P"/>
+      </w:pPr>
+    </w:p>
+    <w:p>
+      <w:pPr>
+        <w:pStyle w:val="H3"/>
+      </w:pPr>
+      <w:r>
+        <w:t>Код програми</w:t>
+      </w:r>
+    </w:p>
+    <w:p>
+      <w:pPr>
+        <w:pStyle w:val="P"/>
+      </w:pPr>
+    </w:p>
+    <w:p>
+      <w:pPr>
+        <w:pStyle w:val="Code"/>
+      </w:pPr>
+      <w:r>
+        <w:t>const int MIN_PHOTORESISTOR=6;</w:t>
+      </w:r>
+    </w:p>
+    <w:p>
+      <w:pPr>
+        <w:pStyle w:val="Code"/>
+      </w:pPr>
+      <w:r>
+        <w:t>const int MAX_PHOTORESISTOR=679;</w:t>
+      </w:r>
+    </w:p>
+    <w:p>
+      <w:pPr>
+        <w:pStyle w:val="Code"/>
+      </w:pPr>
+    </w:p>
+    <w:p>
+      <w:pPr>
+        <w:pStyle w:val="Code"/>
+      </w:pPr>
+      <w:r>
+        <w:t>const int PHOTORESISTOR_PIN=A0;</w:t>
+      </w:r>
+    </w:p>
+    <w:p>
+      <w:pPr>
+        <w:pStyle w:val="Code"/>
+      </w:pPr>
+      <w:r>
+        <w:t>const int LED_PIN=9;</w:t>
+      </w:r>
+    </w:p>
+    <w:p>
+      <w:pPr>
+        <w:pStyle w:val="Code"/>
+      </w:pPr>
+    </w:p>
+    <w:p>
+      <w:pPr>
+        <w:pStyle w:val="Code"/>
+      </w:pPr>
+      <w:r>
+        <w:t>void setup()</w:t>
+      </w:r>
+    </w:p>
+    <w:p>
+      <w:pPr>
+        <w:pStyle w:val="Code"/>
+      </w:pPr>
+      <w:r>
+        <w:t>{</w:t>
+      </w:r>
+    </w:p>
+    <w:p>
+      <w:pPr>
+        <w:pStyle w:val="Code"/>
+      </w:pPr>
+      <w:r>
+        <w:t xml:space="preserve">  pinMode(PHOTORESISTOR_PIN, INPUT);</w:t>
+      </w:r>
+    </w:p>
+    <w:p>
+      <w:pPr>
+        <w:pStyle w:val="Code"/>
+      </w:pPr>
+      <w:r>
+        <w:t xml:space="preserve">  Serial.begin(9600);</w:t>
+      </w:r>
+    </w:p>
+    <w:p>
+      <w:pPr>
+        <w:pStyle w:val="Code"/>
+      </w:pPr>
+      <w:r>
+        <w:t>}</w:t>
+      </w:r>
+    </w:p>
+    <w:p>
+      <w:pPr>
+        <w:pStyle w:val="Code"/>
+      </w:pPr>
+    </w:p>
+    <w:p>
+      <w:pPr>
+        <w:pStyle w:val="Code"/>
+      </w:pPr>
+      <w:r>
+        <w:t>void loop()</w:t>
+      </w:r>
+    </w:p>
+    <w:p>
+      <w:pPr>
+        <w:pStyle w:val="Code"/>
+      </w:pPr>
+      <w:r>
+        <w:t>{</w:t>
+      </w:r>
+    </w:p>
+    <w:p>
+      <w:pPr>
+        <w:pStyle w:val="Code"/>
+      </w:pPr>
+      <w:r>
+        <w:t xml:space="preserve">  int photoresistorValue=analogRead(PHOTORESISTOR_PIN);</w:t>
+      </w:r>
+    </w:p>
+    <w:p>
+      <w:pPr>
+        <w:pStyle w:val="Code"/>
+      </w:pPr>
+      <w:r>
+        <w:t xml:space="preserve">  int convertedValue=map(photoresistorValue, MIN_PHOTORESISTOR, MAX_PHOTORESISTOR, 0, 255);</w:t>
+      </w:r>
+    </w:p>
+    <w:p>
+      <w:pPr>
+        <w:pStyle w:val="Code"/>
+      </w:pPr>
+      <w:r>
+        <w:t xml:space="preserve">  Serial.println(convertedValue);</w:t>
+      </w:r>
+    </w:p>
+    <w:p>
+      <w:pPr>
+        <w:pStyle w:val="Code"/>
+      </w:pPr>
+      <w:r>
+        <w:t xml:space="preserve">  analogWrite(LED_PIN, convertedValue);</w:t>
+      </w:r>
+    </w:p>
+    <w:p>
+      <w:pPr>
+        <w:pStyle w:val="Code"/>
+      </w:pPr>
+      <w:r>
+        <w:t xml:space="preserve">  delay(100);</w:t>
+      </w:r>
+    </w:p>
+    <w:p>
+      <w:pPr>
+        <w:pStyle w:val="Code"/>
+      </w:pPr>
+      <w:r>
+        <w:t>}</w:t>
+      </w:r>
     </w:p>
     <w:p>
       <w:pPr>

--- a/32IV Inzhenerija vbudovanyh/4/KNT-122_Onyshchenko_Variant-19_PR4.docx
+++ b/32IV Inzhenerija vbudovanyh/4/KNT-122_Onyshchenko_Variant-19_PR4.docx
@@ -1204,6 +1204,43 @@
       </w:pPr>
       <w:r>
         <w:t>}</w:t>
+      </w:r>
+    </w:p>
+    <w:p>
+      <w:pPr>
+        <w:pStyle w:val="P"/>
+      </w:pPr>
+    </w:p>
+    <w:p>
+      <w:pPr>
+        <w:pStyle w:val="P"/>
+      </w:pPr>
+      <w:r>
+        <w:t>2 Інфрачервоний датчик</w:t>
+      </w:r>
+    </w:p>
+    <w:p>
+      <w:pPr>
+        <w:pStyle w:val="P"/>
+      </w:pPr>
+      <w:r>
+        <w:t>3 Фоторезистор і серво</w:t>
+      </w:r>
+    </w:p>
+    <w:p>
+      <w:pPr>
+        <w:pStyle w:val="P"/>
+      </w:pPr>
+      <w:r>
+        <w:t>4 Інфрачервоний і світлодіоди</w:t>
+      </w:r>
+    </w:p>
+    <w:p>
+      <w:pPr>
+        <w:pStyle w:val="P"/>
+      </w:pPr>
+      <w:r>
+        <w:t>5 Інфрачервоний з перемикачем</w:t>
       </w:r>
     </w:p>
     <w:p>

--- a/32IV Inzhenerija vbudovanyh/4/KNT-122_Onyshchenko_Variant-19_PR4.docx
+++ b/32IV Inzhenerija vbudovanyh/4/KNT-122_Onyshchenko_Variant-19_PR4.docx
@@ -1213,46 +1213,420 @@
     </w:p>
     <w:p>
       <w:pPr>
+        <w:pStyle w:val="H2"/>
+        <w:rPr>
+          <w:lang w:val="en-US"/>
+        </w:rPr>
+      </w:pPr>
+      <w:r>
+        <w:t>2 Інфрачервоний датчик</w:t>
+      </w:r>
+    </w:p>
+    <w:p>
+      <w:pPr>
         <w:pStyle w:val="P"/>
       </w:pPr>
-      <w:r>
-        <w:t>2 Інфрачервоний датчик</w:t>
-      </w:r>
     </w:p>
     <w:p>
       <w:pPr>
         <w:pStyle w:val="P"/>
       </w:pPr>
       <w:r>
+        <w:t>Спочатку було зроблено таку схему:</w:t>
+      </w:r>
+    </w:p>
+    <w:p>
+      <w:pPr>
+        <w:pStyle w:val="P"/>
+      </w:pPr>
+    </w:p>
+    <w:p>
+      <w:pPr>
+        <w:pStyle w:val="IMG"/>
+        <w:rPr>
+          <w:lang w:val="en-US"/>
+        </w:rPr>
+      </w:pPr>
+      <w:r>
+        <w:rPr>
+          <w:lang w:val="en-US"/>
+        </w:rPr>
+        <w:lastRenderedPageBreak/>
+        <w:drawing>
+          <wp:inline distT="0" distB="0" distL="0" distR="0" wp14:anchorId="13CD3CF5" wp14:editId="642E070A">
+            <wp:extent cx="5731510" cy="8308340"/>
+            <wp:effectExtent l="0" t="0" r="2540" b="0"/>
+            <wp:docPr id="1868972667" name="Рисунок 1" descr="Зображення, що містить текст, електроніка, Електронна інженерія, Електронний пристрій&#10;&#10;Вміст, створений ШІ, може бути неправильним."/>
+            <wp:cNvGraphicFramePr>
+              <a:graphicFrameLocks xmlns:a="http://schemas.openxmlformats.org/drawingml/2006/main" noChangeAspect="1"/>
+            </wp:cNvGraphicFramePr>
+            <a:graphic xmlns:a="http://schemas.openxmlformats.org/drawingml/2006/main">
+              <a:graphicData uri="http://schemas.openxmlformats.org/drawingml/2006/picture">
+                <pic:pic xmlns:pic="http://schemas.openxmlformats.org/drawingml/2006/picture">
+                  <pic:nvPicPr>
+                    <pic:cNvPr id="1868972667" name="Рисунок 1" descr="Зображення, що містить текст, електроніка, Електронна інженерія, Електронний пристрій&#10;&#10;Вміст, створений ШІ, може бути неправильним."/>
+                    <pic:cNvPicPr/>
+                  </pic:nvPicPr>
+                  <pic:blipFill>
+                    <a:blip r:embed="rId10"/>
+                    <a:stretch>
+                      <a:fillRect/>
+                    </a:stretch>
+                  </pic:blipFill>
+                  <pic:spPr>
+                    <a:xfrm>
+                      <a:off x="0" y="0"/>
+                      <a:ext cx="5731510" cy="8308340"/>
+                    </a:xfrm>
+                    <a:prstGeom prst="rect">
+                      <a:avLst/>
+                    </a:prstGeom>
+                  </pic:spPr>
+                </pic:pic>
+              </a:graphicData>
+            </a:graphic>
+          </wp:inline>
+        </w:drawing>
+      </w:r>
+    </w:p>
+    <w:p>
+      <w:pPr>
+        <w:pStyle w:val="IMG"/>
+      </w:pPr>
+      <w:r>
+        <w:t xml:space="preserve">Рисунок 2.1 </w:t>
+      </w:r>
+      <w:r>
+        <w:rPr>
+          <w:lang w:val="en-US"/>
+        </w:rPr>
+        <w:t xml:space="preserve">– </w:t>
+      </w:r>
+      <w:r>
+        <w:t>Початкова схема і вивід у консоль</w:t>
+      </w:r>
+    </w:p>
+    <w:p>
+      <w:pPr>
+        <w:pStyle w:val="P"/>
+      </w:pPr>
+    </w:p>
+    <w:p>
+      <w:pPr>
+        <w:pStyle w:val="P"/>
+      </w:pPr>
+      <w:r>
+        <w:t xml:space="preserve">Все працювало, але код був не дуже зрозумілий і значення що виводились були не </w:t>
+      </w:r>
+      <w:r>
+        <w:t>як назви кнопок на пульті.</w:t>
+      </w:r>
+    </w:p>
+    <w:p>
+      <w:pPr>
+        <w:pStyle w:val="P"/>
+      </w:pPr>
+      <w:r>
+        <w:t>Код на той момент:</w:t>
+      </w:r>
+    </w:p>
+    <w:p>
+      <w:pPr>
+        <w:pStyle w:val="P"/>
+      </w:pPr>
+    </w:p>
+    <w:p>
+      <w:pPr>
+        <w:pStyle w:val="Code"/>
+      </w:pPr>
+      <w:r>
+        <w:t>#define DECODE_NEC</w:t>
+      </w:r>
+    </w:p>
+    <w:p>
+      <w:pPr>
+        <w:pStyle w:val="Code"/>
+      </w:pPr>
+      <w:r>
+        <w:t>#include &lt;IRremote.hpp&gt;</w:t>
+      </w:r>
+    </w:p>
+    <w:p>
+      <w:pPr>
+        <w:pStyle w:val="Code"/>
+      </w:pPr>
+    </w:p>
+    <w:p>
+      <w:pPr>
+        <w:pStyle w:val="Code"/>
+      </w:pPr>
+      <w:r>
+        <w:t>const int RECEIVER_PIN=3;</w:t>
+      </w:r>
+    </w:p>
+    <w:p>
+      <w:pPr>
+        <w:pStyle w:val="Code"/>
+      </w:pPr>
+      <w:r>
+        <w:t>void setup()</w:t>
+      </w:r>
+    </w:p>
+    <w:p>
+      <w:pPr>
+        <w:pStyle w:val="Code"/>
+      </w:pPr>
+      <w:r>
+        <w:t>{</w:t>
+      </w:r>
+    </w:p>
+    <w:p>
+      <w:pPr>
+        <w:pStyle w:val="Code"/>
+      </w:pPr>
+      <w:r>
+        <w:t>  Serial.begin(9600);</w:t>
+      </w:r>
+    </w:p>
+    <w:p>
+      <w:pPr>
+        <w:pStyle w:val="Code"/>
+      </w:pPr>
+      <w:r>
+        <w:t>  IrReceiver.begin(RECEIVER_PIN);</w:t>
+      </w:r>
+    </w:p>
+    <w:p>
+      <w:pPr>
+        <w:pStyle w:val="Code"/>
+      </w:pPr>
+      <w:r>
+        <w:t>}</w:t>
+      </w:r>
+    </w:p>
+    <w:p>
+      <w:pPr>
+        <w:pStyle w:val="Code"/>
+      </w:pPr>
+    </w:p>
+    <w:p>
+      <w:pPr>
+        <w:pStyle w:val="Code"/>
+      </w:pPr>
+      <w:r>
+        <w:t>void loop()</w:t>
+      </w:r>
+    </w:p>
+    <w:p>
+      <w:pPr>
+        <w:pStyle w:val="Code"/>
+      </w:pPr>
+      <w:r>
+        <w:t>{</w:t>
+      </w:r>
+    </w:p>
+    <w:p>
+      <w:pPr>
+        <w:pStyle w:val="Code"/>
+      </w:pPr>
+      <w:r>
+        <w:t>  receiveSignal();</w:t>
+      </w:r>
+    </w:p>
+    <w:p>
+      <w:pPr>
+        <w:pStyle w:val="Code"/>
+      </w:pPr>
+      <w:r>
+        <w:t>}</w:t>
+      </w:r>
+    </w:p>
+    <w:p>
+      <w:pPr>
+        <w:pStyle w:val="Code"/>
+      </w:pPr>
+    </w:p>
+    <w:p>
+      <w:pPr>
+        <w:pStyle w:val="Code"/>
+      </w:pPr>
+      <w:r>
+        <w:t>uint16_t receiveSignal(){</w:t>
+      </w:r>
+    </w:p>
+    <w:p>
+      <w:pPr>
+        <w:pStyle w:val="Code"/>
+      </w:pPr>
+      <w:r>
+        <w:t>  uint16_t received{0};</w:t>
+      </w:r>
+    </w:p>
+    <w:p>
+      <w:pPr>
+        <w:pStyle w:val="Code"/>
+      </w:pPr>
+    </w:p>
+    <w:p>
+      <w:pPr>
+        <w:pStyle w:val="Code"/>
+      </w:pPr>
+      <w:r>
+        <w:t>  if (IrReceiver.decode()){</w:t>
+      </w:r>
+    </w:p>
+    <w:p>
+      <w:pPr>
+        <w:pStyle w:val="Code"/>
+      </w:pPr>
+      <w:r>
+        <w:t>    if (IrReceiver.decodedIRData.protocol==UNKNOWN){</w:t>
+      </w:r>
+    </w:p>
+    <w:p>
+      <w:pPr>
+        <w:pStyle w:val="Code"/>
+      </w:pPr>
+      <w:r>
+        <w:t>      IrReceiver.printIRResultRawFormatted(&amp;Serial,true);</w:t>
+      </w:r>
+    </w:p>
+    <w:p>
+      <w:pPr>
+        <w:pStyle w:val="Code"/>
+      </w:pPr>
+      <w:r>
+        <w:t>    }</w:t>
+      </w:r>
+    </w:p>
+    <w:p>
+      <w:pPr>
+        <w:pStyle w:val="Code"/>
+      </w:pPr>
+      <w:r>
+        <w:t>    if (IrReceiver.decodedIRData.protocol==NEC){</w:t>
+      </w:r>
+    </w:p>
+    <w:p>
+      <w:pPr>
+        <w:pStyle w:val="Code"/>
+      </w:pPr>
+      <w:r>
+        <w:t>      received=IrReceiver.decodedIRData.command;</w:t>
+      </w:r>
+    </w:p>
+    <w:p>
+      <w:pPr>
+        <w:pStyle w:val="Code"/>
+      </w:pPr>
+      <w:r>
+        <w:t>      Serial.println(received,HEX);</w:t>
+      </w:r>
+    </w:p>
+    <w:p>
+      <w:pPr>
+        <w:pStyle w:val="Code"/>
+      </w:pPr>
+      <w:r>
+        <w:t>    }</w:t>
+      </w:r>
+    </w:p>
+    <w:p>
+      <w:pPr>
+        <w:pStyle w:val="Code"/>
+      </w:pPr>
+      <w:r>
+        <w:t>    IrReceiver.resume();</w:t>
+      </w:r>
+    </w:p>
+    <w:p>
+      <w:pPr>
+        <w:pStyle w:val="Code"/>
+      </w:pPr>
+      <w:r>
+        <w:t>  }</w:t>
+      </w:r>
+    </w:p>
+    <w:p>
+      <w:pPr>
+        <w:pStyle w:val="Code"/>
+      </w:pPr>
+      <w:r>
+        <w:t>  return received;</w:t>
+      </w:r>
+    </w:p>
+    <w:p>
+      <w:pPr>
+        <w:pStyle w:val="Code"/>
+      </w:pPr>
+      <w:r>
+        <w:t>}</w:t>
+      </w:r>
+    </w:p>
+    <w:p>
+      <w:pPr>
+        <w:pStyle w:val="P"/>
+      </w:pPr>
+    </w:p>
+    <w:p>
+      <w:pPr>
+        <w:pStyle w:val="P"/>
+      </w:pPr>
+      <w:r>
+        <w:t xml:space="preserve">Тоді було знайдено </w:t>
+      </w:r>
+      <w:hyperlink r:id="rId11" w:history="1">
+        <w:r>
+          <w:rPr>
+            <w:rStyle w:val="a4"/>
+          </w:rPr>
+          <w:t>відкритий проєкт</w:t>
+        </w:r>
+      </w:hyperlink>
+      <w:r>
+        <w:t>, де коду було менше.</w:t>
+      </w:r>
+    </w:p>
+    <w:p>
+      <w:pPr>
+        <w:pStyle w:val="P"/>
+      </w:pPr>
+    </w:p>
+    <w:p>
+      <w:pPr>
+        <w:pStyle w:val="H2"/>
+      </w:pPr>
+      <w:r>
         <w:t>3 Фоторезистор і серво</w:t>
       </w:r>
     </w:p>
     <w:p>
       <w:pPr>
+        <w:pStyle w:val="H2"/>
+      </w:pPr>
+      <w:r>
+        <w:t>4 Інфрачервоний і світлодіоди</w:t>
+      </w:r>
+    </w:p>
+    <w:p>
+      <w:pPr>
+        <w:pStyle w:val="H2"/>
+      </w:pPr>
+      <w:r>
+        <w:t>5 Інфрачервоний з перемикачем</w:t>
+      </w:r>
+    </w:p>
+    <w:p>
+      <w:pPr>
         <w:pStyle w:val="P"/>
       </w:pPr>
-      <w:r>
-        <w:t>4 Інфрачервоний і світлодіоди</w:t>
-      </w:r>
-    </w:p>
-    <w:p>
-      <w:pPr>
-        <w:pStyle w:val="P"/>
-      </w:pPr>
-      <w:r>
-        <w:t>5 Інфрачервоний з перемикачем</w:t>
-      </w:r>
-    </w:p>
-    <w:p>
-      <w:pPr>
-        <w:pStyle w:val="P"/>
-      </w:pPr>
     </w:p>
     <w:p>
       <w:pPr>
         <w:pStyle w:val="H1"/>
       </w:pPr>
       <w:r>
+        <w:lastRenderedPageBreak/>
         <w:t xml:space="preserve">Виконання </w:t>
       </w:r>
     </w:p>

--- a/32IV Inzhenerija vbudovanyh/4/KNT-122_Onyshchenko_Variant-19_PR4.docx
+++ b/32IV Inzhenerija vbudovanyh/4/KNT-122_Onyshchenko_Variant-19_PR4.docx
@@ -1325,6 +1325,9 @@
     <w:p>
       <w:pPr>
         <w:pStyle w:val="P"/>
+        <w:rPr>
+          <w:lang w:val="en-US"/>
+        </w:rPr>
       </w:pPr>
       <w:r>
         <w:t>Код на той момент:</w:t>
@@ -1571,6 +1574,9 @@
     <w:p>
       <w:pPr>
         <w:pStyle w:val="P"/>
+        <w:rPr>
+          <w:lang w:val="en-US"/>
+        </w:rPr>
       </w:pPr>
       <w:r>
         <w:t xml:space="preserve">Тоді було знайдено </w:t>
@@ -1585,6 +1591,14 @@
       </w:hyperlink>
       <w:r>
         <w:t>, де коду було менше.</w:t>
+      </w:r>
+    </w:p>
+    <w:p>
+      <w:pPr>
+        <w:pStyle w:val="P"/>
+      </w:pPr>
+      <w:r>
+        <w:t>Той код не працював, бо був зроблений для молодшої версії.</w:t>
       </w:r>
     </w:p>
     <w:p>

--- a/32IV Inzhenerija vbudovanyh/4/KNT-122_Onyshchenko_Variant-19_PR4.docx
+++ b/32IV Inzhenerija vbudovanyh/4/KNT-122_Onyshchenko_Variant-19_PR4.docx
@@ -1605,6 +1605,118 @@
       <w:pPr>
         <w:pStyle w:val="P"/>
       </w:pPr>
+      <w:r>
+        <w:t>Після спрощення коду програма працювала.</w:t>
+      </w:r>
+    </w:p>
+    <w:p>
+      <w:pPr>
+        <w:pStyle w:val="P"/>
+      </w:pPr>
+      <w:hyperlink r:id="rId12" w:history="1">
+        <w:r>
+          <w:rPr>
+            <w:rStyle w:val="a4"/>
+          </w:rPr>
+          <w:t>Посилання на проєкт</w:t>
+        </w:r>
+      </w:hyperlink>
+      <w:r>
+        <w:t>.</w:t>
+      </w:r>
+    </w:p>
+    <w:p>
+      <w:pPr>
+        <w:pStyle w:val="P"/>
+        <w:rPr>
+          <w:lang w:val="en-US"/>
+        </w:rPr>
+      </w:pPr>
+    </w:p>
+    <w:p>
+      <w:pPr>
+        <w:pStyle w:val="P"/>
+        <w:rPr>
+          <w:lang w:val="en-US"/>
+        </w:rPr>
+      </w:pPr>
+      <w:r>
+        <w:rPr>
+          <w:noProof/>
+        </w:rPr>
+        <w:lastRenderedPageBreak/>
+        <w:drawing>
+          <wp:inline distT="0" distB="0" distL="0" distR="0" wp14:anchorId="74114ABF" wp14:editId="78B4FF78">
+            <wp:extent cx="5731510" cy="8345170"/>
+            <wp:effectExtent l="0" t="0" r="2540" b="0"/>
+            <wp:docPr id="1502335876" name="Рисунок 1" descr="Зображення, що містить текст, електроніка, Електронна інженерія, знімок екрана&#10;&#10;Вміст, створений ШІ, може бути неправильним."/>
+            <wp:cNvGraphicFramePr>
+              <a:graphicFrameLocks xmlns:a="http://schemas.openxmlformats.org/drawingml/2006/main" noChangeAspect="1"/>
+            </wp:cNvGraphicFramePr>
+            <a:graphic xmlns:a="http://schemas.openxmlformats.org/drawingml/2006/main">
+              <a:graphicData uri="http://schemas.openxmlformats.org/drawingml/2006/picture">
+                <pic:pic xmlns:pic="http://schemas.openxmlformats.org/drawingml/2006/picture">
+                  <pic:nvPicPr>
+                    <pic:cNvPr id="1502335876" name="Рисунок 1" descr="Зображення, що містить текст, електроніка, Електронна інженерія, знімок екрана&#10;&#10;Вміст, створений ШІ, може бути неправильним."/>
+                    <pic:cNvPicPr/>
+                  </pic:nvPicPr>
+                  <pic:blipFill>
+                    <a:blip r:embed="rId13"/>
+                    <a:stretch>
+                      <a:fillRect/>
+                    </a:stretch>
+                  </pic:blipFill>
+                  <pic:spPr>
+                    <a:xfrm>
+                      <a:off x="0" y="0"/>
+                      <a:ext cx="5731510" cy="8345170"/>
+                    </a:xfrm>
+                    <a:prstGeom prst="rect">
+                      <a:avLst/>
+                    </a:prstGeom>
+                  </pic:spPr>
+                </pic:pic>
+              </a:graphicData>
+            </a:graphic>
+          </wp:inline>
+        </w:drawing>
+      </w:r>
+    </w:p>
+    <w:p>
+      <w:pPr>
+        <w:pStyle w:val="P"/>
+      </w:pPr>
+      <w:r>
+        <w:t>Рисунок 2.2 – Працююча схема</w:t>
+      </w:r>
+    </w:p>
+    <w:p>
+      <w:pPr>
+        <w:pStyle w:val="P"/>
+      </w:pPr>
+    </w:p>
+    <w:p>
+      <w:pPr>
+        <w:pStyle w:val="P"/>
+      </w:pPr>
+      <w:r>
+        <w:t>Код програми</w:t>
+      </w:r>
+    </w:p>
+    <w:p>
+      <w:pPr>
+        <w:pStyle w:val="P"/>
+      </w:pPr>
+    </w:p>
+    <w:p>
+      <w:pPr>
+        <w:pStyle w:val="P"/>
+      </w:pPr>
+    </w:p>
+    <w:p>
+      <w:pPr>
+        <w:pStyle w:val="P"/>
+      </w:pPr>
     </w:p>
     <w:p>
       <w:pPr>
@@ -1640,7 +1752,6 @@
         <w:pStyle w:val="H1"/>
       </w:pPr>
       <w:r>
-        <w:lastRenderedPageBreak/>
         <w:t xml:space="preserve">Виконання </w:t>
       </w:r>
     </w:p>

--- a/32IV Inzhenerija vbudovanyh/4/KNT-122_Onyshchenko_Variant-19_PR4.docx
+++ b/32IV Inzhenerija vbudovanyh/4/KNT-122_Onyshchenko_Variant-19_PR4.docx
@@ -614,7 +614,15 @@
         <w:pStyle w:val="Code"/>
       </w:pPr>
       <w:r>
-        <w:t>void setup()</w:t>
+        <w:t xml:space="preserve">void </w:t>
+      </w:r>
+      <w:proofErr w:type="gramStart"/>
+      <w:r>
+        <w:t>setup(</w:t>
+      </w:r>
+      <w:proofErr w:type="gramEnd"/>
+      <w:r>
+        <w:t>)</w:t>
       </w:r>
     </w:p>
     <w:p>
@@ -630,7 +638,15 @@
         <w:pStyle w:val="Code"/>
       </w:pPr>
       <w:r>
-        <w:t>  pinMode(PHOTORESISTOR_PIN, INPUT);</w:t>
+        <w:t xml:space="preserve">  </w:t>
+      </w:r>
+      <w:proofErr w:type="gramStart"/>
+      <w:r>
+        <w:t>pinMode(</w:t>
+      </w:r>
+      <w:proofErr w:type="gramEnd"/>
+      <w:r>
+        <w:t>PHOTORESISTOR_PIN, INPUT);</w:t>
       </w:r>
     </w:p>
     <w:p>
@@ -659,7 +675,15 @@
         <w:pStyle w:val="Code"/>
       </w:pPr>
       <w:r>
-        <w:t>void loop()</w:t>
+        <w:t xml:space="preserve">void </w:t>
+      </w:r>
+      <w:proofErr w:type="gramStart"/>
+      <w:r>
+        <w:t>loop(</w:t>
+      </w:r>
+      <w:proofErr w:type="gramEnd"/>
+      <w:r>
+        <w:t>)</w:t>
       </w:r>
     </w:p>
     <w:p>
@@ -675,7 +699,15 @@
         <w:pStyle w:val="Code"/>
       </w:pPr>
       <w:r>
-        <w:t>  int photoresistorValue=analogRead(PHOTORESISTOR_PIN);</w:t>
+        <w:t>  int photoresistorValue=</w:t>
+      </w:r>
+      <w:proofErr w:type="gramStart"/>
+      <w:r>
+        <w:t>analogRead(</w:t>
+      </w:r>
+      <w:proofErr w:type="gramEnd"/>
+      <w:r>
+        <w:t>PHOTORESISTOR_PIN);</w:t>
       </w:r>
     </w:p>
     <w:p>
@@ -691,7 +723,15 @@
         <w:pStyle w:val="Code"/>
       </w:pPr>
       <w:r>
-        <w:t>  delay(100);</w:t>
+        <w:t xml:space="preserve">  </w:t>
+      </w:r>
+      <w:proofErr w:type="gramStart"/>
+      <w:r>
+        <w:t>delay(</w:t>
+      </w:r>
+      <w:proofErr w:type="gramEnd"/>
+      <w:r>
+        <w:t>100);</w:t>
       </w:r>
     </w:p>
     <w:p>
@@ -790,7 +830,15 @@
         <w:pStyle w:val="Code"/>
       </w:pPr>
       <w:r>
-        <w:t>void setup()</w:t>
+        <w:t xml:space="preserve">void </w:t>
+      </w:r>
+      <w:proofErr w:type="gramStart"/>
+      <w:r>
+        <w:t>setup(</w:t>
+      </w:r>
+      <w:proofErr w:type="gramEnd"/>
+      <w:r>
+        <w:t>)</w:t>
       </w:r>
     </w:p>
     <w:p>
@@ -806,7 +854,15 @@
         <w:pStyle w:val="Code"/>
       </w:pPr>
       <w:r>
-        <w:t>  pinMode(PHOTORESISTOR_PIN, INPUT);</w:t>
+        <w:t xml:space="preserve">  </w:t>
+      </w:r>
+      <w:proofErr w:type="gramStart"/>
+      <w:r>
+        <w:t>pinMode(</w:t>
+      </w:r>
+      <w:proofErr w:type="gramEnd"/>
+      <w:r>
+        <w:t>PHOTORESISTOR_PIN, INPUT);</w:t>
       </w:r>
     </w:p>
     <w:p>
@@ -835,7 +891,15 @@
         <w:pStyle w:val="Code"/>
       </w:pPr>
       <w:r>
-        <w:t>void loop()</w:t>
+        <w:t xml:space="preserve">void </w:t>
+      </w:r>
+      <w:proofErr w:type="gramStart"/>
+      <w:r>
+        <w:t>loop(</w:t>
+      </w:r>
+      <w:proofErr w:type="gramEnd"/>
+      <w:r>
+        <w:t>)</w:t>
       </w:r>
     </w:p>
     <w:p>
@@ -851,15 +915,31 @@
         <w:pStyle w:val="Code"/>
       </w:pPr>
       <w:r>
-        <w:t>  int photoresistorValue=analogRead(PHOTORESISTOR_PIN);</w:t>
-      </w:r>
-    </w:p>
-    <w:p>
-      <w:pPr>
-        <w:pStyle w:val="Code"/>
-      </w:pPr>
-      <w:r>
-        <w:t>  int convertedValue=map(photoresistorValue, MIN_PHOTORESISTOR, MAX_PHOTORESISTOR, 0, 255);</w:t>
+        <w:t>  int photoresistorValue=</w:t>
+      </w:r>
+      <w:proofErr w:type="gramStart"/>
+      <w:r>
+        <w:t>analogRead(</w:t>
+      </w:r>
+      <w:proofErr w:type="gramEnd"/>
+      <w:r>
+        <w:t>PHOTORESISTOR_PIN);</w:t>
+      </w:r>
+    </w:p>
+    <w:p>
+      <w:pPr>
+        <w:pStyle w:val="Code"/>
+      </w:pPr>
+      <w:r>
+        <w:t>  int convertedValue=</w:t>
+      </w:r>
+      <w:proofErr w:type="gramStart"/>
+      <w:r>
+        <w:t>map(</w:t>
+      </w:r>
+      <w:proofErr w:type="gramEnd"/>
+      <w:r>
+        <w:t>photoresistorValue, MIN_PHOTORESISTOR, MAX_PHOTORESISTOR, 0, 255);</w:t>
       </w:r>
     </w:p>
     <w:p>
@@ -875,15 +955,31 @@
         <w:pStyle w:val="Code"/>
       </w:pPr>
       <w:r>
-        <w:t>  analogWrite(LED_PIN, convertedValue);</w:t>
-      </w:r>
-    </w:p>
-    <w:p>
-      <w:pPr>
-        <w:pStyle w:val="Code"/>
-      </w:pPr>
-      <w:r>
-        <w:t>  delay(100);</w:t>
+        <w:t xml:space="preserve">  </w:t>
+      </w:r>
+      <w:proofErr w:type="gramStart"/>
+      <w:r>
+        <w:t>analogWrite(</w:t>
+      </w:r>
+      <w:proofErr w:type="gramEnd"/>
+      <w:r>
+        <w:t>LED_PIN, convertedValue);</w:t>
+      </w:r>
+    </w:p>
+    <w:p>
+      <w:pPr>
+        <w:pStyle w:val="Code"/>
+      </w:pPr>
+      <w:r>
+        <w:t xml:space="preserve">  </w:t>
+      </w:r>
+      <w:proofErr w:type="gramStart"/>
+      <w:r>
+        <w:t>delay(</w:t>
+      </w:r>
+      <w:proofErr w:type="gramEnd"/>
+      <w:r>
+        <w:t>100);</w:t>
       </w:r>
     </w:p>
     <w:p>
@@ -1102,7 +1198,15 @@
         <w:pStyle w:val="Code"/>
       </w:pPr>
       <w:r>
-        <w:t>void setup()</w:t>
+        <w:t xml:space="preserve">void </w:t>
+      </w:r>
+      <w:proofErr w:type="gramStart"/>
+      <w:r>
+        <w:t>setup(</w:t>
+      </w:r>
+      <w:proofErr w:type="gramEnd"/>
+      <w:r>
+        <w:t>)</w:t>
       </w:r>
     </w:p>
     <w:p>
@@ -1118,7 +1222,15 @@
         <w:pStyle w:val="Code"/>
       </w:pPr>
       <w:r>
-        <w:t xml:space="preserve">  pinMode(PHOTORESISTOR_PIN, INPUT);</w:t>
+        <w:t xml:space="preserve">  </w:t>
+      </w:r>
+      <w:proofErr w:type="gramStart"/>
+      <w:r>
+        <w:t>pinMode(</w:t>
+      </w:r>
+      <w:proofErr w:type="gramEnd"/>
+      <w:r>
+        <w:t>PHOTORESISTOR_PIN, INPUT);</w:t>
       </w:r>
     </w:p>
     <w:p>
@@ -1147,7 +1259,15 @@
         <w:pStyle w:val="Code"/>
       </w:pPr>
       <w:r>
-        <w:t>void loop()</w:t>
+        <w:t xml:space="preserve">void </w:t>
+      </w:r>
+      <w:proofErr w:type="gramStart"/>
+      <w:r>
+        <w:t>loop(</w:t>
+      </w:r>
+      <w:proofErr w:type="gramEnd"/>
+      <w:r>
+        <w:t>)</w:t>
       </w:r>
     </w:p>
     <w:p>
@@ -1163,15 +1283,31 @@
         <w:pStyle w:val="Code"/>
       </w:pPr>
       <w:r>
-        <w:t xml:space="preserve">  int photoresistorValue=analogRead(PHOTORESISTOR_PIN);</w:t>
-      </w:r>
-    </w:p>
-    <w:p>
-      <w:pPr>
-        <w:pStyle w:val="Code"/>
-      </w:pPr>
-      <w:r>
-        <w:t xml:space="preserve">  int convertedValue=map(photoresistorValue, MIN_PHOTORESISTOR, MAX_PHOTORESISTOR, 0, 255);</w:t>
+        <w:t xml:space="preserve">  int photoresistorValue=</w:t>
+      </w:r>
+      <w:proofErr w:type="gramStart"/>
+      <w:r>
+        <w:t>analogRead(</w:t>
+      </w:r>
+      <w:proofErr w:type="gramEnd"/>
+      <w:r>
+        <w:t>PHOTORESISTOR_PIN);</w:t>
+      </w:r>
+    </w:p>
+    <w:p>
+      <w:pPr>
+        <w:pStyle w:val="Code"/>
+      </w:pPr>
+      <w:r>
+        <w:t xml:space="preserve">  int convertedValue=</w:t>
+      </w:r>
+      <w:proofErr w:type="gramStart"/>
+      <w:r>
+        <w:t>map(</w:t>
+      </w:r>
+      <w:proofErr w:type="gramEnd"/>
+      <w:r>
+        <w:t>photoresistorValue, MIN_PHOTORESISTOR, MAX_PHOTORESISTOR, 0, 255);</w:t>
       </w:r>
     </w:p>
     <w:p>
@@ -1187,15 +1323,31 @@
         <w:pStyle w:val="Code"/>
       </w:pPr>
       <w:r>
-        <w:t xml:space="preserve">  analogWrite(LED_PIN, convertedValue);</w:t>
-      </w:r>
-    </w:p>
-    <w:p>
-      <w:pPr>
-        <w:pStyle w:val="Code"/>
-      </w:pPr>
-      <w:r>
-        <w:t xml:space="preserve">  delay(100);</w:t>
+        <w:t xml:space="preserve">  </w:t>
+      </w:r>
+      <w:proofErr w:type="gramStart"/>
+      <w:r>
+        <w:t>analogWrite(</w:t>
+      </w:r>
+      <w:proofErr w:type="gramEnd"/>
+      <w:r>
+        <w:t>LED_PIN, convertedValue);</w:t>
+      </w:r>
+    </w:p>
+    <w:p>
+      <w:pPr>
+        <w:pStyle w:val="Code"/>
+      </w:pPr>
+      <w:r>
+        <w:t xml:space="preserve">  </w:t>
+      </w:r>
+      <w:proofErr w:type="gramStart"/>
+      <w:r>
+        <w:t>delay(</w:t>
+      </w:r>
+      <w:proofErr w:type="gramEnd"/>
+      <w:r>
+        <w:t>100);</w:t>
       </w:r>
     </w:p>
     <w:p>
@@ -1372,7 +1524,15 @@
         <w:pStyle w:val="Code"/>
       </w:pPr>
       <w:r>
-        <w:t>void setup()</w:t>
+        <w:t xml:space="preserve">void </w:t>
+      </w:r>
+      <w:proofErr w:type="gramStart"/>
+      <w:r>
+        <w:t>setup(</w:t>
+      </w:r>
+      <w:proofErr w:type="gramEnd"/>
+      <w:r>
+        <w:t>)</w:t>
       </w:r>
     </w:p>
     <w:p>
@@ -1417,7 +1577,15 @@
         <w:pStyle w:val="Code"/>
       </w:pPr>
       <w:r>
-        <w:t>void loop()</w:t>
+        <w:t xml:space="preserve">void </w:t>
+      </w:r>
+      <w:proofErr w:type="gramStart"/>
+      <w:r>
+        <w:t>loop(</w:t>
+      </w:r>
+      <w:proofErr w:type="gramEnd"/>
+      <w:r>
+        <w:t>)</w:t>
       </w:r>
     </w:p>
     <w:p>
@@ -1433,7 +1601,15 @@
         <w:pStyle w:val="Code"/>
       </w:pPr>
       <w:r>
-        <w:t>  receiveSignal();</w:t>
+        <w:t xml:space="preserve">  </w:t>
+      </w:r>
+      <w:proofErr w:type="gramStart"/>
+      <w:r>
+        <w:t>receiveSignal(</w:t>
+      </w:r>
+      <w:proofErr w:type="gramEnd"/>
+      <w:r>
+        <w:t>);</w:t>
       </w:r>
     </w:p>
     <w:p>
@@ -1454,44 +1630,81 @@
         <w:pStyle w:val="Code"/>
       </w:pPr>
       <w:r>
-        <w:t>uint16_t receiveSignal(){</w:t>
-      </w:r>
-    </w:p>
-    <w:p>
-      <w:pPr>
-        <w:pStyle w:val="Code"/>
-      </w:pPr>
-      <w:r>
-        <w:t>  uint16_t received{0};</w:t>
-      </w:r>
-    </w:p>
-    <w:p>
-      <w:pPr>
-        <w:pStyle w:val="Code"/>
-      </w:pPr>
-    </w:p>
-    <w:p>
-      <w:pPr>
-        <w:pStyle w:val="Code"/>
-      </w:pPr>
-      <w:r>
-        <w:t>  if (IrReceiver.decode()){</w:t>
-      </w:r>
-    </w:p>
-    <w:p>
-      <w:pPr>
-        <w:pStyle w:val="Code"/>
-      </w:pPr>
-      <w:r>
-        <w:t>    if (IrReceiver.decodedIRData.protocol==UNKNOWN){</w:t>
-      </w:r>
-    </w:p>
-    <w:p>
-      <w:pPr>
-        <w:pStyle w:val="Code"/>
-      </w:pPr>
-      <w:r>
-        <w:t>      IrReceiver.printIRResultRawFormatted(&amp;Serial,true);</w:t>
+        <w:t xml:space="preserve">uint16_t </w:t>
+      </w:r>
+      <w:proofErr w:type="gramStart"/>
+      <w:r>
+        <w:t>receiveSignal(</w:t>
+      </w:r>
+      <w:proofErr w:type="gramEnd"/>
+      <w:r>
+        <w:t>){</w:t>
+      </w:r>
+    </w:p>
+    <w:p>
+      <w:pPr>
+        <w:pStyle w:val="Code"/>
+      </w:pPr>
+      <w:r>
+        <w:t xml:space="preserve">  uint16_t </w:t>
+      </w:r>
+      <w:proofErr w:type="gramStart"/>
+      <w:r>
+        <w:t>received{</w:t>
+      </w:r>
+      <w:proofErr w:type="gramEnd"/>
+      <w:r>
+        <w:t>0};</w:t>
+      </w:r>
+    </w:p>
+    <w:p>
+      <w:pPr>
+        <w:pStyle w:val="Code"/>
+      </w:pPr>
+    </w:p>
+    <w:p>
+      <w:pPr>
+        <w:pStyle w:val="Code"/>
+      </w:pPr>
+      <w:r>
+        <w:t>  if (IrReceiver.decode(</w:t>
+      </w:r>
+      <w:proofErr w:type="gramStart"/>
+      <w:r>
+        <w:t>)){</w:t>
+      </w:r>
+      <w:proofErr w:type="gramEnd"/>
+    </w:p>
+    <w:p>
+      <w:pPr>
+        <w:pStyle w:val="Code"/>
+      </w:pPr>
+      <w:r>
+        <w:t>    if (</w:t>
+      </w:r>
+      <w:proofErr w:type="gramStart"/>
+      <w:r>
+        <w:t>IrReceiver.decodedIRData.protocol</w:t>
+      </w:r>
+      <w:proofErr w:type="gramEnd"/>
+      <w:r>
+        <w:t>==UNKNOWN){</w:t>
+      </w:r>
+    </w:p>
+    <w:p>
+      <w:pPr>
+        <w:pStyle w:val="Code"/>
+      </w:pPr>
+      <w:r>
+        <w:t>      IrReceiver.printIRResultRawFormatted(&amp;</w:t>
+      </w:r>
+      <w:proofErr w:type="gramStart"/>
+      <w:r>
+        <w:t>Serial,true</w:t>
+      </w:r>
+      <w:proofErr w:type="gramEnd"/>
+      <w:r>
+        <w:t>);</w:t>
       </w:r>
     </w:p>
     <w:p>
@@ -1507,23 +1720,47 @@
         <w:pStyle w:val="Code"/>
       </w:pPr>
       <w:r>
-        <w:t>    if (IrReceiver.decodedIRData.protocol==NEC){</w:t>
-      </w:r>
-    </w:p>
-    <w:p>
-      <w:pPr>
-        <w:pStyle w:val="Code"/>
-      </w:pPr>
-      <w:r>
-        <w:t>      received=IrReceiver.decodedIRData.command;</w:t>
-      </w:r>
-    </w:p>
-    <w:p>
-      <w:pPr>
-        <w:pStyle w:val="Code"/>
-      </w:pPr>
-      <w:r>
-        <w:t>      Serial.println(received,HEX);</w:t>
+        <w:t>    if (</w:t>
+      </w:r>
+      <w:proofErr w:type="gramStart"/>
+      <w:r>
+        <w:t>IrReceiver.decodedIRData.protocol</w:t>
+      </w:r>
+      <w:proofErr w:type="gramEnd"/>
+      <w:r>
+        <w:t>==NEC){</w:t>
+      </w:r>
+    </w:p>
+    <w:p>
+      <w:pPr>
+        <w:pStyle w:val="Code"/>
+      </w:pPr>
+      <w:r>
+        <w:t xml:space="preserve">      </w:t>
+      </w:r>
+      <w:proofErr w:type="gramStart"/>
+      <w:r>
+        <w:t>received=IrReceiver.decodedIRData.command</w:t>
+      </w:r>
+      <w:proofErr w:type="gramEnd"/>
+      <w:r>
+        <w:t>;</w:t>
+      </w:r>
+    </w:p>
+    <w:p>
+      <w:pPr>
+        <w:pStyle w:val="Code"/>
+      </w:pPr>
+      <w:r>
+        <w:t>      Serial.println(</w:t>
+      </w:r>
+      <w:proofErr w:type="gramStart"/>
+      <w:r>
+        <w:t>received,HEX</w:t>
+      </w:r>
+      <w:proofErr w:type="gramEnd"/>
+      <w:r>
+        <w:t>);</w:t>
       </w:r>
     </w:p>
     <w:p>
@@ -1635,15 +1872,12 @@
     </w:p>
     <w:p>
       <w:pPr>
-        <w:pStyle w:val="P"/>
+        <w:pStyle w:val="IMG"/>
         <w:rPr>
           <w:lang w:val="en-US"/>
         </w:rPr>
       </w:pPr>
       <w:r>
-        <w:rPr>
-          <w:noProof/>
-        </w:rPr>
         <w:lastRenderedPageBreak/>
         <w:drawing>
           <wp:inline distT="0" distB="0" distL="0" distR="0" wp14:anchorId="74114ABF" wp14:editId="78B4FF78">
@@ -1684,7 +1918,7 @@
     </w:p>
     <w:p>
       <w:pPr>
-        <w:pStyle w:val="P"/>
+        <w:pStyle w:val="IMG"/>
       </w:pPr>
       <w:r>
         <w:t>Рисунок 2.2 – Працююча схема</w:t>
@@ -1697,7 +1931,7 @@
     </w:p>
     <w:p>
       <w:pPr>
-        <w:pStyle w:val="P"/>
+        <w:pStyle w:val="H3"/>
       </w:pPr>
       <w:r>
         <w:t>Код програми</w:t>
@@ -1710,8 +1944,202 @@
     </w:p>
     <w:p>
       <w:pPr>
-        <w:pStyle w:val="P"/>
-      </w:pPr>
+        <w:pStyle w:val="Code"/>
+      </w:pPr>
+      <w:r>
+        <w:t>#define DECODE_NEC</w:t>
+      </w:r>
+    </w:p>
+    <w:p>
+      <w:pPr>
+        <w:pStyle w:val="Code"/>
+      </w:pPr>
+      <w:r>
+        <w:t>#include &lt;IRremote.hpp&gt;</w:t>
+      </w:r>
+    </w:p>
+    <w:p>
+      <w:pPr>
+        <w:pStyle w:val="Code"/>
+      </w:pPr>
+    </w:p>
+    <w:p>
+      <w:pPr>
+        <w:pStyle w:val="Code"/>
+      </w:pPr>
+      <w:r>
+        <w:t>const unsigned int RECEIVER_PIN=3;</w:t>
+      </w:r>
+    </w:p>
+    <w:p>
+      <w:pPr>
+        <w:pStyle w:val="Code"/>
+      </w:pPr>
+    </w:p>
+    <w:p>
+      <w:pPr>
+        <w:pStyle w:val="Code"/>
+      </w:pPr>
+      <w:r>
+        <w:t xml:space="preserve">void </w:t>
+      </w:r>
+      <w:proofErr w:type="gramStart"/>
+      <w:r>
+        <w:t>setup(</w:t>
+      </w:r>
+      <w:proofErr w:type="gramEnd"/>
+      <w:r>
+        <w:t>)</w:t>
+      </w:r>
+    </w:p>
+    <w:p>
+      <w:pPr>
+        <w:pStyle w:val="Code"/>
+      </w:pPr>
+      <w:r>
+        <w:t>{</w:t>
+      </w:r>
+    </w:p>
+    <w:p>
+      <w:pPr>
+        <w:pStyle w:val="Code"/>
+      </w:pPr>
+      <w:r>
+        <w:t>  Serial.begin(9600);</w:t>
+      </w:r>
+    </w:p>
+    <w:p>
+      <w:pPr>
+        <w:pStyle w:val="Code"/>
+      </w:pPr>
+      <w:r>
+        <w:t>  IrReceiver.begin(RECEIVER_PIN);</w:t>
+      </w:r>
+    </w:p>
+    <w:p>
+      <w:pPr>
+        <w:pStyle w:val="Code"/>
+      </w:pPr>
+      <w:r>
+        <w:t>}</w:t>
+      </w:r>
+    </w:p>
+    <w:p>
+      <w:pPr>
+        <w:pStyle w:val="Code"/>
+      </w:pPr>
+    </w:p>
+    <w:p>
+      <w:pPr>
+        <w:pStyle w:val="Code"/>
+      </w:pPr>
+      <w:r>
+        <w:t xml:space="preserve">void </w:t>
+      </w:r>
+      <w:proofErr w:type="gramStart"/>
+      <w:r>
+        <w:t>loop(</w:t>
+      </w:r>
+      <w:proofErr w:type="gramEnd"/>
+      <w:r>
+        <w:t>)</w:t>
+      </w:r>
+    </w:p>
+    <w:p>
+      <w:pPr>
+        <w:pStyle w:val="Code"/>
+      </w:pPr>
+      <w:r>
+        <w:t>{</w:t>
+      </w:r>
+    </w:p>
+    <w:p>
+      <w:pPr>
+        <w:pStyle w:val="Code"/>
+      </w:pPr>
+      <w:r>
+        <w:t>  if (IrReceiver.decode(</w:t>
+      </w:r>
+      <w:proofErr w:type="gramStart"/>
+      <w:r>
+        <w:t>)){</w:t>
+      </w:r>
+      <w:proofErr w:type="gramEnd"/>
+    </w:p>
+    <w:p>
+      <w:pPr>
+        <w:pStyle w:val="Code"/>
+      </w:pPr>
+      <w:r>
+        <w:t xml:space="preserve">    auto </w:t>
+      </w:r>
+      <w:proofErr w:type="gramStart"/>
+      <w:r>
+        <w:t>data=IrReceiver.decodedIRData.command</w:t>
+      </w:r>
+      <w:proofErr w:type="gramEnd"/>
+      <w:r>
+        <w:t>;</w:t>
+      </w:r>
+    </w:p>
+    <w:p>
+      <w:pPr>
+        <w:pStyle w:val="Code"/>
+      </w:pPr>
+      <w:r>
+        <w:t>    Serial.println(</w:t>
+      </w:r>
+      <w:proofErr w:type="gramStart"/>
+      <w:r>
+        <w:t>data,HEX</w:t>
+      </w:r>
+      <w:proofErr w:type="gramEnd"/>
+      <w:r>
+        <w:t>);</w:t>
+      </w:r>
+    </w:p>
+    <w:p>
+      <w:pPr>
+        <w:pStyle w:val="Code"/>
+      </w:pPr>
+      <w:r>
+        <w:t>    IrReceiver.resume();</w:t>
+      </w:r>
+    </w:p>
+    <w:p>
+      <w:pPr>
+        <w:pStyle w:val="Code"/>
+      </w:pPr>
+      <w:r>
+        <w:t>  }</w:t>
+      </w:r>
+    </w:p>
+    <w:p>
+      <w:pPr>
+        <w:pStyle w:val="Code"/>
+      </w:pPr>
+      <w:r>
+        <w:t xml:space="preserve">  </w:t>
+      </w:r>
+      <w:proofErr w:type="gramStart"/>
+      <w:r>
+        <w:t>delay(</w:t>
+      </w:r>
+      <w:proofErr w:type="gramEnd"/>
+      <w:r>
+        <w:t>100);</w:t>
+      </w:r>
+    </w:p>
+    <w:p>
+      <w:pPr>
+        <w:pStyle w:val="Code"/>
+        <w:rPr>
+          <w:lang w:val="uk-UA"/>
+        </w:rPr>
+      </w:pPr>
+      <w:r>
+        <w:t>}</w:t>
+      </w:r>
     </w:p>
     <w:p>
       <w:pPr>

--- a/32IV Inzhenerija vbudovanyh/4/KNT-122_Onyshchenko_Variant-19_PR4.docx
+++ b/32IV Inzhenerija vbudovanyh/4/KNT-122_Onyshchenko_Variant-19_PR4.docx
@@ -2149,10 +2149,109 @@
     <w:p>
       <w:pPr>
         <w:pStyle w:val="H2"/>
+        <w:rPr>
+          <w:lang w:val="en-US"/>
+        </w:rPr>
       </w:pPr>
       <w:r>
         <w:t>3 Фоторезистор і серво</w:t>
       </w:r>
+    </w:p>
+    <w:p>
+      <w:pPr>
+        <w:pStyle w:val="P"/>
+        <w:rPr>
+          <w:lang w:val="en-US"/>
+        </w:rPr>
+      </w:pPr>
+    </w:p>
+    <w:p>
+      <w:pPr>
+        <w:pStyle w:val="P"/>
+      </w:pPr>
+      <w:r>
+        <w:t>Після додавання такої схеми:</w:t>
+      </w:r>
+    </w:p>
+    <w:p>
+      <w:pPr>
+        <w:pStyle w:val="P"/>
+      </w:pPr>
+    </w:p>
+    <w:p>
+      <w:pPr>
+        <w:pStyle w:val="IMG"/>
+      </w:pPr>
+      <w:r>
+        <w:lastRenderedPageBreak/>
+        <w:drawing>
+          <wp:inline distT="0" distB="0" distL="0" distR="0" wp14:anchorId="1799680C" wp14:editId="325B45BC">
+            <wp:extent cx="5731510" cy="8541385"/>
+            <wp:effectExtent l="0" t="0" r="2540" b="0"/>
+            <wp:docPr id="1697410911" name="Рисунок 1" descr="Зображення, що містить колесо, Автозапчастина, текст&#10;&#10;Вміст, створений ШІ, може бути неправильним."/>
+            <wp:cNvGraphicFramePr>
+              <a:graphicFrameLocks xmlns:a="http://schemas.openxmlformats.org/drawingml/2006/main" noChangeAspect="1"/>
+            </wp:cNvGraphicFramePr>
+            <a:graphic xmlns:a="http://schemas.openxmlformats.org/drawingml/2006/main">
+              <a:graphicData uri="http://schemas.openxmlformats.org/drawingml/2006/picture">
+                <pic:pic xmlns:pic="http://schemas.openxmlformats.org/drawingml/2006/picture">
+                  <pic:nvPicPr>
+                    <pic:cNvPr id="1697410911" name="Рисунок 1" descr="Зображення, що містить колесо, Автозапчастина, текст&#10;&#10;Вміст, створений ШІ, може бути неправильним."/>
+                    <pic:cNvPicPr/>
+                  </pic:nvPicPr>
+                  <pic:blipFill>
+                    <a:blip r:embed="rId14"/>
+                    <a:stretch>
+                      <a:fillRect/>
+                    </a:stretch>
+                  </pic:blipFill>
+                  <pic:spPr>
+                    <a:xfrm>
+                      <a:off x="0" y="0"/>
+                      <a:ext cx="5731510" cy="8541385"/>
+                    </a:xfrm>
+                    <a:prstGeom prst="rect">
+                      <a:avLst/>
+                    </a:prstGeom>
+                  </pic:spPr>
+                </pic:pic>
+              </a:graphicData>
+            </a:graphic>
+          </wp:inline>
+        </w:drawing>
+      </w:r>
+    </w:p>
+    <w:p>
+      <w:pPr>
+        <w:pStyle w:val="IMG"/>
+      </w:pPr>
+      <w:r>
+        <w:t>Рисунок 3.1 – Додана схема</w:t>
+      </w:r>
+    </w:p>
+    <w:p>
+      <w:pPr>
+        <w:pStyle w:val="P"/>
+      </w:pPr>
+    </w:p>
+    <w:p>
+      <w:pPr>
+        <w:pStyle w:val="P"/>
+      </w:pPr>
+      <w:r>
+        <w:t>Програма не працювала, бо фоторезистори не були підключені до живлення</w:t>
+      </w:r>
+      <w:r>
+        <w:t>.</w:t>
+      </w:r>
+    </w:p>
+    <w:p>
+      <w:pPr>
+        <w:pStyle w:val="P"/>
+        <w:rPr>
+          <w:lang w:val="en-US"/>
+        </w:rPr>
+      </w:pPr>
     </w:p>
     <w:p>
       <w:pPr>
@@ -3125,6 +3224,7 @@
   <w:style w:type="character" w:default="1" w:styleId="a0">
     <w:name w:val="Default Paragraph Font"/>
     <w:uiPriority w:val="1"/>
+    <w:semiHidden/>
     <w:unhideWhenUsed/>
   </w:style>
   <w:style w:type="table" w:default="1" w:styleId="a1">

--- a/32IV Inzhenerija vbudovanyh/4/KNT-122_Onyshchenko_Variant-19_PR4.docx
+++ b/32IV Inzhenerija vbudovanyh/4/KNT-122_Onyshchenko_Variant-19_PR4.docx
@@ -2176,6 +2176,9 @@
     <w:p>
       <w:pPr>
         <w:pStyle w:val="P"/>
+        <w:rPr>
+          <w:lang w:val="en-US"/>
+        </w:rPr>
       </w:pPr>
     </w:p>
     <w:p>
@@ -2237,21 +2240,476 @@
     <w:p>
       <w:pPr>
         <w:pStyle w:val="P"/>
-      </w:pPr>
-      <w:r>
-        <w:t>Програма не працювала, бо фоторезистори не були підключені до живлення</w:t>
-      </w:r>
-      <w:r>
-        <w:t>.</w:t>
-      </w:r>
-    </w:p>
-    <w:p>
-      <w:pPr>
-        <w:pStyle w:val="P"/>
         <w:rPr>
           <w:lang w:val="en-US"/>
         </w:rPr>
       </w:pPr>
+      <w:r>
+        <w:t>Програма не працювала, бо фоторезистори не були підключені до живлення</w:t>
+      </w:r>
+      <w:r>
+        <w:t>.</w:t>
+      </w:r>
+    </w:p>
+    <w:p>
+      <w:pPr>
+        <w:pStyle w:val="P"/>
+      </w:pPr>
+      <w:r>
+        <w:t>Після підключення живлення і перепідключення фоторезисторів на аналогові піни програма працює.</w:t>
+      </w:r>
+    </w:p>
+    <w:p>
+      <w:pPr>
+        <w:pStyle w:val="P"/>
+      </w:pPr>
+      <w:r>
+        <w:t>Посилання на проєкт.</w:t>
+      </w:r>
+    </w:p>
+    <w:p>
+      <w:pPr>
+        <w:pStyle w:val="P"/>
+      </w:pPr>
+    </w:p>
+    <w:p>
+      <w:pPr>
+        <w:pStyle w:val="IMG"/>
+      </w:pPr>
+      <w:r>
+        <w:lastRenderedPageBreak/>
+        <w:drawing>
+          <wp:inline distT="0" distB="0" distL="0" distR="0" wp14:anchorId="3E4DAB14" wp14:editId="2AE68C11">
+            <wp:extent cx="5384800" cy="8443163"/>
+            <wp:effectExtent l="0" t="0" r="6350" b="0"/>
+            <wp:docPr id="2083269095" name="Рисунок 1" descr="Зображення, що містить колесо&#10;&#10;Вміст, створений ШІ, може бути неправильним."/>
+            <wp:cNvGraphicFramePr>
+              <a:graphicFrameLocks xmlns:a="http://schemas.openxmlformats.org/drawingml/2006/main" noChangeAspect="1"/>
+            </wp:cNvGraphicFramePr>
+            <a:graphic xmlns:a="http://schemas.openxmlformats.org/drawingml/2006/main">
+              <a:graphicData uri="http://schemas.openxmlformats.org/drawingml/2006/picture">
+                <pic:pic xmlns:pic="http://schemas.openxmlformats.org/drawingml/2006/picture">
+                  <pic:nvPicPr>
+                    <pic:cNvPr id="2083269095" name="Рисунок 1" descr="Зображення, що містить колесо&#10;&#10;Вміст, створений ШІ, може бути неправильним."/>
+                    <pic:cNvPicPr/>
+                  </pic:nvPicPr>
+                  <pic:blipFill>
+                    <a:blip r:embed="rId15"/>
+                    <a:stretch>
+                      <a:fillRect/>
+                    </a:stretch>
+                  </pic:blipFill>
+                  <pic:spPr>
+                    <a:xfrm>
+                      <a:off x="0" y="0"/>
+                      <a:ext cx="5386209" cy="8445372"/>
+                    </a:xfrm>
+                    <a:prstGeom prst="rect">
+                      <a:avLst/>
+                    </a:prstGeom>
+                  </pic:spPr>
+                </pic:pic>
+              </a:graphicData>
+            </a:graphic>
+          </wp:inline>
+        </w:drawing>
+      </w:r>
+    </w:p>
+    <w:p>
+      <w:pPr>
+        <w:pStyle w:val="IMG"/>
+      </w:pPr>
+      <w:r>
+        <w:t>Рисунок 3.2 – Дороблена схема</w:t>
+      </w:r>
+    </w:p>
+    <w:p>
+      <w:pPr>
+        <w:pStyle w:val="H3"/>
+      </w:pPr>
+      <w:r>
+        <w:lastRenderedPageBreak/>
+        <w:t>Код програми</w:t>
+      </w:r>
+    </w:p>
+    <w:p>
+      <w:pPr>
+        <w:pStyle w:val="P"/>
+      </w:pPr>
+    </w:p>
+    <w:p>
+      <w:pPr>
+        <w:pStyle w:val="Code"/>
+      </w:pPr>
+      <w:r>
+        <w:t>#include &lt;Servo.h&gt;</w:t>
+      </w:r>
+    </w:p>
+    <w:p>
+      <w:pPr>
+        <w:pStyle w:val="Code"/>
+      </w:pPr>
+    </w:p>
+    <w:p>
+      <w:pPr>
+        <w:pStyle w:val="Code"/>
+      </w:pPr>
+      <w:r>
+        <w:t>const int SERVO_PIN=7;</w:t>
+      </w:r>
+    </w:p>
+    <w:p>
+      <w:pPr>
+        <w:pStyle w:val="Code"/>
+      </w:pPr>
+      <w:r>
+        <w:t>const int LEFT_PHOTORESISTOR_PIN=A0;</w:t>
+      </w:r>
+    </w:p>
+    <w:p>
+      <w:pPr>
+        <w:pStyle w:val="Code"/>
+      </w:pPr>
+      <w:r>
+        <w:t>const int RIGHT_PHOTORESISTOR_PIN=A1;</w:t>
+      </w:r>
+    </w:p>
+    <w:p>
+      <w:pPr>
+        <w:pStyle w:val="Code"/>
+      </w:pPr>
+    </w:p>
+    <w:p>
+      <w:pPr>
+        <w:pStyle w:val="Code"/>
+      </w:pPr>
+      <w:r>
+        <w:t>const int ROTATE_RIGHT=87;</w:t>
+      </w:r>
+    </w:p>
+    <w:p>
+      <w:pPr>
+        <w:pStyle w:val="Code"/>
+      </w:pPr>
+      <w:r>
+        <w:t>const int ROTATE_LEFT=97;</w:t>
+      </w:r>
+    </w:p>
+    <w:p>
+      <w:pPr>
+        <w:pStyle w:val="Code"/>
+      </w:pPr>
+      <w:r>
+        <w:t>const int STOP_ROTATION=93;</w:t>
+      </w:r>
+    </w:p>
+    <w:p>
+      <w:pPr>
+        <w:pStyle w:val="Code"/>
+      </w:pPr>
+      <w:r>
+        <w:t>const int MIN_SENSOR=6;</w:t>
+      </w:r>
+    </w:p>
+    <w:p>
+      <w:pPr>
+        <w:pStyle w:val="Code"/>
+      </w:pPr>
+      <w:r>
+        <w:t>const int MAX_SENSOR=679;</w:t>
+      </w:r>
+    </w:p>
+    <w:p>
+      <w:pPr>
+        <w:pStyle w:val="Code"/>
+      </w:pPr>
+    </w:p>
+    <w:p>
+      <w:pPr>
+        <w:pStyle w:val="Code"/>
+      </w:pPr>
+      <w:r>
+        <w:t>Servo servo;</w:t>
+      </w:r>
+    </w:p>
+    <w:p>
+      <w:pPr>
+        <w:pStyle w:val="Code"/>
+      </w:pPr>
+    </w:p>
+    <w:p>
+      <w:pPr>
+        <w:pStyle w:val="Code"/>
+      </w:pPr>
+      <w:r>
+        <w:t xml:space="preserve">void </w:t>
+      </w:r>
+      <w:proofErr w:type="gramStart"/>
+      <w:r>
+        <w:t>setup(</w:t>
+      </w:r>
+      <w:proofErr w:type="gramEnd"/>
+      <w:r>
+        <w:t>)</w:t>
+      </w:r>
+    </w:p>
+    <w:p>
+      <w:pPr>
+        <w:pStyle w:val="Code"/>
+      </w:pPr>
+      <w:r>
+        <w:t>{</w:t>
+      </w:r>
+    </w:p>
+    <w:p>
+      <w:pPr>
+        <w:pStyle w:val="Code"/>
+      </w:pPr>
+      <w:r>
+        <w:t xml:space="preserve">  </w:t>
+      </w:r>
+      <w:proofErr w:type="gramStart"/>
+      <w:r>
+        <w:t>servo.attach</w:t>
+      </w:r>
+      <w:proofErr w:type="gramEnd"/>
+      <w:r>
+        <w:t>(SERVO_PIN);</w:t>
+      </w:r>
+    </w:p>
+    <w:p>
+      <w:pPr>
+        <w:pStyle w:val="Code"/>
+      </w:pPr>
+      <w:r>
+        <w:t xml:space="preserve">  Serial.begin(9600);</w:t>
+      </w:r>
+    </w:p>
+    <w:p>
+      <w:pPr>
+        <w:pStyle w:val="Code"/>
+      </w:pPr>
+      <w:r>
+        <w:t>}</w:t>
+      </w:r>
+    </w:p>
+    <w:p>
+      <w:pPr>
+        <w:pStyle w:val="Code"/>
+      </w:pPr>
+    </w:p>
+    <w:p>
+      <w:pPr>
+        <w:pStyle w:val="Code"/>
+      </w:pPr>
+      <w:r>
+        <w:t xml:space="preserve">void </w:t>
+      </w:r>
+      <w:proofErr w:type="gramStart"/>
+      <w:r>
+        <w:t>loop(</w:t>
+      </w:r>
+      <w:proofErr w:type="gramEnd"/>
+      <w:r>
+        <w:t>)</w:t>
+      </w:r>
+    </w:p>
+    <w:p>
+      <w:pPr>
+        <w:pStyle w:val="Code"/>
+      </w:pPr>
+      <w:r>
+        <w:t>{</w:t>
+      </w:r>
+    </w:p>
+    <w:p>
+      <w:pPr>
+        <w:pStyle w:val="Code"/>
+      </w:pPr>
+      <w:r>
+        <w:t xml:space="preserve">  int leftValue=</w:t>
+      </w:r>
+      <w:proofErr w:type="gramStart"/>
+      <w:r>
+        <w:t>analogRead(</w:t>
+      </w:r>
+      <w:proofErr w:type="gramEnd"/>
+      <w:r>
+        <w:t>LEFT_PHOTORESISTOR_PIN);</w:t>
+      </w:r>
+    </w:p>
+    <w:p>
+      <w:pPr>
+        <w:pStyle w:val="Code"/>
+      </w:pPr>
+      <w:r>
+        <w:t xml:space="preserve">  int rightValue=</w:t>
+      </w:r>
+      <w:proofErr w:type="gramStart"/>
+      <w:r>
+        <w:t>analogRead(</w:t>
+      </w:r>
+      <w:proofErr w:type="gramEnd"/>
+      <w:r>
+        <w:t>RIGHT_PHOTORESISTOR_PIN);</w:t>
+      </w:r>
+    </w:p>
+    <w:p>
+      <w:pPr>
+        <w:pStyle w:val="Code"/>
+      </w:pPr>
+      <w:r>
+        <w:t xml:space="preserve">  Serial.println("Left value: ");</w:t>
+      </w:r>
+    </w:p>
+    <w:p>
+      <w:pPr>
+        <w:pStyle w:val="Code"/>
+      </w:pPr>
+      <w:r>
+        <w:t xml:space="preserve">  Serial.println(leftValue);</w:t>
+      </w:r>
+    </w:p>
+    <w:p>
+      <w:pPr>
+        <w:pStyle w:val="Code"/>
+      </w:pPr>
+      <w:r>
+        <w:t xml:space="preserve">  Serial.println("Right value: ");</w:t>
+      </w:r>
+    </w:p>
+    <w:p>
+      <w:pPr>
+        <w:pStyle w:val="Code"/>
+      </w:pPr>
+      <w:r>
+        <w:t xml:space="preserve">  Serial.println(rightValue);</w:t>
+      </w:r>
+    </w:p>
+    <w:p>
+      <w:pPr>
+        <w:pStyle w:val="Code"/>
+      </w:pPr>
+      <w:r>
+        <w:t xml:space="preserve">  Serial.println("Servo value: ");</w:t>
+      </w:r>
+    </w:p>
+    <w:p>
+      <w:pPr>
+        <w:pStyle w:val="Code"/>
+      </w:pPr>
+      <w:r>
+        <w:t xml:space="preserve">  Serial.println(</w:t>
+      </w:r>
+      <w:proofErr w:type="gramStart"/>
+      <w:r>
+        <w:t>servo.read</w:t>
+      </w:r>
+      <w:proofErr w:type="gramEnd"/>
+      <w:r>
+        <w:t>());</w:t>
+      </w:r>
+    </w:p>
+    <w:p>
+      <w:pPr>
+        <w:pStyle w:val="Code"/>
+      </w:pPr>
+      <w:r>
+        <w:t xml:space="preserve">  if (leftValue&gt;rightValue)</w:t>
+      </w:r>
+    </w:p>
+    <w:p>
+      <w:pPr>
+        <w:pStyle w:val="Code"/>
+      </w:pPr>
+      <w:r>
+        <w:t xml:space="preserve">    </w:t>
+      </w:r>
+      <w:proofErr w:type="gramStart"/>
+      <w:r>
+        <w:t>servo.write</w:t>
+      </w:r>
+      <w:proofErr w:type="gramEnd"/>
+      <w:r>
+        <w:t>(ROTATE_LEFT);</w:t>
+      </w:r>
+    </w:p>
+    <w:p>
+      <w:pPr>
+        <w:pStyle w:val="Code"/>
+      </w:pPr>
+      <w:r>
+        <w:t xml:space="preserve">  else if (rightValue&gt;leftValue)</w:t>
+      </w:r>
+    </w:p>
+    <w:p>
+      <w:pPr>
+        <w:pStyle w:val="Code"/>
+      </w:pPr>
+      <w:r>
+        <w:t xml:space="preserve">    </w:t>
+      </w:r>
+      <w:proofErr w:type="gramStart"/>
+      <w:r>
+        <w:t>servo.write</w:t>
+      </w:r>
+      <w:proofErr w:type="gramEnd"/>
+      <w:r>
+        <w:t>(ROTATE_RIGHT);</w:t>
+      </w:r>
+    </w:p>
+    <w:p>
+      <w:pPr>
+        <w:pStyle w:val="Code"/>
+      </w:pPr>
+      <w:r>
+        <w:t xml:space="preserve">  else</w:t>
+      </w:r>
+    </w:p>
+    <w:p>
+      <w:pPr>
+        <w:pStyle w:val="Code"/>
+      </w:pPr>
+      <w:r>
+        <w:t xml:space="preserve">    </w:t>
+      </w:r>
+      <w:proofErr w:type="gramStart"/>
+      <w:r>
+        <w:t>servo.write</w:t>
+      </w:r>
+      <w:proofErr w:type="gramEnd"/>
+      <w:r>
+        <w:t>(STOP_ROTATION);</w:t>
+      </w:r>
+    </w:p>
+    <w:p>
+      <w:pPr>
+        <w:pStyle w:val="Code"/>
+      </w:pPr>
+      <w:r>
+        <w:t xml:space="preserve">  </w:t>
+      </w:r>
+      <w:proofErr w:type="gramStart"/>
+      <w:r>
+        <w:t>delay(</w:t>
+      </w:r>
+      <w:proofErr w:type="gramEnd"/>
+      <w:r>
+        <w:t>300);</w:t>
+      </w:r>
+    </w:p>
+    <w:p>
+      <w:pPr>
+        <w:pStyle w:val="Code"/>
+      </w:pPr>
+      <w:r>
+        <w:t>}</w:t>
+      </w:r>
+    </w:p>
+    <w:p>
+      <w:pPr>
+        <w:pStyle w:val="P"/>
+      </w:pPr>
     </w:p>
     <w:p>
       <w:pPr>
@@ -2303,6 +2761,7 @@
         </w:rPr>
       </w:pPr>
       <w:r>
+        <w:lastRenderedPageBreak/>
         <w:t xml:space="preserve">По завершенню було </w:t>
       </w:r>
       <w:r>

--- a/32IV Inzhenerija vbudovanyh/4/KNT-122_Onyshchenko_Variant-19_PR4.docx
+++ b/32IV Inzhenerija vbudovanyh/4/KNT-122_Onyshchenko_Variant-19_PR4.docx
@@ -2263,8 +2263,16 @@
       <w:pPr>
         <w:pStyle w:val="P"/>
       </w:pPr>
-      <w:r>
-        <w:t>Посилання на проєкт.</w:t>
+      <w:hyperlink r:id="rId15" w:history="1">
+        <w:r>
+          <w:rPr>
+            <w:rStyle w:val="a4"/>
+          </w:rPr>
+          <w:t>Посилання на проєкт</w:t>
+        </w:r>
+      </w:hyperlink>
+      <w:r>
+        <w:t>.</w:t>
       </w:r>
     </w:p>
     <w:p>
@@ -2294,7 +2302,7 @@
                     <pic:cNvPicPr/>
                   </pic:nvPicPr>
                   <pic:blipFill>
-                    <a:blip r:embed="rId15"/>
+                    <a:blip r:embed="rId16"/>
                     <a:stretch>
                       <a:fillRect/>
                     </a:stretch>
@@ -2714,54 +2722,988 @@
     <w:p>
       <w:pPr>
         <w:pStyle w:val="H2"/>
-      </w:pPr>
-      <w:r>
-        <w:t>4 Інфрачервоний і світлодіоди</w:t>
-      </w:r>
-    </w:p>
-    <w:p>
-      <w:pPr>
-        <w:pStyle w:val="H2"/>
-      </w:pPr>
-      <w:r>
-        <w:t>5 Інфрачервоний з перемикачем</w:t>
-      </w:r>
-    </w:p>
-    <w:p>
-      <w:pPr>
-        <w:pStyle w:val="P"/>
-      </w:pPr>
-    </w:p>
-    <w:p>
-      <w:pPr>
-        <w:pStyle w:val="H1"/>
-      </w:pPr>
-      <w:r>
-        <w:t xml:space="preserve">Виконання </w:t>
-      </w:r>
-    </w:p>
-    <w:p>
-      <w:pPr>
-        <w:pStyle w:val="H1"/>
-      </w:pPr>
-      <w:r>
-        <w:t xml:space="preserve">Висновки </w:t>
-      </w:r>
-    </w:p>
-    <w:p>
-      <w:pPr>
-        <w:pStyle w:val="P"/>
-      </w:pPr>
-    </w:p>
-    <w:p>
-      <w:pPr>
-        <w:pStyle w:val="P"/>
         <w:rPr>
           <w:lang w:val="en-US"/>
         </w:rPr>
       </w:pPr>
       <w:r>
+        <w:t>4 Інфрачервоний і світлодіоди</w:t>
+      </w:r>
+    </w:p>
+    <w:p>
+      <w:pPr>
+        <w:pStyle w:val="P"/>
+      </w:pPr>
+    </w:p>
+    <w:p>
+      <w:pPr>
+        <w:pStyle w:val="P"/>
+      </w:pPr>
+      <w:r>
+        <w:t>Режими роботи:</w:t>
+      </w:r>
+    </w:p>
+    <w:p>
+      <w:pPr>
+        <w:pStyle w:val="P"/>
+        <w:numPr>
+          <w:ilvl w:val="0"/>
+          <w:numId w:val="6"/>
+        </w:numPr>
+      </w:pPr>
+      <w:r>
+        <w:rPr>
+          <w:b/>
+          <w:bCs/>
+        </w:rPr>
+        <w:t>1</w:t>
+      </w:r>
+      <w:r>
+        <w:t xml:space="preserve"> Помаранчевий і зелений;</w:t>
+      </w:r>
+    </w:p>
+    <w:p>
+      <w:pPr>
+        <w:pStyle w:val="P"/>
+        <w:numPr>
+          <w:ilvl w:val="0"/>
+          <w:numId w:val="6"/>
+        </w:numPr>
+      </w:pPr>
+      <w:r>
+        <w:rPr>
+          <w:b/>
+          <w:bCs/>
+        </w:rPr>
+        <w:t>2</w:t>
+      </w:r>
+      <w:r>
+        <w:t xml:space="preserve"> Білий і червоний;</w:t>
+      </w:r>
+    </w:p>
+    <w:p>
+      <w:pPr>
+        <w:pStyle w:val="P"/>
+        <w:numPr>
+          <w:ilvl w:val="0"/>
+          <w:numId w:val="6"/>
+        </w:numPr>
+        <w:rPr>
+          <w:b/>
+          <w:bCs/>
+        </w:rPr>
+      </w:pPr>
+      <w:r>
+        <w:rPr>
+          <w:b/>
+          <w:bCs/>
+        </w:rPr>
+        <w:t>3</w:t>
+      </w:r>
+      <w:r>
+        <w:t xml:space="preserve"> Жовтий і синій;</w:t>
+      </w:r>
+      <w:r>
+        <w:rPr>
+          <w:b/>
+          <w:bCs/>
+        </w:rPr>
+        <w:t xml:space="preserve"> </w:t>
+      </w:r>
+    </w:p>
+    <w:p>
+      <w:pPr>
+        <w:pStyle w:val="P"/>
+        <w:numPr>
+          <w:ilvl w:val="0"/>
+          <w:numId w:val="6"/>
+        </w:numPr>
+        <w:rPr>
+          <w:b/>
+          <w:bCs/>
+        </w:rPr>
+      </w:pPr>
+      <w:r>
+        <w:rPr>
+          <w:b/>
+          <w:bCs/>
+        </w:rPr>
+        <w:t xml:space="preserve">4 </w:t>
+      </w:r>
+      <w:r>
+        <w:t>Зелений і білий.</w:t>
+      </w:r>
+    </w:p>
+    <w:p>
+      <w:pPr>
+        <w:pStyle w:val="P"/>
+      </w:pPr>
+      <w:hyperlink r:id="rId17" w:history="1">
+        <w:r>
+          <w:rPr>
+            <w:rStyle w:val="a4"/>
+          </w:rPr>
+          <w:t>Посилання на проєкт</w:t>
+        </w:r>
+      </w:hyperlink>
+      <w:r>
+        <w:t>.</w:t>
+      </w:r>
+    </w:p>
+    <w:p>
+      <w:pPr>
+        <w:pStyle w:val="P"/>
+      </w:pPr>
+    </w:p>
+    <w:p>
+      <w:pPr>
+        <w:pStyle w:val="IMG"/>
+        <w:rPr>
+          <w:lang w:val="en-US"/>
+        </w:rPr>
+      </w:pPr>
+      <w:r>
+        <w:drawing>
+          <wp:inline distT="0" distB="0" distL="0" distR="0" wp14:anchorId="3002E0E5" wp14:editId="2B7DD34E">
+            <wp:extent cx="5208172" cy="7874000"/>
+            <wp:effectExtent l="0" t="0" r="0" b="0"/>
+            <wp:docPr id="1050606977" name="Рисунок 1" descr="Зображення, що містить текст, електроніка, Електронна інженерія, знімок екрана&#10;&#10;Вміст, створений ШІ, може бути неправильним."/>
+            <wp:cNvGraphicFramePr>
+              <a:graphicFrameLocks xmlns:a="http://schemas.openxmlformats.org/drawingml/2006/main" noChangeAspect="1"/>
+            </wp:cNvGraphicFramePr>
+            <a:graphic xmlns:a="http://schemas.openxmlformats.org/drawingml/2006/main">
+              <a:graphicData uri="http://schemas.openxmlformats.org/drawingml/2006/picture">
+                <pic:pic xmlns:pic="http://schemas.openxmlformats.org/drawingml/2006/picture">
+                  <pic:nvPicPr>
+                    <pic:cNvPr id="1050606977" name="Рисунок 1" descr="Зображення, що містить текст, електроніка, Електронна інженерія, знімок екрана&#10;&#10;Вміст, створений ШІ, може бути неправильним."/>
+                    <pic:cNvPicPr/>
+                  </pic:nvPicPr>
+                  <pic:blipFill>
+                    <a:blip r:embed="rId18"/>
+                    <a:stretch>
+                      <a:fillRect/>
+                    </a:stretch>
+                  </pic:blipFill>
+                  <pic:spPr>
+                    <a:xfrm>
+                      <a:off x="0" y="0"/>
+                      <a:ext cx="5250899" cy="7938598"/>
+                    </a:xfrm>
+                    <a:prstGeom prst="rect">
+                      <a:avLst/>
+                    </a:prstGeom>
+                  </pic:spPr>
+                </pic:pic>
+              </a:graphicData>
+            </a:graphic>
+          </wp:inline>
+        </w:drawing>
+      </w:r>
+    </w:p>
+    <w:p>
+      <w:pPr>
+        <w:pStyle w:val="IMG"/>
+      </w:pPr>
+      <w:r>
+        <w:t>Рисунок 4.1 – Схема в роботі</w:t>
+      </w:r>
+    </w:p>
+    <w:p>
+      <w:pPr>
+        <w:pStyle w:val="P"/>
+      </w:pPr>
+    </w:p>
+    <w:p>
+      <w:pPr>
+        <w:pStyle w:val="H3"/>
+      </w:pPr>
+      <w:r>
+        <w:t>Код програми</w:t>
+      </w:r>
+    </w:p>
+    <w:p>
+      <w:pPr>
+        <w:pStyle w:val="P"/>
+      </w:pPr>
+    </w:p>
+    <w:p>
+      <w:pPr>
+        <w:pStyle w:val="Code"/>
+      </w:pPr>
+      <w:r>
+        <w:t>#define DECODE_NEC</w:t>
+      </w:r>
+    </w:p>
+    <w:p>
+      <w:pPr>
+        <w:pStyle w:val="Code"/>
+      </w:pPr>
+      <w:r>
+        <w:t>#include &lt;IRremote.hpp&gt;</w:t>
+      </w:r>
+    </w:p>
+    <w:p>
+      <w:pPr>
+        <w:pStyle w:val="Code"/>
+      </w:pPr>
+    </w:p>
+    <w:p>
+      <w:pPr>
+        <w:pStyle w:val="Code"/>
+      </w:pPr>
+      <w:r>
+        <w:t>const unsigned int RECEIVER_PIN=3;</w:t>
+      </w:r>
+    </w:p>
+    <w:p>
+      <w:pPr>
+        <w:pStyle w:val="Code"/>
+      </w:pPr>
+    </w:p>
+    <w:p>
+      <w:pPr>
+        <w:pStyle w:val="Code"/>
+      </w:pPr>
+      <w:r>
+        <w:t>const int GREEN_LED_PIN=13;</w:t>
+      </w:r>
+    </w:p>
+    <w:p>
+      <w:pPr>
+        <w:pStyle w:val="Code"/>
+      </w:pPr>
+      <w:r>
+        <w:t>const int ORANGE_LED_PIN=12;</w:t>
+      </w:r>
+    </w:p>
+    <w:p>
+      <w:pPr>
+        <w:pStyle w:val="Code"/>
+      </w:pPr>
+      <w:r>
+        <w:t>const int RED_LED_PIN=11;</w:t>
+      </w:r>
+    </w:p>
+    <w:p>
+      <w:pPr>
+        <w:pStyle w:val="Code"/>
+      </w:pPr>
+      <w:r>
+        <w:t>const int YELLOW_LED_PIN=10;</w:t>
+      </w:r>
+    </w:p>
+    <w:p>
+      <w:pPr>
+        <w:pStyle w:val="Code"/>
+      </w:pPr>
+      <w:r>
+        <w:t>const int BLUE_LED_PIN=9;</w:t>
+      </w:r>
+    </w:p>
+    <w:p>
+      <w:pPr>
+        <w:pStyle w:val="Code"/>
+      </w:pPr>
+      <w:r>
+        <w:t>const int WHITE_LED_PIN=8;</w:t>
+      </w:r>
+    </w:p>
+    <w:p>
+      <w:pPr>
+        <w:pStyle w:val="Code"/>
+      </w:pPr>
+    </w:p>
+    <w:p>
+      <w:pPr>
+        <w:pStyle w:val="Code"/>
+      </w:pPr>
+      <w:r>
+        <w:t xml:space="preserve">void </w:t>
+      </w:r>
+      <w:proofErr w:type="gramStart"/>
+      <w:r>
+        <w:t>setup(</w:t>
+      </w:r>
+      <w:proofErr w:type="gramEnd"/>
+      <w:r>
+        <w:t>)</w:t>
+      </w:r>
+    </w:p>
+    <w:p>
+      <w:pPr>
+        <w:pStyle w:val="Code"/>
+      </w:pPr>
+      <w:r>
+        <w:t>{</w:t>
+      </w:r>
+    </w:p>
+    <w:p>
+      <w:pPr>
+        <w:pStyle w:val="Code"/>
+      </w:pPr>
+      <w:r>
+        <w:t>  Serial.begin(9600);</w:t>
+      </w:r>
+    </w:p>
+    <w:p>
+      <w:pPr>
+        <w:pStyle w:val="Code"/>
+      </w:pPr>
+      <w:r>
+        <w:t>  IrReceiver.begin(RECEIVER_PIN);</w:t>
+      </w:r>
+    </w:p>
+    <w:p>
+      <w:pPr>
+        <w:pStyle w:val="Code"/>
+      </w:pPr>
+      <w:r>
+        <w:t xml:space="preserve">  </w:t>
+      </w:r>
+      <w:proofErr w:type="gramStart"/>
+      <w:r>
+        <w:t>pinMode(</w:t>
+      </w:r>
+      <w:proofErr w:type="gramEnd"/>
+      <w:r>
+        <w:t>GREEN_LED_PIN, OUTPUT);</w:t>
+      </w:r>
+    </w:p>
+    <w:p>
+      <w:pPr>
+        <w:pStyle w:val="Code"/>
+      </w:pPr>
+      <w:r>
+        <w:t xml:space="preserve">  </w:t>
+      </w:r>
+      <w:proofErr w:type="gramStart"/>
+      <w:r>
+        <w:t>pinMode(</w:t>
+      </w:r>
+      <w:proofErr w:type="gramEnd"/>
+      <w:r>
+        <w:t>ORANGE_LED_PIN, OUTPUT);</w:t>
+      </w:r>
+    </w:p>
+    <w:p>
+      <w:pPr>
+        <w:pStyle w:val="Code"/>
+      </w:pPr>
+      <w:r>
+        <w:t xml:space="preserve">  </w:t>
+      </w:r>
+      <w:proofErr w:type="gramStart"/>
+      <w:r>
+        <w:t>pinMode(</w:t>
+      </w:r>
+      <w:proofErr w:type="gramEnd"/>
+      <w:r>
+        <w:t>RED_LED_PIN, OUTPUT);</w:t>
+      </w:r>
+    </w:p>
+    <w:p>
+      <w:pPr>
+        <w:pStyle w:val="Code"/>
+      </w:pPr>
+      <w:r>
+        <w:t xml:space="preserve">  </w:t>
+      </w:r>
+      <w:proofErr w:type="gramStart"/>
+      <w:r>
+        <w:t>pinMode(</w:t>
+      </w:r>
+      <w:proofErr w:type="gramEnd"/>
+      <w:r>
+        <w:t>YELLOW_LED_PIN, OUTPUT);</w:t>
+      </w:r>
+    </w:p>
+    <w:p>
+      <w:pPr>
+        <w:pStyle w:val="Code"/>
+      </w:pPr>
+      <w:r>
+        <w:t xml:space="preserve">  </w:t>
+      </w:r>
+      <w:proofErr w:type="gramStart"/>
+      <w:r>
+        <w:t>pinMode(</w:t>
+      </w:r>
+      <w:proofErr w:type="gramEnd"/>
+      <w:r>
+        <w:t>BLUE_LED_PIN, OUTPUT);</w:t>
+      </w:r>
+    </w:p>
+    <w:p>
+      <w:pPr>
+        <w:pStyle w:val="Code"/>
+      </w:pPr>
+      <w:r>
+        <w:t xml:space="preserve">  </w:t>
+      </w:r>
+      <w:proofErr w:type="gramStart"/>
+      <w:r>
+        <w:t>pinMode(</w:t>
+      </w:r>
+      <w:proofErr w:type="gramEnd"/>
+      <w:r>
+        <w:t>WHITE_LED_PIN, OUTPUT);</w:t>
+      </w:r>
+    </w:p>
+    <w:p>
+      <w:pPr>
+        <w:pStyle w:val="Code"/>
+      </w:pPr>
+      <w:r>
+        <w:t>}</w:t>
+      </w:r>
+    </w:p>
+    <w:p>
+      <w:pPr>
+        <w:pStyle w:val="Code"/>
+      </w:pPr>
+    </w:p>
+    <w:p>
+      <w:pPr>
+        <w:pStyle w:val="Code"/>
+      </w:pPr>
+      <w:r>
+        <w:t xml:space="preserve">void </w:t>
+      </w:r>
+      <w:proofErr w:type="gramStart"/>
+      <w:r>
+        <w:t>turnLedsOff(</w:t>
+      </w:r>
+      <w:proofErr w:type="gramEnd"/>
+      <w:r>
+        <w:t>){</w:t>
+      </w:r>
+    </w:p>
+    <w:p>
+      <w:pPr>
+        <w:pStyle w:val="Code"/>
+      </w:pPr>
+      <w:r>
+        <w:t xml:space="preserve">  </w:t>
+      </w:r>
+      <w:proofErr w:type="gramStart"/>
+      <w:r>
+        <w:t>digitalWrite(</w:t>
+      </w:r>
+      <w:proofErr w:type="gramEnd"/>
+      <w:r>
+        <w:t>GREEN_LED_PIN, LOW);</w:t>
+      </w:r>
+    </w:p>
+    <w:p>
+      <w:pPr>
+        <w:pStyle w:val="Code"/>
+      </w:pPr>
+      <w:r>
+        <w:t xml:space="preserve">  </w:t>
+      </w:r>
+      <w:proofErr w:type="gramStart"/>
+      <w:r>
+        <w:t>digitalWrite(</w:t>
+      </w:r>
+      <w:proofErr w:type="gramEnd"/>
+      <w:r>
+        <w:t>ORANGE_LED_PIN, LOW);</w:t>
+      </w:r>
+    </w:p>
+    <w:p>
+      <w:pPr>
+        <w:pStyle w:val="Code"/>
+      </w:pPr>
+      <w:r>
+        <w:t xml:space="preserve">  </w:t>
+      </w:r>
+      <w:proofErr w:type="gramStart"/>
+      <w:r>
+        <w:t>digitalWrite(</w:t>
+      </w:r>
+      <w:proofErr w:type="gramEnd"/>
+      <w:r>
+        <w:t>RED_LED_PIN, LOW);</w:t>
+      </w:r>
+    </w:p>
+    <w:p>
+      <w:pPr>
+        <w:pStyle w:val="Code"/>
+      </w:pPr>
+      <w:r>
+        <w:t xml:space="preserve">  </w:t>
+      </w:r>
+      <w:proofErr w:type="gramStart"/>
+      <w:r>
+        <w:t>digitalWrite(</w:t>
+      </w:r>
+      <w:proofErr w:type="gramEnd"/>
+      <w:r>
+        <w:t>YELLOW_LED_PIN, LOW);</w:t>
+      </w:r>
+    </w:p>
+    <w:p>
+      <w:pPr>
+        <w:pStyle w:val="Code"/>
+      </w:pPr>
+      <w:r>
+        <w:t xml:space="preserve">  </w:t>
+      </w:r>
+      <w:proofErr w:type="gramStart"/>
+      <w:r>
+        <w:t>digitalWrite(</w:t>
+      </w:r>
+      <w:proofErr w:type="gramEnd"/>
+      <w:r>
+        <w:t>BLUE_LED_PIN, LOW);</w:t>
+      </w:r>
+    </w:p>
+    <w:p>
+      <w:pPr>
+        <w:pStyle w:val="Code"/>
+      </w:pPr>
+      <w:r>
+        <w:t xml:space="preserve">  </w:t>
+      </w:r>
+      <w:proofErr w:type="gramStart"/>
+      <w:r>
+        <w:t>digitalWrite(</w:t>
+      </w:r>
+      <w:proofErr w:type="gramEnd"/>
+      <w:r>
+        <w:t>WHITE_LED_PIN, LOW);</w:t>
+      </w:r>
+    </w:p>
+    <w:p>
+      <w:pPr>
+        <w:pStyle w:val="Code"/>
+      </w:pPr>
+      <w:r>
+        <w:t>}</w:t>
+      </w:r>
+    </w:p>
+    <w:p>
+      <w:pPr>
+        <w:pStyle w:val="Code"/>
+      </w:pPr>
+    </w:p>
+    <w:p>
+      <w:pPr>
+        <w:pStyle w:val="Code"/>
+      </w:pPr>
+      <w:r>
+        <w:t xml:space="preserve">void </w:t>
+      </w:r>
+      <w:proofErr w:type="gramStart"/>
+      <w:r>
+        <w:t>loop(</w:t>
+      </w:r>
+      <w:proofErr w:type="gramEnd"/>
+      <w:r>
+        <w:t>)</w:t>
+      </w:r>
+    </w:p>
+    <w:p>
+      <w:pPr>
+        <w:pStyle w:val="Code"/>
+      </w:pPr>
+      <w:r>
+        <w:t>{</w:t>
+      </w:r>
+    </w:p>
+    <w:p>
+      <w:pPr>
+        <w:pStyle w:val="Code"/>
+      </w:pPr>
+      <w:r>
+        <w:t>  if (IrReceiver.decode(</w:t>
+      </w:r>
+      <w:proofErr w:type="gramStart"/>
+      <w:r>
+        <w:t>)){</w:t>
+      </w:r>
+      <w:proofErr w:type="gramEnd"/>
+    </w:p>
+    <w:p>
+      <w:pPr>
+        <w:pStyle w:val="Code"/>
+      </w:pPr>
+      <w:r>
+        <w:t xml:space="preserve">    auto </w:t>
+      </w:r>
+      <w:proofErr w:type="gramStart"/>
+      <w:r>
+        <w:t>data=IrReceiver.decodedIRData.command</w:t>
+      </w:r>
+      <w:proofErr w:type="gramEnd"/>
+      <w:r>
+        <w:t>;</w:t>
+      </w:r>
+    </w:p>
+    <w:p>
+      <w:pPr>
+        <w:pStyle w:val="Code"/>
+      </w:pPr>
+      <w:r>
+        <w:t>    Serial.println(</w:t>
+      </w:r>
+      <w:proofErr w:type="gramStart"/>
+      <w:r>
+        <w:t>data,HEX</w:t>
+      </w:r>
+      <w:proofErr w:type="gramEnd"/>
+      <w:r>
+        <w:t>);</w:t>
+      </w:r>
+    </w:p>
+    <w:p>
+      <w:pPr>
+        <w:pStyle w:val="Code"/>
+      </w:pPr>
+      <w:r>
+        <w:t xml:space="preserve">    </w:t>
+      </w:r>
+      <w:proofErr w:type="gramStart"/>
+      <w:r>
+        <w:t>turnLedsOff(</w:t>
+      </w:r>
+      <w:proofErr w:type="gramEnd"/>
+      <w:r>
+        <w:t>);</w:t>
+      </w:r>
+    </w:p>
+    <w:p>
+      <w:pPr>
+        <w:pStyle w:val="Code"/>
+      </w:pPr>
+      <w:r>
+        <w:t>    // 1</w:t>
+      </w:r>
+    </w:p>
+    <w:p>
+      <w:pPr>
+        <w:pStyle w:val="Code"/>
+      </w:pPr>
+      <w:r>
+        <w:t>    if (data==0x</w:t>
+      </w:r>
+      <w:proofErr w:type="gramStart"/>
+      <w:r>
+        <w:t>10){</w:t>
+      </w:r>
+      <w:proofErr w:type="gramEnd"/>
+    </w:p>
+    <w:p>
+      <w:pPr>
+        <w:pStyle w:val="Code"/>
+      </w:pPr>
+      <w:r>
+        <w:t xml:space="preserve">      </w:t>
+      </w:r>
+      <w:proofErr w:type="gramStart"/>
+      <w:r>
+        <w:t>digitalWrite(</w:t>
+      </w:r>
+      <w:proofErr w:type="gramEnd"/>
+      <w:r>
+        <w:t>ORANGE_LED_PIN, HIGH);</w:t>
+      </w:r>
+    </w:p>
+    <w:p>
+      <w:pPr>
+        <w:pStyle w:val="Code"/>
+      </w:pPr>
+      <w:r>
+        <w:t xml:space="preserve">      </w:t>
+      </w:r>
+      <w:proofErr w:type="gramStart"/>
+      <w:r>
+        <w:t>digitalWrite(</w:t>
+      </w:r>
+      <w:proofErr w:type="gramEnd"/>
+      <w:r>
+        <w:t>GREEN_LED_PIN, HIGH);</w:t>
+      </w:r>
+    </w:p>
+    <w:p>
+      <w:pPr>
+        <w:pStyle w:val="Code"/>
+      </w:pPr>
+      <w:r>
+        <w:t>    }</w:t>
+      </w:r>
+    </w:p>
+    <w:p>
+      <w:pPr>
+        <w:pStyle w:val="Code"/>
+      </w:pPr>
+      <w:r>
+        <w:t>    // 2</w:t>
+      </w:r>
+    </w:p>
+    <w:p>
+      <w:pPr>
+        <w:pStyle w:val="Code"/>
+      </w:pPr>
+      <w:r>
+        <w:t>    else if (data==0x</w:t>
+      </w:r>
+      <w:proofErr w:type="gramStart"/>
+      <w:r>
+        <w:t>11){</w:t>
+      </w:r>
+      <w:proofErr w:type="gramEnd"/>
+    </w:p>
+    <w:p>
+      <w:pPr>
+        <w:pStyle w:val="Code"/>
+      </w:pPr>
+      <w:r>
+        <w:t xml:space="preserve">      </w:t>
+      </w:r>
+      <w:proofErr w:type="gramStart"/>
+      <w:r>
+        <w:t>digitalWrite(</w:t>
+      </w:r>
+      <w:proofErr w:type="gramEnd"/>
+      <w:r>
+        <w:t>WHITE_LED_PIN, HIGH);</w:t>
+      </w:r>
+    </w:p>
+    <w:p>
+      <w:pPr>
+        <w:pStyle w:val="Code"/>
+      </w:pPr>
+      <w:r>
+        <w:t xml:space="preserve">      </w:t>
+      </w:r>
+      <w:proofErr w:type="gramStart"/>
+      <w:r>
+        <w:t>digitalWrite(</w:t>
+      </w:r>
+      <w:proofErr w:type="gramEnd"/>
+      <w:r>
+        <w:t>RED_LED_PIN, HIGH);</w:t>
+      </w:r>
+    </w:p>
+    <w:p>
+      <w:pPr>
+        <w:pStyle w:val="Code"/>
+      </w:pPr>
+      <w:r>
+        <w:t>    }</w:t>
+      </w:r>
+    </w:p>
+    <w:p>
+      <w:pPr>
+        <w:pStyle w:val="Code"/>
+      </w:pPr>
+      <w:r>
+        <w:t>    // 3</w:t>
+      </w:r>
+    </w:p>
+    <w:p>
+      <w:pPr>
+        <w:pStyle w:val="Code"/>
+      </w:pPr>
+      <w:r>
+        <w:t>    else if (data==0x</w:t>
+      </w:r>
+      <w:proofErr w:type="gramStart"/>
+      <w:r>
+        <w:t>12){</w:t>
+      </w:r>
+      <w:proofErr w:type="gramEnd"/>
+    </w:p>
+    <w:p>
+      <w:pPr>
+        <w:pStyle w:val="Code"/>
+      </w:pPr>
+      <w:r>
+        <w:t xml:space="preserve">      </w:t>
+      </w:r>
+      <w:proofErr w:type="gramStart"/>
+      <w:r>
+        <w:t>digitalWrite(</w:t>
+      </w:r>
+      <w:proofErr w:type="gramEnd"/>
+      <w:r>
+        <w:t>YELLOW_LED_PIN, HIGH);</w:t>
+      </w:r>
+    </w:p>
+    <w:p>
+      <w:pPr>
+        <w:pStyle w:val="Code"/>
+      </w:pPr>
+      <w:r>
         <w:lastRenderedPageBreak/>
+        <w:t xml:space="preserve">      </w:t>
+      </w:r>
+      <w:proofErr w:type="gramStart"/>
+      <w:r>
+        <w:t>digitalWrite(</w:t>
+      </w:r>
+      <w:proofErr w:type="gramEnd"/>
+      <w:r>
+        <w:t>BLUE_LED_PIN, HIGH);</w:t>
+      </w:r>
+    </w:p>
+    <w:p>
+      <w:pPr>
+        <w:pStyle w:val="Code"/>
+      </w:pPr>
+      <w:r>
+        <w:t>    }</w:t>
+      </w:r>
+    </w:p>
+    <w:p>
+      <w:pPr>
+        <w:pStyle w:val="Code"/>
+      </w:pPr>
+      <w:r>
+        <w:t>    // 4</w:t>
+      </w:r>
+    </w:p>
+    <w:p>
+      <w:pPr>
+        <w:pStyle w:val="Code"/>
+      </w:pPr>
+      <w:r>
+        <w:t>    else if (data==0x</w:t>
+      </w:r>
+      <w:proofErr w:type="gramStart"/>
+      <w:r>
+        <w:t>14){</w:t>
+      </w:r>
+      <w:proofErr w:type="gramEnd"/>
+    </w:p>
+    <w:p>
+      <w:pPr>
+        <w:pStyle w:val="Code"/>
+      </w:pPr>
+      <w:r>
+        <w:t xml:space="preserve">      </w:t>
+      </w:r>
+      <w:proofErr w:type="gramStart"/>
+      <w:r>
+        <w:t>digitalWrite(</w:t>
+      </w:r>
+      <w:proofErr w:type="gramEnd"/>
+      <w:r>
+        <w:t>GREEN_LED_PIN, HIGH);</w:t>
+      </w:r>
+    </w:p>
+    <w:p>
+      <w:pPr>
+        <w:pStyle w:val="Code"/>
+      </w:pPr>
+      <w:r>
+        <w:t xml:space="preserve">      </w:t>
+      </w:r>
+      <w:proofErr w:type="gramStart"/>
+      <w:r>
+        <w:t>digitalWrite(</w:t>
+      </w:r>
+      <w:proofErr w:type="gramEnd"/>
+      <w:r>
+        <w:t>WHITE_LED_PIN, HIGH);</w:t>
+      </w:r>
+    </w:p>
+    <w:p>
+      <w:pPr>
+        <w:pStyle w:val="Code"/>
+      </w:pPr>
+      <w:r>
+        <w:t>    }</w:t>
+      </w:r>
+    </w:p>
+    <w:p>
+      <w:pPr>
+        <w:pStyle w:val="Code"/>
+      </w:pPr>
+      <w:r>
+        <w:t>    IrReceiver.resume();</w:t>
+      </w:r>
+    </w:p>
+    <w:p>
+      <w:pPr>
+        <w:pStyle w:val="Code"/>
+      </w:pPr>
+      <w:r>
+        <w:t>  }</w:t>
+      </w:r>
+    </w:p>
+    <w:p>
+      <w:pPr>
+        <w:pStyle w:val="Code"/>
+      </w:pPr>
+      <w:r>
+        <w:t xml:space="preserve">  </w:t>
+      </w:r>
+      <w:proofErr w:type="gramStart"/>
+      <w:r>
+        <w:t>delay(</w:t>
+      </w:r>
+      <w:proofErr w:type="gramEnd"/>
+      <w:r>
+        <w:t>100);</w:t>
+      </w:r>
+    </w:p>
+    <w:p>
+      <w:pPr>
+        <w:pStyle w:val="Code"/>
+      </w:pPr>
+      <w:r>
+        <w:t>}</w:t>
+      </w:r>
+    </w:p>
+    <w:p>
+      <w:pPr>
+        <w:pStyle w:val="P"/>
+      </w:pPr>
+    </w:p>
+    <w:p>
+      <w:pPr>
+        <w:pStyle w:val="H2"/>
+      </w:pPr>
+      <w:r>
+        <w:t>5 Інфрачервоний з перемикачем</w:t>
+      </w:r>
+    </w:p>
+    <w:p>
+      <w:pPr>
+        <w:pStyle w:val="P"/>
+      </w:pPr>
+    </w:p>
+    <w:p>
+      <w:pPr>
+        <w:pStyle w:val="H1"/>
+      </w:pPr>
+      <w:r>
+        <w:t xml:space="preserve">Виконання </w:t>
+      </w:r>
+    </w:p>
+    <w:p>
+      <w:pPr>
+        <w:pStyle w:val="H1"/>
+      </w:pPr>
+      <w:r>
+        <w:t xml:space="preserve">Висновки </w:t>
+      </w:r>
+    </w:p>
+    <w:p>
+      <w:pPr>
+        <w:pStyle w:val="P"/>
+      </w:pPr>
+    </w:p>
+    <w:p>
+      <w:pPr>
+        <w:pStyle w:val="P"/>
+        <w:rPr>
+          <w:lang w:val="en-US"/>
+        </w:rPr>
+      </w:pPr>
+      <w:r>
         <w:t xml:space="preserve">По завершенню було </w:t>
       </w:r>
       <w:r>
@@ -2909,6 +3851,119 @@
     </w:lvl>
   </w:abstractNum>
   <w:abstractNum w:abstractNumId="1" w15:restartNumberingAfterBreak="0">
+    <w:nsid w:val="26F547E8"/>
+    <w:multiLevelType w:val="hybridMultilevel"/>
+    <w:tmpl w:val="C4F0E248"/>
+    <w:lvl w:ilvl="0" w:tplc="28220002">
+      <w:start w:val="4"/>
+      <w:numFmt w:val="bullet"/>
+      <w:lvlText w:val="-"/>
+      <w:lvlJc w:val="left"/>
+      <w:pPr>
+        <w:ind w:left="1211" w:hanging="360"/>
+      </w:pPr>
+      <w:rPr>
+        <w:rFonts w:ascii="Times New Roman" w:eastAsia="Times New Roman" w:hAnsi="Times New Roman" w:cs="Times New Roman" w:hint="default"/>
+      </w:rPr>
+    </w:lvl>
+    <w:lvl w:ilvl="1" w:tplc="04220003" w:tentative="1">
+      <w:start w:val="1"/>
+      <w:numFmt w:val="bullet"/>
+      <w:lvlText w:val="o"/>
+      <w:lvlJc w:val="left"/>
+      <w:pPr>
+        <w:ind w:left="1931" w:hanging="360"/>
+      </w:pPr>
+      <w:rPr>
+        <w:rFonts w:ascii="Courier New" w:hAnsi="Courier New" w:cs="Courier New" w:hint="default"/>
+      </w:rPr>
+    </w:lvl>
+    <w:lvl w:ilvl="2" w:tplc="04220005" w:tentative="1">
+      <w:start w:val="1"/>
+      <w:numFmt w:val="bullet"/>
+      <w:lvlText w:val=""/>
+      <w:lvlJc w:val="left"/>
+      <w:pPr>
+        <w:ind w:left="2651" w:hanging="360"/>
+      </w:pPr>
+      <w:rPr>
+        <w:rFonts w:ascii="Wingdings" w:hAnsi="Wingdings" w:hint="default"/>
+      </w:rPr>
+    </w:lvl>
+    <w:lvl w:ilvl="3" w:tplc="04220001" w:tentative="1">
+      <w:start w:val="1"/>
+      <w:numFmt w:val="bullet"/>
+      <w:lvlText w:val=""/>
+      <w:lvlJc w:val="left"/>
+      <w:pPr>
+        <w:ind w:left="3371" w:hanging="360"/>
+      </w:pPr>
+      <w:rPr>
+        <w:rFonts w:ascii="Symbol" w:hAnsi="Symbol" w:hint="default"/>
+      </w:rPr>
+    </w:lvl>
+    <w:lvl w:ilvl="4" w:tplc="04220003" w:tentative="1">
+      <w:start w:val="1"/>
+      <w:numFmt w:val="bullet"/>
+      <w:lvlText w:val="o"/>
+      <w:lvlJc w:val="left"/>
+      <w:pPr>
+        <w:ind w:left="4091" w:hanging="360"/>
+      </w:pPr>
+      <w:rPr>
+        <w:rFonts w:ascii="Courier New" w:hAnsi="Courier New" w:cs="Courier New" w:hint="default"/>
+      </w:rPr>
+    </w:lvl>
+    <w:lvl w:ilvl="5" w:tplc="04220005" w:tentative="1">
+      <w:start w:val="1"/>
+      <w:numFmt w:val="bullet"/>
+      <w:lvlText w:val=""/>
+      <w:lvlJc w:val="left"/>
+      <w:pPr>
+        <w:ind w:left="4811" w:hanging="360"/>
+      </w:pPr>
+      <w:rPr>
+        <w:rFonts w:ascii="Wingdings" w:hAnsi="Wingdings" w:hint="default"/>
+      </w:rPr>
+    </w:lvl>
+    <w:lvl w:ilvl="6" w:tplc="04220001" w:tentative="1">
+      <w:start w:val="1"/>
+      <w:numFmt w:val="bullet"/>
+      <w:lvlText w:val=""/>
+      <w:lvlJc w:val="left"/>
+      <w:pPr>
+        <w:ind w:left="5531" w:hanging="360"/>
+      </w:pPr>
+      <w:rPr>
+        <w:rFonts w:ascii="Symbol" w:hAnsi="Symbol" w:hint="default"/>
+      </w:rPr>
+    </w:lvl>
+    <w:lvl w:ilvl="7" w:tplc="04220003" w:tentative="1">
+      <w:start w:val="1"/>
+      <w:numFmt w:val="bullet"/>
+      <w:lvlText w:val="o"/>
+      <w:lvlJc w:val="left"/>
+      <w:pPr>
+        <w:ind w:left="6251" w:hanging="360"/>
+      </w:pPr>
+      <w:rPr>
+        <w:rFonts w:ascii="Courier New" w:hAnsi="Courier New" w:cs="Courier New" w:hint="default"/>
+      </w:rPr>
+    </w:lvl>
+    <w:lvl w:ilvl="8" w:tplc="04220005" w:tentative="1">
+      <w:start w:val="1"/>
+      <w:numFmt w:val="bullet"/>
+      <w:lvlText w:val=""/>
+      <w:lvlJc w:val="left"/>
+      <w:pPr>
+        <w:ind w:left="6971" w:hanging="360"/>
+      </w:pPr>
+      <w:rPr>
+        <w:rFonts w:ascii="Wingdings" w:hAnsi="Wingdings" w:hint="default"/>
+      </w:rPr>
+    </w:lvl>
+  </w:abstractNum>
+  <w:abstractNum w:abstractNumId="2" w15:restartNumberingAfterBreak="0">
     <w:nsid w:val="297C4081"/>
     <w:multiLevelType w:val="hybridMultilevel"/>
     <w:tmpl w:val="3F1C841C"/>
@@ -2997,7 +4052,7 @@
       </w:pPr>
     </w:lvl>
   </w:abstractNum>
-  <w:abstractNum w:abstractNumId="2" w15:restartNumberingAfterBreak="0">
+  <w:abstractNum w:abstractNumId="3" w15:restartNumberingAfterBreak="0">
     <w:nsid w:val="795D4379"/>
     <w:multiLevelType w:val="hybridMultilevel"/>
     <w:tmpl w:val="C21A163C"/>
@@ -3109,7 +4164,120 @@
       </w:rPr>
     </w:lvl>
   </w:abstractNum>
-  <w:abstractNum w:abstractNumId="3" w15:restartNumberingAfterBreak="0">
+  <w:abstractNum w:abstractNumId="4" w15:restartNumberingAfterBreak="0">
+    <w:nsid w:val="7DEF0D05"/>
+    <w:multiLevelType w:val="hybridMultilevel"/>
+    <w:tmpl w:val="CFD22B20"/>
+    <w:lvl w:ilvl="0" w:tplc="02F8593C">
+      <w:start w:val="4"/>
+      <w:numFmt w:val="bullet"/>
+      <w:lvlText w:val="-"/>
+      <w:lvlJc w:val="left"/>
+      <w:pPr>
+        <w:ind w:left="1211" w:hanging="360"/>
+      </w:pPr>
+      <w:rPr>
+        <w:rFonts w:ascii="Times New Roman" w:eastAsia="Times New Roman" w:hAnsi="Times New Roman" w:cs="Times New Roman" w:hint="default"/>
+      </w:rPr>
+    </w:lvl>
+    <w:lvl w:ilvl="1" w:tplc="04220003" w:tentative="1">
+      <w:start w:val="1"/>
+      <w:numFmt w:val="bullet"/>
+      <w:lvlText w:val="o"/>
+      <w:lvlJc w:val="left"/>
+      <w:pPr>
+        <w:ind w:left="1931" w:hanging="360"/>
+      </w:pPr>
+      <w:rPr>
+        <w:rFonts w:ascii="Courier New" w:hAnsi="Courier New" w:cs="Courier New" w:hint="default"/>
+      </w:rPr>
+    </w:lvl>
+    <w:lvl w:ilvl="2" w:tplc="04220005" w:tentative="1">
+      <w:start w:val="1"/>
+      <w:numFmt w:val="bullet"/>
+      <w:lvlText w:val=""/>
+      <w:lvlJc w:val="left"/>
+      <w:pPr>
+        <w:ind w:left="2651" w:hanging="360"/>
+      </w:pPr>
+      <w:rPr>
+        <w:rFonts w:ascii="Wingdings" w:hAnsi="Wingdings" w:hint="default"/>
+      </w:rPr>
+    </w:lvl>
+    <w:lvl w:ilvl="3" w:tplc="04220001" w:tentative="1">
+      <w:start w:val="1"/>
+      <w:numFmt w:val="bullet"/>
+      <w:lvlText w:val=""/>
+      <w:lvlJc w:val="left"/>
+      <w:pPr>
+        <w:ind w:left="3371" w:hanging="360"/>
+      </w:pPr>
+      <w:rPr>
+        <w:rFonts w:ascii="Symbol" w:hAnsi="Symbol" w:hint="default"/>
+      </w:rPr>
+    </w:lvl>
+    <w:lvl w:ilvl="4" w:tplc="04220003" w:tentative="1">
+      <w:start w:val="1"/>
+      <w:numFmt w:val="bullet"/>
+      <w:lvlText w:val="o"/>
+      <w:lvlJc w:val="left"/>
+      <w:pPr>
+        <w:ind w:left="4091" w:hanging="360"/>
+      </w:pPr>
+      <w:rPr>
+        <w:rFonts w:ascii="Courier New" w:hAnsi="Courier New" w:cs="Courier New" w:hint="default"/>
+      </w:rPr>
+    </w:lvl>
+    <w:lvl w:ilvl="5" w:tplc="04220005" w:tentative="1">
+      <w:start w:val="1"/>
+      <w:numFmt w:val="bullet"/>
+      <w:lvlText w:val=""/>
+      <w:lvlJc w:val="left"/>
+      <w:pPr>
+        <w:ind w:left="4811" w:hanging="360"/>
+      </w:pPr>
+      <w:rPr>
+        <w:rFonts w:ascii="Wingdings" w:hAnsi="Wingdings" w:hint="default"/>
+      </w:rPr>
+    </w:lvl>
+    <w:lvl w:ilvl="6" w:tplc="04220001" w:tentative="1">
+      <w:start w:val="1"/>
+      <w:numFmt w:val="bullet"/>
+      <w:lvlText w:val=""/>
+      <w:lvlJc w:val="left"/>
+      <w:pPr>
+        <w:ind w:left="5531" w:hanging="360"/>
+      </w:pPr>
+      <w:rPr>
+        <w:rFonts w:ascii="Symbol" w:hAnsi="Symbol" w:hint="default"/>
+      </w:rPr>
+    </w:lvl>
+    <w:lvl w:ilvl="7" w:tplc="04220003" w:tentative="1">
+      <w:start w:val="1"/>
+      <w:numFmt w:val="bullet"/>
+      <w:lvlText w:val="o"/>
+      <w:lvlJc w:val="left"/>
+      <w:pPr>
+        <w:ind w:left="6251" w:hanging="360"/>
+      </w:pPr>
+      <w:rPr>
+        <w:rFonts w:ascii="Courier New" w:hAnsi="Courier New" w:cs="Courier New" w:hint="default"/>
+      </w:rPr>
+    </w:lvl>
+    <w:lvl w:ilvl="8" w:tplc="04220005" w:tentative="1">
+      <w:start w:val="1"/>
+      <w:numFmt w:val="bullet"/>
+      <w:lvlText w:val=""/>
+      <w:lvlJc w:val="left"/>
+      <w:pPr>
+        <w:ind w:left="6971" w:hanging="360"/>
+      </w:pPr>
+      <w:rPr>
+        <w:rFonts w:ascii="Wingdings" w:hAnsi="Wingdings" w:hint="default"/>
+      </w:rPr>
+    </w:lvl>
+  </w:abstractNum>
+  <w:abstractNum w:abstractNumId="5" w15:restartNumberingAfterBreak="0">
     <w:nsid w:val="7E5F52DB"/>
     <w:multiLevelType w:val="hybridMultilevel"/>
     <w:tmpl w:val="6882A07E"/>
@@ -3199,16 +4367,22 @@
     </w:lvl>
   </w:abstractNum>
   <w:num w:numId="1" w16cid:durableId="1471048762">
-    <w:abstractNumId w:val="2"/>
+    <w:abstractNumId w:val="3"/>
   </w:num>
   <w:num w:numId="2" w16cid:durableId="2123066900">
-    <w:abstractNumId w:val="1"/>
+    <w:abstractNumId w:val="2"/>
   </w:num>
   <w:num w:numId="3" w16cid:durableId="1317105529">
     <w:abstractNumId w:val="0"/>
   </w:num>
   <w:num w:numId="4" w16cid:durableId="1903635819">
-    <w:abstractNumId w:val="3"/>
+    <w:abstractNumId w:val="5"/>
+  </w:num>
+  <w:num w:numId="5" w16cid:durableId="1844709302">
+    <w:abstractNumId w:val="1"/>
+  </w:num>
+  <w:num w:numId="6" w16cid:durableId="502627065">
+    <w:abstractNumId w:val="4"/>
   </w:num>
 </w:numbering>
 </file>
@@ -3683,7 +4857,6 @@
   <w:style w:type="character" w:default="1" w:styleId="a0">
     <w:name w:val="Default Paragraph Font"/>
     <w:uiPriority w:val="1"/>
-    <w:semiHidden/>
     <w:unhideWhenUsed/>
   </w:style>
   <w:style w:type="table" w:default="1" w:styleId="a1">

--- a/32IV Inzhenerija vbudovanyh/4/KNT-122_Onyshchenko_Variant-19_PR4.docx
+++ b/32IV Inzhenerija vbudovanyh/4/KNT-122_Onyshchenko_Variant-19_PR4.docx
@@ -1005,10 +1005,10 @@
       <w:r>
         <w:lastRenderedPageBreak/>
         <w:drawing>
-          <wp:inline distT="0" distB="0" distL="0" distR="0" wp14:anchorId="4CBE7730" wp14:editId="3CF212AC">
-            <wp:extent cx="5731510" cy="7479665"/>
-            <wp:effectExtent l="0" t="0" r="2540" b="6985"/>
-            <wp:docPr id="1007009353" name="Рисунок 1" descr="Зображення, що містить текст, Електронна інженерія, електроніка, Компонент схеми&#10;&#10;Вміст, створений ШІ, може бути неправильним."/>
+          <wp:inline distT="0" distB="0" distL="0" distR="0" wp14:anchorId="6557F0E8" wp14:editId="6CE1D5F7">
+            <wp:extent cx="5327650" cy="7539929"/>
+            <wp:effectExtent l="0" t="0" r="6350" b="4445"/>
+            <wp:docPr id="107821837" name="Рисунок 1" descr="Зображення, що містить текст, Електронна інженерія, схема, електроніка&#10;&#10;Вміст, створений ШІ, може бути неправильним."/>
             <wp:cNvGraphicFramePr>
               <a:graphicFrameLocks xmlns:a="http://schemas.openxmlformats.org/drawingml/2006/main" noChangeAspect="1"/>
             </wp:cNvGraphicFramePr>
@@ -1016,7 +1016,7 @@
               <a:graphicData uri="http://schemas.openxmlformats.org/drawingml/2006/picture">
                 <pic:pic xmlns:pic="http://schemas.openxmlformats.org/drawingml/2006/picture">
                   <pic:nvPicPr>
-                    <pic:cNvPr id="1007009353" name="Рисунок 1" descr="Зображення, що містить текст, Електронна інженерія, електроніка, Компонент схеми&#10;&#10;Вміст, створений ШІ, може бути неправильним."/>
+                    <pic:cNvPr id="107821837" name="Рисунок 1" descr="Зображення, що містить текст, Електронна інженерія, схема, електроніка&#10;&#10;Вміст, створений ШІ, може бути неправильним."/>
                     <pic:cNvPicPr/>
                   </pic:nvPicPr>
                   <pic:blipFill>
@@ -1028,7 +1028,7 @@
                   <pic:spPr>
                     <a:xfrm>
                       <a:off x="0" y="0"/>
-                      <a:ext cx="5731510" cy="7479665"/>
+                      <a:ext cx="5333215" cy="7547805"/>
                     </a:xfrm>
                     <a:prstGeom prst="rect">
                       <a:avLst/>
@@ -2863,11 +2863,14 @@
         </w:rPr>
       </w:pPr>
       <w:r>
+        <w:rPr>
+          <w:lang w:val="en-US"/>
+        </w:rPr>
         <w:drawing>
-          <wp:inline distT="0" distB="0" distL="0" distR="0" wp14:anchorId="3002E0E5" wp14:editId="2B7DD34E">
-            <wp:extent cx="5208172" cy="7874000"/>
-            <wp:effectExtent l="0" t="0" r="0" b="0"/>
-            <wp:docPr id="1050606977" name="Рисунок 1" descr="Зображення, що містить текст, електроніка, Електронна інженерія, знімок екрана&#10;&#10;Вміст, створений ШІ, може бути неправильним."/>
+          <wp:inline distT="0" distB="0" distL="0" distR="0" wp14:anchorId="47936983" wp14:editId="07563E6F">
+            <wp:extent cx="5287481" cy="7886700"/>
+            <wp:effectExtent l="0" t="0" r="8890" b="0"/>
+            <wp:docPr id="46398363" name="Рисунок 1" descr="Зображення, що містить текст, електроніка, знімок екрана, Електронна інженерія&#10;&#10;Вміст, створений ШІ, може бути неправильним."/>
             <wp:cNvGraphicFramePr>
               <a:graphicFrameLocks xmlns:a="http://schemas.openxmlformats.org/drawingml/2006/main" noChangeAspect="1"/>
             </wp:cNvGraphicFramePr>
@@ -2875,7 +2878,7 @@
               <a:graphicData uri="http://schemas.openxmlformats.org/drawingml/2006/picture">
                 <pic:pic xmlns:pic="http://schemas.openxmlformats.org/drawingml/2006/picture">
                   <pic:nvPicPr>
-                    <pic:cNvPr id="1050606977" name="Рисунок 1" descr="Зображення, що містить текст, електроніка, Електронна інженерія, знімок екрана&#10;&#10;Вміст, створений ШІ, може бути неправильним."/>
+                    <pic:cNvPr id="46398363" name="Рисунок 1" descr="Зображення, що містить текст, електроніка, знімок екрана, Електронна інженерія&#10;&#10;Вміст, створений ШІ, може бути неправильним."/>
                     <pic:cNvPicPr/>
                   </pic:nvPicPr>
                   <pic:blipFill>
@@ -2887,7 +2890,7 @@
                   <pic:spPr>
                     <a:xfrm>
                       <a:off x="0" y="0"/>
-                      <a:ext cx="5250899" cy="7938598"/>
+                      <a:ext cx="5303639" cy="7910802"/>
                     </a:xfrm>
                     <a:prstGeom prst="rect">
                       <a:avLst/>
@@ -2903,6 +2906,9 @@
     <w:p>
       <w:pPr>
         <w:pStyle w:val="IMG"/>
+        <w:rPr>
+          <w:lang w:val="en-US"/>
+        </w:rPr>
       </w:pPr>
       <w:r>
         <w:t>Рисунок 4.1 – Схема в роботі</w:t>

--- a/32IV Inzhenerija vbudovanyh/4/KNT-122_Onyshchenko_Variant-19_PR4.docx
+++ b/32IV Inzhenerija vbudovanyh/4/KNT-122_Onyshchenko_Variant-19_PR4.docx
@@ -3674,6 +3674,119 @@
       </w:pPr>
       <w:r>
         <w:t>5 Інфрачервоний з перемикачем</w:t>
+      </w:r>
+    </w:p>
+    <w:p>
+      <w:pPr>
+        <w:pStyle w:val="P"/>
+        <w:rPr>
+          <w:lang w:val="en-US"/>
+        </w:rPr>
+      </w:pPr>
+    </w:p>
+    <w:p>
+      <w:pPr>
+        <w:pStyle w:val="P"/>
+      </w:pPr>
+      <w:r>
+        <w:t xml:space="preserve">Після спроб змінити яскравість світлодіоду було виявленно що метод </w:t>
+      </w:r>
+      <w:r>
+        <w:rPr>
+          <w:lang w:val="en-US"/>
+        </w:rPr>
+        <w:t xml:space="preserve">analogWrite </w:t>
+      </w:r>
+      <w:r>
+        <w:t>не працює коли додана бібліотека роботи з інфрачервоним датчиком:</w:t>
+      </w:r>
+    </w:p>
+    <w:p>
+      <w:pPr>
+        <w:pStyle w:val="P"/>
+      </w:pPr>
+    </w:p>
+    <w:p>
+      <w:pPr>
+        <w:pStyle w:val="IMG"/>
+        <w:rPr>
+          <w:lang w:val="en-US"/>
+        </w:rPr>
+      </w:pPr>
+    </w:p>
+    <w:p>
+      <w:pPr>
+        <w:pStyle w:val="IMG"/>
+      </w:pPr>
+      <w:r>
+        <w:lastRenderedPageBreak/>
+        <w:drawing>
+          <wp:inline distT="0" distB="0" distL="0" distR="0" wp14:anchorId="7C11C366" wp14:editId="79CA26E1">
+            <wp:extent cx="5460365" cy="8077200"/>
+            <wp:effectExtent l="0" t="0" r="6985" b="0"/>
+            <wp:docPr id="582818681" name="Рисунок 1" descr="Зображення, що містить текст, знімок екрана, Паралель, Електронна інженерія&#10;&#10;Вміст, створений ШІ, може бути неправильним."/>
+            <wp:cNvGraphicFramePr>
+              <a:graphicFrameLocks xmlns:a="http://schemas.openxmlformats.org/drawingml/2006/main" noChangeAspect="1"/>
+            </wp:cNvGraphicFramePr>
+            <a:graphic xmlns:a="http://schemas.openxmlformats.org/drawingml/2006/main">
+              <a:graphicData uri="http://schemas.openxmlformats.org/drawingml/2006/picture">
+                <pic:pic xmlns:pic="http://schemas.openxmlformats.org/drawingml/2006/picture">
+                  <pic:nvPicPr>
+                    <pic:cNvPr id="582818681" name="Рисунок 1" descr="Зображення, що містить текст, знімок екрана, Паралель, Електронна інженерія&#10;&#10;Вміст, створений ШІ, може бути неправильним."/>
+                    <pic:cNvPicPr/>
+                  </pic:nvPicPr>
+                  <pic:blipFill rotWithShape="1">
+                    <a:blip r:embed="rId19"/>
+                    <a:srcRect t="3128" b="283"/>
+                    <a:stretch/>
+                  </pic:blipFill>
+                  <pic:spPr bwMode="auto">
+                    <a:xfrm>
+                      <a:off x="0" y="0"/>
+                      <a:ext cx="5461000" cy="8078139"/>
+                    </a:xfrm>
+                    <a:prstGeom prst="rect">
+                      <a:avLst/>
+                    </a:prstGeom>
+                    <a:ln>
+                      <a:noFill/>
+                    </a:ln>
+                    <a:extLst>
+                      <a:ext uri="{53640926-AAD7-44D8-BBD7-CCE9431645EC}">
+                        <a14:shadowObscured xmlns:a14="http://schemas.microsoft.com/office/drawing/2010/main"/>
+                      </a:ext>
+                    </a:extLst>
+                  </pic:spPr>
+                </pic:pic>
+              </a:graphicData>
+            </a:graphic>
+          </wp:inline>
+        </w:drawing>
+      </w:r>
+    </w:p>
+    <w:p>
+      <w:pPr>
+        <w:pStyle w:val="IMG"/>
+      </w:pPr>
+      <w:r>
+        <w:t>Рисунок 5.1 – Схема без бібліотеки в роботі</w:t>
+      </w:r>
+    </w:p>
+    <w:p>
+      <w:pPr>
+        <w:pStyle w:val="P"/>
+      </w:pPr>
+    </w:p>
+    <w:p>
+      <w:pPr>
+        <w:pStyle w:val="P"/>
+        <w:rPr>
+          <w:lang w:val="en-US"/>
+        </w:rPr>
+      </w:pPr>
+      <w:r>
+        <w:lastRenderedPageBreak/>
+        <w:t xml:space="preserve">Через це схему було перероблено </w:t>
       </w:r>
     </w:p>
     <w:p>
@@ -4863,6 +4976,7 @@
   <w:style w:type="character" w:default="1" w:styleId="a0">
     <w:name w:val="Default Paragraph Font"/>
     <w:uiPriority w:val="1"/>
+    <w:semiHidden/>
     <w:unhideWhenUsed/>
   </w:style>
   <w:style w:type="table" w:default="1" w:styleId="a1">

--- a/32IV Inzhenerija vbudovanyh/4/KNT-122_Onyshchenko_Variant-19_PR4.docx
+++ b/32IV Inzhenerija vbudovanyh/4/KNT-122_Onyshchenko_Variant-19_PR4.docx
@@ -460,9 +460,107 @@
     <w:p>
       <w:pPr>
         <w:pStyle w:val="H1"/>
-      </w:pPr>
-      <w:r>
-        <w:t xml:space="preserve">Завдання </w:t>
+        <w:rPr>
+          <w:lang w:val="en-US"/>
+        </w:rPr>
+      </w:pPr>
+      <w:r>
+        <w:t>Завдання</w:t>
+      </w:r>
+    </w:p>
+    <w:p>
+      <w:pPr>
+        <w:pStyle w:val="P"/>
+        <w:rPr>
+          <w:lang w:val="en-US"/>
+        </w:rPr>
+      </w:pPr>
+    </w:p>
+    <w:p>
+      <w:pPr>
+        <w:pStyle w:val="P"/>
+      </w:pPr>
+      <w:r>
+        <w:t>1. Створити схему, як зображено на рис. 4.2 та рис. 4.3, додати код та дослідити роботу.</w:t>
+      </w:r>
+    </w:p>
+    <w:p>
+      <w:pPr>
+        <w:pStyle w:val="P"/>
+      </w:pPr>
+      <w:r>
+        <w:t>2. Додати на схему сервопривід, що повертається на 0, 90 та 180 градусів в залежності від інтенсивності освітлення фоторезистора.</w:t>
+      </w:r>
+    </w:p>
+    <w:p>
+      <w:pPr>
+        <w:pStyle w:val="P"/>
+      </w:pPr>
+      <w:r>
+        <w:t>3. Додайте до схеми ще один фоторезистор. Змініть код. На якому фоторезисторі освітленість більше в ту сторону обертається серво.</w:t>
+      </w:r>
+    </w:p>
+    <w:p>
+      <w:pPr>
+        <w:pStyle w:val="P"/>
+      </w:pPr>
+      <w:r>
+        <w:t>4. Створіть схему з ІЧ-датчиком і 6 світлодіодами. Створіть 4 режимироботи світлодіодів. Натискання кнопок на пульті від 1 до 4 змінює ці режими. Коли натискаєте кнопку «Power ON» на пульті, усі світлодіоди вимикаються.</w:t>
+      </w:r>
+    </w:p>
+    <w:p>
+      <w:pPr>
+        <w:pStyle w:val="P"/>
+      </w:pPr>
+      <w:r>
+        <w:t>5. Створіть схему з ІЧ-датчиком, LED і SlideSwitcher. Якщо перемикач знаходиться у «вимкненому» положенні, тоді нічого не відбувається, коли натискаються кнопки ІЧ-пульта. Якщо перемикач «увімкнено», то:</w:t>
+      </w:r>
+    </w:p>
+    <w:p>
+      <w:pPr>
+        <w:pStyle w:val="P"/>
+      </w:pPr>
+      <w:r>
+        <w:t>- при натисканні кнопки «PowerON» на пульті світлодіод включається, при повторному натисканні вимикається,</w:t>
+      </w:r>
+    </w:p>
+    <w:p>
+      <w:pPr>
+        <w:pStyle w:val="P"/>
+      </w:pPr>
+      <w:r>
+        <w:t>- якщо натиснути кнопку Vol+, яскравість світлодіода збільшується</w:t>
+      </w:r>
+    </w:p>
+    <w:p>
+      <w:pPr>
+        <w:pStyle w:val="P"/>
+        <w:rPr>
+          <w:lang w:val="en-US"/>
+        </w:rPr>
+      </w:pPr>
+      <w:r>
+        <w:t>- якщо натиснутикнопку Vol-, яскравість світлодіода зменшиться</w:t>
+      </w:r>
+    </w:p>
+    <w:p>
+      <w:pPr>
+        <w:pStyle w:val="P"/>
+        <w:rPr>
+          <w:lang w:val="en-US"/>
+        </w:rPr>
+      </w:pPr>
+    </w:p>
+    <w:p>
+      <w:pPr>
+        <w:pStyle w:val="H1"/>
+        <w:rPr>
+          <w:lang w:val="en-US"/>
+        </w:rPr>
+      </w:pPr>
+      <w:r>
+        <w:lastRenderedPageBreak/>
+        <w:t xml:space="preserve">Виконання </w:t>
       </w:r>
     </w:p>
     <w:p>
@@ -614,15 +712,7 @@
         <w:pStyle w:val="Code"/>
       </w:pPr>
       <w:r>
-        <w:t xml:space="preserve">void </w:t>
-      </w:r>
-      <w:proofErr w:type="gramStart"/>
-      <w:r>
-        <w:t>setup(</w:t>
-      </w:r>
-      <w:proofErr w:type="gramEnd"/>
-      <w:r>
-        <w:t>)</w:t>
+        <w:t>void setup()</w:t>
       </w:r>
     </w:p>
     <w:p>
@@ -638,15 +728,7 @@
         <w:pStyle w:val="Code"/>
       </w:pPr>
       <w:r>
-        <w:t xml:space="preserve">  </w:t>
-      </w:r>
-      <w:proofErr w:type="gramStart"/>
-      <w:r>
-        <w:t>pinMode(</w:t>
-      </w:r>
-      <w:proofErr w:type="gramEnd"/>
-      <w:r>
-        <w:t>PHOTORESISTOR_PIN, INPUT);</w:t>
+        <w:t>  pinMode(PHOTORESISTOR_PIN, INPUT);</w:t>
       </w:r>
     </w:p>
     <w:p>
@@ -675,15 +757,7 @@
         <w:pStyle w:val="Code"/>
       </w:pPr>
       <w:r>
-        <w:t xml:space="preserve">void </w:t>
-      </w:r>
-      <w:proofErr w:type="gramStart"/>
-      <w:r>
-        <w:t>loop(</w:t>
-      </w:r>
-      <w:proofErr w:type="gramEnd"/>
-      <w:r>
-        <w:t>)</w:t>
+        <w:t>void loop()</w:t>
       </w:r>
     </w:p>
     <w:p>
@@ -699,15 +773,7 @@
         <w:pStyle w:val="Code"/>
       </w:pPr>
       <w:r>
-        <w:t>  int photoresistorValue=</w:t>
-      </w:r>
-      <w:proofErr w:type="gramStart"/>
-      <w:r>
-        <w:t>analogRead(</w:t>
-      </w:r>
-      <w:proofErr w:type="gramEnd"/>
-      <w:r>
-        <w:t>PHOTORESISTOR_PIN);</w:t>
+        <w:t>  int photoresistorValue=analogRead(PHOTORESISTOR_PIN);</w:t>
       </w:r>
     </w:p>
     <w:p>
@@ -723,15 +789,7 @@
         <w:pStyle w:val="Code"/>
       </w:pPr>
       <w:r>
-        <w:t xml:space="preserve">  </w:t>
-      </w:r>
-      <w:proofErr w:type="gramStart"/>
-      <w:r>
-        <w:t>delay(</w:t>
-      </w:r>
-      <w:proofErr w:type="gramEnd"/>
-      <w:r>
-        <w:t>100);</w:t>
+        <w:t>  delay(100);</w:t>
       </w:r>
     </w:p>
     <w:p>
@@ -830,15 +888,7 @@
         <w:pStyle w:val="Code"/>
       </w:pPr>
       <w:r>
-        <w:t xml:space="preserve">void </w:t>
-      </w:r>
-      <w:proofErr w:type="gramStart"/>
-      <w:r>
-        <w:t>setup(</w:t>
-      </w:r>
-      <w:proofErr w:type="gramEnd"/>
-      <w:r>
-        <w:t>)</w:t>
+        <w:t>void setup()</w:t>
       </w:r>
     </w:p>
     <w:p>
@@ -854,15 +904,7 @@
         <w:pStyle w:val="Code"/>
       </w:pPr>
       <w:r>
-        <w:t xml:space="preserve">  </w:t>
-      </w:r>
-      <w:proofErr w:type="gramStart"/>
-      <w:r>
-        <w:t>pinMode(</w:t>
-      </w:r>
-      <w:proofErr w:type="gramEnd"/>
-      <w:r>
-        <w:t>PHOTORESISTOR_PIN, INPUT);</w:t>
+        <w:t>  pinMode(PHOTORESISTOR_PIN, INPUT);</w:t>
       </w:r>
     </w:p>
     <w:p>
@@ -891,15 +933,7 @@
         <w:pStyle w:val="Code"/>
       </w:pPr>
       <w:r>
-        <w:t xml:space="preserve">void </w:t>
-      </w:r>
-      <w:proofErr w:type="gramStart"/>
-      <w:r>
-        <w:t>loop(</w:t>
-      </w:r>
-      <w:proofErr w:type="gramEnd"/>
-      <w:r>
-        <w:t>)</w:t>
+        <w:t>void loop()</w:t>
       </w:r>
     </w:p>
     <w:p>
@@ -915,31 +949,15 @@
         <w:pStyle w:val="Code"/>
       </w:pPr>
       <w:r>
-        <w:t>  int photoresistorValue=</w:t>
-      </w:r>
-      <w:proofErr w:type="gramStart"/>
-      <w:r>
-        <w:t>analogRead(</w:t>
-      </w:r>
-      <w:proofErr w:type="gramEnd"/>
-      <w:r>
-        <w:t>PHOTORESISTOR_PIN);</w:t>
-      </w:r>
-    </w:p>
-    <w:p>
-      <w:pPr>
-        <w:pStyle w:val="Code"/>
-      </w:pPr>
-      <w:r>
-        <w:t>  int convertedValue=</w:t>
-      </w:r>
-      <w:proofErr w:type="gramStart"/>
-      <w:r>
-        <w:t>map(</w:t>
-      </w:r>
-      <w:proofErr w:type="gramEnd"/>
-      <w:r>
-        <w:t>photoresistorValue, MIN_PHOTORESISTOR, MAX_PHOTORESISTOR, 0, 255);</w:t>
+        <w:t>  int photoresistorValue=analogRead(PHOTORESISTOR_PIN);</w:t>
+      </w:r>
+    </w:p>
+    <w:p>
+      <w:pPr>
+        <w:pStyle w:val="Code"/>
+      </w:pPr>
+      <w:r>
+        <w:t>  int convertedValue=map(photoresistorValue, MIN_PHOTORESISTOR, MAX_PHOTORESISTOR, 0, 255);</w:t>
       </w:r>
     </w:p>
     <w:p>
@@ -955,31 +973,15 @@
         <w:pStyle w:val="Code"/>
       </w:pPr>
       <w:r>
-        <w:t xml:space="preserve">  </w:t>
-      </w:r>
-      <w:proofErr w:type="gramStart"/>
-      <w:r>
-        <w:t>analogWrite(</w:t>
-      </w:r>
-      <w:proofErr w:type="gramEnd"/>
-      <w:r>
-        <w:t>LED_PIN, convertedValue);</w:t>
-      </w:r>
-    </w:p>
-    <w:p>
-      <w:pPr>
-        <w:pStyle w:val="Code"/>
-      </w:pPr>
-      <w:r>
-        <w:t xml:space="preserve">  </w:t>
-      </w:r>
-      <w:proofErr w:type="gramStart"/>
-      <w:r>
-        <w:t>delay(</w:t>
-      </w:r>
-      <w:proofErr w:type="gramEnd"/>
-      <w:r>
-        <w:t>100);</w:t>
+        <w:t>  analogWrite(LED_PIN, convertedValue);</w:t>
+      </w:r>
+    </w:p>
+    <w:p>
+      <w:pPr>
+        <w:pStyle w:val="Code"/>
+      </w:pPr>
+      <w:r>
+        <w:t>  delay(100);</w:t>
       </w:r>
     </w:p>
     <w:p>
@@ -1198,15 +1200,7 @@
         <w:pStyle w:val="Code"/>
       </w:pPr>
       <w:r>
-        <w:t xml:space="preserve">void </w:t>
-      </w:r>
-      <w:proofErr w:type="gramStart"/>
-      <w:r>
-        <w:t>setup(</w:t>
-      </w:r>
-      <w:proofErr w:type="gramEnd"/>
-      <w:r>
-        <w:t>)</w:t>
+        <w:t>void setup()</w:t>
       </w:r>
     </w:p>
     <w:p>
@@ -1222,15 +1216,7 @@
         <w:pStyle w:val="Code"/>
       </w:pPr>
       <w:r>
-        <w:t xml:space="preserve">  </w:t>
-      </w:r>
-      <w:proofErr w:type="gramStart"/>
-      <w:r>
-        <w:t>pinMode(</w:t>
-      </w:r>
-      <w:proofErr w:type="gramEnd"/>
-      <w:r>
-        <w:t>PHOTORESISTOR_PIN, INPUT);</w:t>
+        <w:t xml:space="preserve">  pinMode(PHOTORESISTOR_PIN, INPUT);</w:t>
       </w:r>
     </w:p>
     <w:p>
@@ -1259,15 +1245,7 @@
         <w:pStyle w:val="Code"/>
       </w:pPr>
       <w:r>
-        <w:t xml:space="preserve">void </w:t>
-      </w:r>
-      <w:proofErr w:type="gramStart"/>
-      <w:r>
-        <w:t>loop(</w:t>
-      </w:r>
-      <w:proofErr w:type="gramEnd"/>
-      <w:r>
-        <w:t>)</w:t>
+        <w:t>void loop()</w:t>
       </w:r>
     </w:p>
     <w:p>
@@ -1283,31 +1261,15 @@
         <w:pStyle w:val="Code"/>
       </w:pPr>
       <w:r>
-        <w:t xml:space="preserve">  int photoresistorValue=</w:t>
-      </w:r>
-      <w:proofErr w:type="gramStart"/>
-      <w:r>
-        <w:t>analogRead(</w:t>
-      </w:r>
-      <w:proofErr w:type="gramEnd"/>
-      <w:r>
-        <w:t>PHOTORESISTOR_PIN);</w:t>
-      </w:r>
-    </w:p>
-    <w:p>
-      <w:pPr>
-        <w:pStyle w:val="Code"/>
-      </w:pPr>
-      <w:r>
-        <w:t xml:space="preserve">  int convertedValue=</w:t>
-      </w:r>
-      <w:proofErr w:type="gramStart"/>
-      <w:r>
-        <w:t>map(</w:t>
-      </w:r>
-      <w:proofErr w:type="gramEnd"/>
-      <w:r>
-        <w:t>photoresistorValue, MIN_PHOTORESISTOR, MAX_PHOTORESISTOR, 0, 255);</w:t>
+        <w:t xml:space="preserve">  int photoresistorValue=analogRead(PHOTORESISTOR_PIN);</w:t>
+      </w:r>
+    </w:p>
+    <w:p>
+      <w:pPr>
+        <w:pStyle w:val="Code"/>
+      </w:pPr>
+      <w:r>
+        <w:t xml:space="preserve">  int convertedValue=map(photoresistorValue, MIN_PHOTORESISTOR, MAX_PHOTORESISTOR, 0, 255);</w:t>
       </w:r>
     </w:p>
     <w:p>
@@ -1323,31 +1285,15 @@
         <w:pStyle w:val="Code"/>
       </w:pPr>
       <w:r>
-        <w:t xml:space="preserve">  </w:t>
-      </w:r>
-      <w:proofErr w:type="gramStart"/>
-      <w:r>
-        <w:t>analogWrite(</w:t>
-      </w:r>
-      <w:proofErr w:type="gramEnd"/>
-      <w:r>
-        <w:t>LED_PIN, convertedValue);</w:t>
-      </w:r>
-    </w:p>
-    <w:p>
-      <w:pPr>
-        <w:pStyle w:val="Code"/>
-      </w:pPr>
-      <w:r>
-        <w:t xml:space="preserve">  </w:t>
-      </w:r>
-      <w:proofErr w:type="gramStart"/>
-      <w:r>
-        <w:t>delay(</w:t>
-      </w:r>
-      <w:proofErr w:type="gramEnd"/>
-      <w:r>
-        <w:t>100);</w:t>
+        <w:t xml:space="preserve">  analogWrite(LED_PIN, convertedValue);</w:t>
+      </w:r>
+    </w:p>
+    <w:p>
+      <w:pPr>
+        <w:pStyle w:val="Code"/>
+      </w:pPr>
+      <w:r>
+        <w:t xml:space="preserve">  delay(100);</w:t>
       </w:r>
     </w:p>
     <w:p>
@@ -1524,15 +1470,7 @@
         <w:pStyle w:val="Code"/>
       </w:pPr>
       <w:r>
-        <w:t xml:space="preserve">void </w:t>
-      </w:r>
-      <w:proofErr w:type="gramStart"/>
-      <w:r>
-        <w:t>setup(</w:t>
-      </w:r>
-      <w:proofErr w:type="gramEnd"/>
-      <w:r>
-        <w:t>)</w:t>
+        <w:t>void setup()</w:t>
       </w:r>
     </w:p>
     <w:p>
@@ -1577,15 +1515,7 @@
         <w:pStyle w:val="Code"/>
       </w:pPr>
       <w:r>
-        <w:t xml:space="preserve">void </w:t>
-      </w:r>
-      <w:proofErr w:type="gramStart"/>
-      <w:r>
-        <w:t>loop(</w:t>
-      </w:r>
-      <w:proofErr w:type="gramEnd"/>
-      <w:r>
-        <w:t>)</w:t>
+        <w:t>void loop()</w:t>
       </w:r>
     </w:p>
     <w:p>
@@ -1601,15 +1531,7 @@
         <w:pStyle w:val="Code"/>
       </w:pPr>
       <w:r>
-        <w:t xml:space="preserve">  </w:t>
-      </w:r>
-      <w:proofErr w:type="gramStart"/>
-      <w:r>
-        <w:t>receiveSignal(</w:t>
-      </w:r>
-      <w:proofErr w:type="gramEnd"/>
-      <w:r>
-        <w:t>);</w:t>
+        <w:t>  receiveSignal();</w:t>
       </w:r>
     </w:p>
     <w:p>
@@ -1630,81 +1552,44 @@
         <w:pStyle w:val="Code"/>
       </w:pPr>
       <w:r>
-        <w:t xml:space="preserve">uint16_t </w:t>
-      </w:r>
-      <w:proofErr w:type="gramStart"/>
-      <w:r>
-        <w:t>receiveSignal(</w:t>
-      </w:r>
-      <w:proofErr w:type="gramEnd"/>
-      <w:r>
-        <w:t>){</w:t>
-      </w:r>
-    </w:p>
-    <w:p>
-      <w:pPr>
-        <w:pStyle w:val="Code"/>
-      </w:pPr>
-      <w:r>
-        <w:t xml:space="preserve">  uint16_t </w:t>
-      </w:r>
-      <w:proofErr w:type="gramStart"/>
-      <w:r>
-        <w:t>received{</w:t>
-      </w:r>
-      <w:proofErr w:type="gramEnd"/>
-      <w:r>
-        <w:t>0};</w:t>
-      </w:r>
-    </w:p>
-    <w:p>
-      <w:pPr>
-        <w:pStyle w:val="Code"/>
-      </w:pPr>
-    </w:p>
-    <w:p>
-      <w:pPr>
-        <w:pStyle w:val="Code"/>
-      </w:pPr>
-      <w:r>
-        <w:t>  if (IrReceiver.decode(</w:t>
-      </w:r>
-      <w:proofErr w:type="gramStart"/>
-      <w:r>
-        <w:t>)){</w:t>
-      </w:r>
-      <w:proofErr w:type="gramEnd"/>
-    </w:p>
-    <w:p>
-      <w:pPr>
-        <w:pStyle w:val="Code"/>
-      </w:pPr>
-      <w:r>
-        <w:t>    if (</w:t>
-      </w:r>
-      <w:proofErr w:type="gramStart"/>
-      <w:r>
-        <w:t>IrReceiver.decodedIRData.protocol</w:t>
-      </w:r>
-      <w:proofErr w:type="gramEnd"/>
-      <w:r>
-        <w:t>==UNKNOWN){</w:t>
-      </w:r>
-    </w:p>
-    <w:p>
-      <w:pPr>
-        <w:pStyle w:val="Code"/>
-      </w:pPr>
-      <w:r>
-        <w:t>      IrReceiver.printIRResultRawFormatted(&amp;</w:t>
-      </w:r>
-      <w:proofErr w:type="gramStart"/>
-      <w:r>
-        <w:t>Serial,true</w:t>
-      </w:r>
-      <w:proofErr w:type="gramEnd"/>
-      <w:r>
-        <w:t>);</w:t>
+        <w:t>uint16_t receiveSignal(){</w:t>
+      </w:r>
+    </w:p>
+    <w:p>
+      <w:pPr>
+        <w:pStyle w:val="Code"/>
+      </w:pPr>
+      <w:r>
+        <w:t>  uint16_t received{0};</w:t>
+      </w:r>
+    </w:p>
+    <w:p>
+      <w:pPr>
+        <w:pStyle w:val="Code"/>
+      </w:pPr>
+    </w:p>
+    <w:p>
+      <w:pPr>
+        <w:pStyle w:val="Code"/>
+      </w:pPr>
+      <w:r>
+        <w:t>  if (IrReceiver.decode()){</w:t>
+      </w:r>
+    </w:p>
+    <w:p>
+      <w:pPr>
+        <w:pStyle w:val="Code"/>
+      </w:pPr>
+      <w:r>
+        <w:t>    if (IrReceiver.decodedIRData.protocol==UNKNOWN){</w:t>
+      </w:r>
+    </w:p>
+    <w:p>
+      <w:pPr>
+        <w:pStyle w:val="Code"/>
+      </w:pPr>
+      <w:r>
+        <w:t>      IrReceiver.printIRResultRawFormatted(&amp;Serial,true);</w:t>
       </w:r>
     </w:p>
     <w:p>
@@ -1720,47 +1605,23 @@
         <w:pStyle w:val="Code"/>
       </w:pPr>
       <w:r>
-        <w:t>    if (</w:t>
-      </w:r>
-      <w:proofErr w:type="gramStart"/>
-      <w:r>
-        <w:t>IrReceiver.decodedIRData.protocol</w:t>
-      </w:r>
-      <w:proofErr w:type="gramEnd"/>
-      <w:r>
-        <w:t>==NEC){</w:t>
-      </w:r>
-    </w:p>
-    <w:p>
-      <w:pPr>
-        <w:pStyle w:val="Code"/>
-      </w:pPr>
-      <w:r>
-        <w:t xml:space="preserve">      </w:t>
-      </w:r>
-      <w:proofErr w:type="gramStart"/>
-      <w:r>
-        <w:t>received=IrReceiver.decodedIRData.command</w:t>
-      </w:r>
-      <w:proofErr w:type="gramEnd"/>
-      <w:r>
-        <w:t>;</w:t>
-      </w:r>
-    </w:p>
-    <w:p>
-      <w:pPr>
-        <w:pStyle w:val="Code"/>
-      </w:pPr>
-      <w:r>
-        <w:t>      Serial.println(</w:t>
-      </w:r>
-      <w:proofErr w:type="gramStart"/>
-      <w:r>
-        <w:t>received,HEX</w:t>
-      </w:r>
-      <w:proofErr w:type="gramEnd"/>
-      <w:r>
-        <w:t>);</w:t>
+        <w:t>    if (IrReceiver.decodedIRData.protocol==NEC){</w:t>
+      </w:r>
+    </w:p>
+    <w:p>
+      <w:pPr>
+        <w:pStyle w:val="Code"/>
+      </w:pPr>
+      <w:r>
+        <w:t>      received=IrReceiver.decodedIRData.command;</w:t>
+      </w:r>
+    </w:p>
+    <w:p>
+      <w:pPr>
+        <w:pStyle w:val="Code"/>
+      </w:pPr>
+      <w:r>
+        <w:t>      Serial.println(received,HEX);</w:t>
       </w:r>
     </w:p>
     <w:p>
@@ -1981,15 +1842,7 @@
         <w:pStyle w:val="Code"/>
       </w:pPr>
       <w:r>
-        <w:t xml:space="preserve">void </w:t>
-      </w:r>
-      <w:proofErr w:type="gramStart"/>
-      <w:r>
-        <w:t>setup(</w:t>
-      </w:r>
-      <w:proofErr w:type="gramEnd"/>
-      <w:r>
-        <w:t>)</w:t>
+        <w:t>void setup()</w:t>
       </w:r>
     </w:p>
     <w:p>
@@ -2034,15 +1887,7 @@
         <w:pStyle w:val="Code"/>
       </w:pPr>
       <w:r>
-        <w:t xml:space="preserve">void </w:t>
-      </w:r>
-      <w:proofErr w:type="gramStart"/>
-      <w:r>
-        <w:t>loop(</w:t>
-      </w:r>
-      <w:proofErr w:type="gramEnd"/>
-      <w:r>
-        <w:t>)</w:t>
+        <w:t>void loop()</w:t>
       </w:r>
     </w:p>
     <w:p>
@@ -2058,44 +1903,23 @@
         <w:pStyle w:val="Code"/>
       </w:pPr>
       <w:r>
-        <w:t>  if (IrReceiver.decode(</w:t>
-      </w:r>
-      <w:proofErr w:type="gramStart"/>
-      <w:r>
-        <w:t>)){</w:t>
-      </w:r>
-      <w:proofErr w:type="gramEnd"/>
-    </w:p>
-    <w:p>
-      <w:pPr>
-        <w:pStyle w:val="Code"/>
-      </w:pPr>
-      <w:r>
-        <w:t xml:space="preserve">    auto </w:t>
-      </w:r>
-      <w:proofErr w:type="gramStart"/>
-      <w:r>
-        <w:t>data=IrReceiver.decodedIRData.command</w:t>
-      </w:r>
-      <w:proofErr w:type="gramEnd"/>
-      <w:r>
-        <w:t>;</w:t>
-      </w:r>
-    </w:p>
-    <w:p>
-      <w:pPr>
-        <w:pStyle w:val="Code"/>
-      </w:pPr>
-      <w:r>
-        <w:t>    Serial.println(</w:t>
-      </w:r>
-      <w:proofErr w:type="gramStart"/>
-      <w:r>
-        <w:t>data,HEX</w:t>
-      </w:r>
-      <w:proofErr w:type="gramEnd"/>
-      <w:r>
-        <w:t>);</w:t>
+        <w:t>  if (IrReceiver.decode()){</w:t>
+      </w:r>
+    </w:p>
+    <w:p>
+      <w:pPr>
+        <w:pStyle w:val="Code"/>
+      </w:pPr>
+      <w:r>
+        <w:t>    auto data=IrReceiver.decodedIRData.command;</w:t>
+      </w:r>
+    </w:p>
+    <w:p>
+      <w:pPr>
+        <w:pStyle w:val="Code"/>
+      </w:pPr>
+      <w:r>
+        <w:t>    Serial.println(data,HEX);</w:t>
       </w:r>
     </w:p>
     <w:p>
@@ -2119,15 +1943,7 @@
         <w:pStyle w:val="Code"/>
       </w:pPr>
       <w:r>
-        <w:t xml:space="preserve">  </w:t>
-      </w:r>
-      <w:proofErr w:type="gramStart"/>
-      <w:r>
-        <w:t>delay(</w:t>
-      </w:r>
-      <w:proofErr w:type="gramEnd"/>
-      <w:r>
-        <w:t>100);</w:t>
+        <w:t>  delay(100);</w:t>
       </w:r>
     </w:p>
     <w:p>
@@ -2144,7 +1960,24 @@
     <w:p>
       <w:pPr>
         <w:pStyle w:val="P"/>
-      </w:pPr>
+        <w:rPr>
+          <w:lang w:val="en-US"/>
+        </w:rPr>
+      </w:pPr>
+    </w:p>
+    <w:p>
+      <w:pPr>
+        <w:pStyle w:val="P"/>
+      </w:pPr>
+      <w:r>
+        <w:rPr>
+          <w:lang w:val="en-US"/>
+        </w:rPr>
+        <w:t>3</w:t>
+      </w:r>
+      <w:r>
+        <w:t xml:space="preserve"> </w:t>
+      </w:r>
     </w:p>
     <w:p>
       <w:pPr>
@@ -2154,7 +1987,22 @@
         </w:rPr>
       </w:pPr>
       <w:r>
-        <w:t>3 Фоторезистор і серво</w:t>
+        <w:t>4</w:t>
+      </w:r>
+      <w:r>
+        <w:t xml:space="preserve"> Фоторезистор</w:t>
+      </w:r>
+      <w:r>
+        <w:t>и</w:t>
+      </w:r>
+      <w:r>
+        <w:t xml:space="preserve"> і </w:t>
+      </w:r>
+      <w:r>
+        <w:t xml:space="preserve">крутящий </w:t>
+      </w:r>
+      <w:r>
+        <w:t>серво</w:t>
       </w:r>
     </w:p>
     <w:p>
@@ -2287,9 +2135,9 @@
       <w:r>
         <w:lastRenderedPageBreak/>
         <w:drawing>
-          <wp:inline distT="0" distB="0" distL="0" distR="0" wp14:anchorId="3E4DAB14" wp14:editId="2AE68C11">
+          <wp:inline distT="0" distB="0" distL="0" distR="0" wp14:anchorId="3E4DAB14" wp14:editId="1A4FC7A7">
             <wp:extent cx="5384800" cy="8443163"/>
-            <wp:effectExtent l="0" t="0" r="6350" b="0"/>
+            <wp:effectExtent l="0" t="0" r="3810" b="6350"/>
             <wp:docPr id="2083269095" name="Рисунок 1" descr="Зображення, що містить колесо&#10;&#10;Вміст, створений ШІ, може бути неправильним."/>
             <wp:cNvGraphicFramePr>
               <a:graphicFrameLocks xmlns:a="http://schemas.openxmlformats.org/drawingml/2006/main" noChangeAspect="1"/>
@@ -2310,7 +2158,7 @@
                   <pic:spPr>
                     <a:xfrm>
                       <a:off x="0" y="0"/>
-                      <a:ext cx="5386209" cy="8445372"/>
+                      <a:ext cx="5384800" cy="8443163"/>
                     </a:xfrm>
                     <a:prstGeom prst="rect">
                       <a:avLst/>
@@ -2450,15 +2298,7 @@
         <w:pStyle w:val="Code"/>
       </w:pPr>
       <w:r>
-        <w:t xml:space="preserve">void </w:t>
-      </w:r>
-      <w:proofErr w:type="gramStart"/>
-      <w:r>
-        <w:t>setup(</w:t>
-      </w:r>
-      <w:proofErr w:type="gramEnd"/>
-      <w:r>
-        <w:t>)</w:t>
+        <w:t>void setup()</w:t>
       </w:r>
     </w:p>
     <w:p>
@@ -2474,15 +2314,7 @@
         <w:pStyle w:val="Code"/>
       </w:pPr>
       <w:r>
-        <w:t xml:space="preserve">  </w:t>
-      </w:r>
-      <w:proofErr w:type="gramStart"/>
-      <w:r>
-        <w:t>servo.attach</w:t>
-      </w:r>
-      <w:proofErr w:type="gramEnd"/>
-      <w:r>
-        <w:t>(SERVO_PIN);</w:t>
+        <w:t xml:space="preserve">  servo.attach(SERVO_PIN);</w:t>
       </w:r>
     </w:p>
     <w:p>
@@ -2511,15 +2343,7 @@
         <w:pStyle w:val="Code"/>
       </w:pPr>
       <w:r>
-        <w:t xml:space="preserve">void </w:t>
-      </w:r>
-      <w:proofErr w:type="gramStart"/>
-      <w:r>
-        <w:t>loop(</w:t>
-      </w:r>
-      <w:proofErr w:type="gramEnd"/>
-      <w:r>
-        <w:t>)</w:t>
+        <w:t>void loop()</w:t>
       </w:r>
     </w:p>
     <w:p>
@@ -2535,31 +2359,15 @@
         <w:pStyle w:val="Code"/>
       </w:pPr>
       <w:r>
-        <w:t xml:space="preserve">  int leftValue=</w:t>
-      </w:r>
-      <w:proofErr w:type="gramStart"/>
-      <w:r>
-        <w:t>analogRead(</w:t>
-      </w:r>
-      <w:proofErr w:type="gramEnd"/>
-      <w:r>
-        <w:t>LEFT_PHOTORESISTOR_PIN);</w:t>
-      </w:r>
-    </w:p>
-    <w:p>
-      <w:pPr>
-        <w:pStyle w:val="Code"/>
-      </w:pPr>
-      <w:r>
-        <w:t xml:space="preserve">  int rightValue=</w:t>
-      </w:r>
-      <w:proofErr w:type="gramStart"/>
-      <w:r>
-        <w:t>analogRead(</w:t>
-      </w:r>
-      <w:proofErr w:type="gramEnd"/>
-      <w:r>
-        <w:t>RIGHT_PHOTORESISTOR_PIN);</w:t>
+        <w:t xml:space="preserve">  int leftValue=analogRead(LEFT_PHOTORESISTOR_PIN);</w:t>
+      </w:r>
+    </w:p>
+    <w:p>
+      <w:pPr>
+        <w:pStyle w:val="Code"/>
+      </w:pPr>
+      <w:r>
+        <w:t xml:space="preserve">  int rightValue=analogRead(RIGHT_PHOTORESISTOR_PIN);</w:t>
       </w:r>
     </w:p>
     <w:p>
@@ -2607,15 +2415,7 @@
         <w:pStyle w:val="Code"/>
       </w:pPr>
       <w:r>
-        <w:t xml:space="preserve">  Serial.println(</w:t>
-      </w:r>
-      <w:proofErr w:type="gramStart"/>
-      <w:r>
-        <w:t>servo.read</w:t>
-      </w:r>
-      <w:proofErr w:type="gramEnd"/>
-      <w:r>
-        <w:t>());</w:t>
+        <w:t xml:space="preserve">  Serial.println(servo.read());</w:t>
       </w:r>
     </w:p>
     <w:p>
@@ -2631,15 +2431,7 @@
         <w:pStyle w:val="Code"/>
       </w:pPr>
       <w:r>
-        <w:t xml:space="preserve">    </w:t>
-      </w:r>
-      <w:proofErr w:type="gramStart"/>
-      <w:r>
-        <w:t>servo.write</w:t>
-      </w:r>
-      <w:proofErr w:type="gramEnd"/>
-      <w:r>
-        <w:t>(ROTATE_LEFT);</w:t>
+        <w:t xml:space="preserve">    servo.write(ROTATE_LEFT);</w:t>
       </w:r>
     </w:p>
     <w:p>
@@ -2655,15 +2447,7 @@
         <w:pStyle w:val="Code"/>
       </w:pPr>
       <w:r>
-        <w:t xml:space="preserve">    </w:t>
-      </w:r>
-      <w:proofErr w:type="gramStart"/>
-      <w:r>
-        <w:t>servo.write</w:t>
-      </w:r>
-      <w:proofErr w:type="gramEnd"/>
-      <w:r>
-        <w:t>(ROTATE_RIGHT);</w:t>
+        <w:t xml:space="preserve">    servo.write(ROTATE_RIGHT);</w:t>
       </w:r>
     </w:p>
     <w:p>
@@ -2679,31 +2463,15 @@
         <w:pStyle w:val="Code"/>
       </w:pPr>
       <w:r>
-        <w:t xml:space="preserve">    </w:t>
-      </w:r>
-      <w:proofErr w:type="gramStart"/>
-      <w:r>
-        <w:t>servo.write</w:t>
-      </w:r>
-      <w:proofErr w:type="gramEnd"/>
-      <w:r>
-        <w:t>(STOP_ROTATION);</w:t>
-      </w:r>
-    </w:p>
-    <w:p>
-      <w:pPr>
-        <w:pStyle w:val="Code"/>
-      </w:pPr>
-      <w:r>
-        <w:t xml:space="preserve">  </w:t>
-      </w:r>
-      <w:proofErr w:type="gramStart"/>
-      <w:r>
-        <w:t>delay(</w:t>
-      </w:r>
-      <w:proofErr w:type="gramEnd"/>
-      <w:r>
-        <w:t>300);</w:t>
+        <w:t xml:space="preserve">    servo.write(STOP_ROTATION);</w:t>
+      </w:r>
+    </w:p>
+    <w:p>
+      <w:pPr>
+        <w:pStyle w:val="Code"/>
+      </w:pPr>
+      <w:r>
+        <w:t xml:space="preserve">  delay(300);</w:t>
       </w:r>
     </w:p>
     <w:p>
@@ -3024,15 +2792,7 @@
         <w:pStyle w:val="Code"/>
       </w:pPr>
       <w:r>
-        <w:t xml:space="preserve">void </w:t>
-      </w:r>
-      <w:proofErr w:type="gramStart"/>
-      <w:r>
-        <w:t>setup(</w:t>
-      </w:r>
-      <w:proofErr w:type="gramEnd"/>
-      <w:r>
-        <w:t>)</w:t>
+        <w:t>void setup()</w:t>
       </w:r>
     </w:p>
     <w:p>
@@ -3064,95 +2824,47 @@
         <w:pStyle w:val="Code"/>
       </w:pPr>
       <w:r>
-        <w:t xml:space="preserve">  </w:t>
-      </w:r>
-      <w:proofErr w:type="gramStart"/>
-      <w:r>
-        <w:t>pinMode(</w:t>
-      </w:r>
-      <w:proofErr w:type="gramEnd"/>
-      <w:r>
-        <w:t>GREEN_LED_PIN, OUTPUT);</w:t>
-      </w:r>
-    </w:p>
-    <w:p>
-      <w:pPr>
-        <w:pStyle w:val="Code"/>
-      </w:pPr>
-      <w:r>
-        <w:t xml:space="preserve">  </w:t>
-      </w:r>
-      <w:proofErr w:type="gramStart"/>
-      <w:r>
-        <w:t>pinMode(</w:t>
-      </w:r>
-      <w:proofErr w:type="gramEnd"/>
-      <w:r>
-        <w:t>ORANGE_LED_PIN, OUTPUT);</w:t>
-      </w:r>
-    </w:p>
-    <w:p>
-      <w:pPr>
-        <w:pStyle w:val="Code"/>
-      </w:pPr>
-      <w:r>
-        <w:t xml:space="preserve">  </w:t>
-      </w:r>
-      <w:proofErr w:type="gramStart"/>
-      <w:r>
-        <w:t>pinMode(</w:t>
-      </w:r>
-      <w:proofErr w:type="gramEnd"/>
-      <w:r>
-        <w:t>RED_LED_PIN, OUTPUT);</w:t>
-      </w:r>
-    </w:p>
-    <w:p>
-      <w:pPr>
-        <w:pStyle w:val="Code"/>
-      </w:pPr>
-      <w:r>
-        <w:t xml:space="preserve">  </w:t>
-      </w:r>
-      <w:proofErr w:type="gramStart"/>
-      <w:r>
-        <w:t>pinMode(</w:t>
-      </w:r>
-      <w:proofErr w:type="gramEnd"/>
-      <w:r>
-        <w:t>YELLOW_LED_PIN, OUTPUT);</w:t>
-      </w:r>
-    </w:p>
-    <w:p>
-      <w:pPr>
-        <w:pStyle w:val="Code"/>
-      </w:pPr>
-      <w:r>
-        <w:t xml:space="preserve">  </w:t>
-      </w:r>
-      <w:proofErr w:type="gramStart"/>
-      <w:r>
-        <w:t>pinMode(</w:t>
-      </w:r>
-      <w:proofErr w:type="gramEnd"/>
-      <w:r>
-        <w:t>BLUE_LED_PIN, OUTPUT);</w:t>
-      </w:r>
-    </w:p>
-    <w:p>
-      <w:pPr>
-        <w:pStyle w:val="Code"/>
-      </w:pPr>
-      <w:r>
-        <w:t xml:space="preserve">  </w:t>
-      </w:r>
-      <w:proofErr w:type="gramStart"/>
-      <w:r>
-        <w:t>pinMode(</w:t>
-      </w:r>
-      <w:proofErr w:type="gramEnd"/>
-      <w:r>
-        <w:t>WHITE_LED_PIN, OUTPUT);</w:t>
+        <w:t>  pinMode(GREEN_LED_PIN, OUTPUT);</w:t>
+      </w:r>
+    </w:p>
+    <w:p>
+      <w:pPr>
+        <w:pStyle w:val="Code"/>
+      </w:pPr>
+      <w:r>
+        <w:t>  pinMode(ORANGE_LED_PIN, OUTPUT);</w:t>
+      </w:r>
+    </w:p>
+    <w:p>
+      <w:pPr>
+        <w:pStyle w:val="Code"/>
+      </w:pPr>
+      <w:r>
+        <w:t>  pinMode(RED_LED_PIN, OUTPUT);</w:t>
+      </w:r>
+    </w:p>
+    <w:p>
+      <w:pPr>
+        <w:pStyle w:val="Code"/>
+      </w:pPr>
+      <w:r>
+        <w:t>  pinMode(YELLOW_LED_PIN, OUTPUT);</w:t>
+      </w:r>
+    </w:p>
+    <w:p>
+      <w:pPr>
+        <w:pStyle w:val="Code"/>
+      </w:pPr>
+      <w:r>
+        <w:t>  pinMode(BLUE_LED_PIN, OUTPUT);</w:t>
+      </w:r>
+    </w:p>
+    <w:p>
+      <w:pPr>
+        <w:pStyle w:val="Code"/>
+      </w:pPr>
+      <w:r>
+        <w:t>  pinMode(WHITE_LED_PIN, OUTPUT);</w:t>
       </w:r>
     </w:p>
     <w:p>
@@ -3173,111 +2885,55 @@
         <w:pStyle w:val="Code"/>
       </w:pPr>
       <w:r>
-        <w:t xml:space="preserve">void </w:t>
-      </w:r>
-      <w:proofErr w:type="gramStart"/>
-      <w:r>
-        <w:t>turnLedsOff(</w:t>
-      </w:r>
-      <w:proofErr w:type="gramEnd"/>
-      <w:r>
-        <w:t>){</w:t>
-      </w:r>
-    </w:p>
-    <w:p>
-      <w:pPr>
-        <w:pStyle w:val="Code"/>
-      </w:pPr>
-      <w:r>
-        <w:t xml:space="preserve">  </w:t>
-      </w:r>
-      <w:proofErr w:type="gramStart"/>
-      <w:r>
-        <w:t>digitalWrite(</w:t>
-      </w:r>
-      <w:proofErr w:type="gramEnd"/>
-      <w:r>
-        <w:t>GREEN_LED_PIN, LOW);</w:t>
-      </w:r>
-    </w:p>
-    <w:p>
-      <w:pPr>
-        <w:pStyle w:val="Code"/>
-      </w:pPr>
-      <w:r>
-        <w:t xml:space="preserve">  </w:t>
-      </w:r>
-      <w:proofErr w:type="gramStart"/>
-      <w:r>
-        <w:t>digitalWrite(</w:t>
-      </w:r>
-      <w:proofErr w:type="gramEnd"/>
-      <w:r>
-        <w:t>ORANGE_LED_PIN, LOW);</w:t>
-      </w:r>
-    </w:p>
-    <w:p>
-      <w:pPr>
-        <w:pStyle w:val="Code"/>
-      </w:pPr>
-      <w:r>
-        <w:t xml:space="preserve">  </w:t>
-      </w:r>
-      <w:proofErr w:type="gramStart"/>
-      <w:r>
-        <w:t>digitalWrite(</w:t>
-      </w:r>
-      <w:proofErr w:type="gramEnd"/>
-      <w:r>
-        <w:t>RED_LED_PIN, LOW);</w:t>
-      </w:r>
-    </w:p>
-    <w:p>
-      <w:pPr>
-        <w:pStyle w:val="Code"/>
-      </w:pPr>
-      <w:r>
-        <w:t xml:space="preserve">  </w:t>
-      </w:r>
-      <w:proofErr w:type="gramStart"/>
-      <w:r>
-        <w:t>digitalWrite(</w:t>
-      </w:r>
-      <w:proofErr w:type="gramEnd"/>
-      <w:r>
-        <w:t>YELLOW_LED_PIN, LOW);</w:t>
-      </w:r>
-    </w:p>
-    <w:p>
-      <w:pPr>
-        <w:pStyle w:val="Code"/>
-      </w:pPr>
-      <w:r>
-        <w:t xml:space="preserve">  </w:t>
-      </w:r>
-      <w:proofErr w:type="gramStart"/>
-      <w:r>
-        <w:t>digitalWrite(</w:t>
-      </w:r>
-      <w:proofErr w:type="gramEnd"/>
-      <w:r>
-        <w:t>BLUE_LED_PIN, LOW);</w:t>
-      </w:r>
-    </w:p>
-    <w:p>
-      <w:pPr>
-        <w:pStyle w:val="Code"/>
-      </w:pPr>
-      <w:r>
-        <w:t xml:space="preserve">  </w:t>
-      </w:r>
-      <w:proofErr w:type="gramStart"/>
-      <w:r>
-        <w:t>digitalWrite(</w:t>
-      </w:r>
-      <w:proofErr w:type="gramEnd"/>
-      <w:r>
-        <w:t>WHITE_LED_PIN, LOW);</w:t>
+        <w:t>void turnLedsOff(){</w:t>
+      </w:r>
+    </w:p>
+    <w:p>
+      <w:pPr>
+        <w:pStyle w:val="Code"/>
+      </w:pPr>
+      <w:r>
+        <w:t>  digitalWrite(GREEN_LED_PIN, LOW);</w:t>
+      </w:r>
+    </w:p>
+    <w:p>
+      <w:pPr>
+        <w:pStyle w:val="Code"/>
+      </w:pPr>
+      <w:r>
+        <w:t>  digitalWrite(ORANGE_LED_PIN, LOW);</w:t>
+      </w:r>
+    </w:p>
+    <w:p>
+      <w:pPr>
+        <w:pStyle w:val="Code"/>
+      </w:pPr>
+      <w:r>
+        <w:t>  digitalWrite(RED_LED_PIN, LOW);</w:t>
+      </w:r>
+    </w:p>
+    <w:p>
+      <w:pPr>
+        <w:pStyle w:val="Code"/>
+      </w:pPr>
+      <w:r>
+        <w:t>  digitalWrite(YELLOW_LED_PIN, LOW);</w:t>
+      </w:r>
+    </w:p>
+    <w:p>
+      <w:pPr>
+        <w:pStyle w:val="Code"/>
+      </w:pPr>
+      <w:r>
+        <w:t>  digitalWrite(BLUE_LED_PIN, LOW);</w:t>
+      </w:r>
+    </w:p>
+    <w:p>
+      <w:pPr>
+        <w:pStyle w:val="Code"/>
+      </w:pPr>
+      <w:r>
+        <w:t>  digitalWrite(WHITE_LED_PIN, LOW);</w:t>
       </w:r>
     </w:p>
     <w:p>
@@ -3298,15 +2954,7 @@
         <w:pStyle w:val="Code"/>
       </w:pPr>
       <w:r>
-        <w:t xml:space="preserve">void </w:t>
-      </w:r>
-      <w:proofErr w:type="gramStart"/>
-      <w:r>
-        <w:t>loop(</w:t>
-      </w:r>
-      <w:proofErr w:type="gramEnd"/>
-      <w:r>
-        <w:t>)</w:t>
+        <w:t>void loop()</w:t>
       </w:r>
     </w:p>
     <w:p>
@@ -3322,60 +2970,31 @@
         <w:pStyle w:val="Code"/>
       </w:pPr>
       <w:r>
-        <w:t>  if (IrReceiver.decode(</w:t>
-      </w:r>
-      <w:proofErr w:type="gramStart"/>
-      <w:r>
-        <w:t>)){</w:t>
-      </w:r>
-      <w:proofErr w:type="gramEnd"/>
-    </w:p>
-    <w:p>
-      <w:pPr>
-        <w:pStyle w:val="Code"/>
-      </w:pPr>
-      <w:r>
-        <w:t xml:space="preserve">    auto </w:t>
-      </w:r>
-      <w:proofErr w:type="gramStart"/>
-      <w:r>
-        <w:t>data=IrReceiver.decodedIRData.command</w:t>
-      </w:r>
-      <w:proofErr w:type="gramEnd"/>
-      <w:r>
-        <w:t>;</w:t>
-      </w:r>
-    </w:p>
-    <w:p>
-      <w:pPr>
-        <w:pStyle w:val="Code"/>
-      </w:pPr>
-      <w:r>
-        <w:t>    Serial.println(</w:t>
-      </w:r>
-      <w:proofErr w:type="gramStart"/>
-      <w:r>
-        <w:t>data,HEX</w:t>
-      </w:r>
-      <w:proofErr w:type="gramEnd"/>
-      <w:r>
-        <w:t>);</w:t>
-      </w:r>
-    </w:p>
-    <w:p>
-      <w:pPr>
-        <w:pStyle w:val="Code"/>
-      </w:pPr>
-      <w:r>
-        <w:t xml:space="preserve">    </w:t>
-      </w:r>
-      <w:proofErr w:type="gramStart"/>
-      <w:r>
-        <w:t>turnLedsOff(</w:t>
-      </w:r>
-      <w:proofErr w:type="gramEnd"/>
-      <w:r>
-        <w:t>);</w:t>
+        <w:t>  if (IrReceiver.decode()){</w:t>
+      </w:r>
+    </w:p>
+    <w:p>
+      <w:pPr>
+        <w:pStyle w:val="Code"/>
+      </w:pPr>
+      <w:r>
+        <w:t>    auto data=IrReceiver.decodedIRData.command;</w:t>
+      </w:r>
+    </w:p>
+    <w:p>
+      <w:pPr>
+        <w:pStyle w:val="Code"/>
+      </w:pPr>
+      <w:r>
+        <w:t>    Serial.println(data,HEX);</w:t>
+      </w:r>
+    </w:p>
+    <w:p>
+      <w:pPr>
+        <w:pStyle w:val="Code"/>
+      </w:pPr>
+      <w:r>
+        <w:t>    turnLedsOff();</w:t>
       </w:r>
     </w:p>
     <w:p>
@@ -3391,44 +3010,23 @@
         <w:pStyle w:val="Code"/>
       </w:pPr>
       <w:r>
-        <w:t>    if (data==0x</w:t>
-      </w:r>
-      <w:proofErr w:type="gramStart"/>
-      <w:r>
-        <w:t>10){</w:t>
-      </w:r>
-      <w:proofErr w:type="gramEnd"/>
-    </w:p>
-    <w:p>
-      <w:pPr>
-        <w:pStyle w:val="Code"/>
-      </w:pPr>
-      <w:r>
-        <w:t xml:space="preserve">      </w:t>
-      </w:r>
-      <w:proofErr w:type="gramStart"/>
-      <w:r>
-        <w:t>digitalWrite(</w:t>
-      </w:r>
-      <w:proofErr w:type="gramEnd"/>
-      <w:r>
-        <w:t>ORANGE_LED_PIN, HIGH);</w:t>
-      </w:r>
-    </w:p>
-    <w:p>
-      <w:pPr>
-        <w:pStyle w:val="Code"/>
-      </w:pPr>
-      <w:r>
-        <w:t xml:space="preserve">      </w:t>
-      </w:r>
-      <w:proofErr w:type="gramStart"/>
-      <w:r>
-        <w:t>digitalWrite(</w:t>
-      </w:r>
-      <w:proofErr w:type="gramEnd"/>
-      <w:r>
-        <w:t>GREEN_LED_PIN, HIGH);</w:t>
+        <w:t>    if (data==0x10){</w:t>
+      </w:r>
+    </w:p>
+    <w:p>
+      <w:pPr>
+        <w:pStyle w:val="Code"/>
+      </w:pPr>
+      <w:r>
+        <w:t>      digitalWrite(ORANGE_LED_PIN, HIGH);</w:t>
+      </w:r>
+    </w:p>
+    <w:p>
+      <w:pPr>
+        <w:pStyle w:val="Code"/>
+      </w:pPr>
+      <w:r>
+        <w:t>      digitalWrite(GREEN_LED_PIN, HIGH);</w:t>
       </w:r>
     </w:p>
     <w:p>
@@ -3452,44 +3050,23 @@
         <w:pStyle w:val="Code"/>
       </w:pPr>
       <w:r>
-        <w:t>    else if (data==0x</w:t>
-      </w:r>
-      <w:proofErr w:type="gramStart"/>
-      <w:r>
-        <w:t>11){</w:t>
-      </w:r>
-      <w:proofErr w:type="gramEnd"/>
-    </w:p>
-    <w:p>
-      <w:pPr>
-        <w:pStyle w:val="Code"/>
-      </w:pPr>
-      <w:r>
-        <w:t xml:space="preserve">      </w:t>
-      </w:r>
-      <w:proofErr w:type="gramStart"/>
-      <w:r>
-        <w:t>digitalWrite(</w:t>
-      </w:r>
-      <w:proofErr w:type="gramEnd"/>
-      <w:r>
-        <w:t>WHITE_LED_PIN, HIGH);</w:t>
-      </w:r>
-    </w:p>
-    <w:p>
-      <w:pPr>
-        <w:pStyle w:val="Code"/>
-      </w:pPr>
-      <w:r>
-        <w:t xml:space="preserve">      </w:t>
-      </w:r>
-      <w:proofErr w:type="gramStart"/>
-      <w:r>
-        <w:t>digitalWrite(</w:t>
-      </w:r>
-      <w:proofErr w:type="gramEnd"/>
-      <w:r>
-        <w:t>RED_LED_PIN, HIGH);</w:t>
+        <w:t>    else if (data==0x11){</w:t>
+      </w:r>
+    </w:p>
+    <w:p>
+      <w:pPr>
+        <w:pStyle w:val="Code"/>
+      </w:pPr>
+      <w:r>
+        <w:t>      digitalWrite(WHITE_LED_PIN, HIGH);</w:t>
+      </w:r>
+    </w:p>
+    <w:p>
+      <w:pPr>
+        <w:pStyle w:val="Code"/>
+      </w:pPr>
+      <w:r>
+        <w:t>      digitalWrite(RED_LED_PIN, HIGH);</w:t>
       </w:r>
     </w:p>
     <w:p>
@@ -3513,28 +3090,15 @@
         <w:pStyle w:val="Code"/>
       </w:pPr>
       <w:r>
-        <w:t>    else if (data==0x</w:t>
-      </w:r>
-      <w:proofErr w:type="gramStart"/>
-      <w:r>
-        <w:t>12){</w:t>
-      </w:r>
-      <w:proofErr w:type="gramEnd"/>
-    </w:p>
-    <w:p>
-      <w:pPr>
-        <w:pStyle w:val="Code"/>
-      </w:pPr>
-      <w:r>
-        <w:t xml:space="preserve">      </w:t>
-      </w:r>
-      <w:proofErr w:type="gramStart"/>
-      <w:r>
-        <w:t>digitalWrite(</w:t>
-      </w:r>
-      <w:proofErr w:type="gramEnd"/>
-      <w:r>
-        <w:t>YELLOW_LED_PIN, HIGH);</w:t>
+        <w:t>    else if (data==0x12){</w:t>
+      </w:r>
+    </w:p>
+    <w:p>
+      <w:pPr>
+        <w:pStyle w:val="Code"/>
+      </w:pPr>
+      <w:r>
+        <w:t>      digitalWrite(YELLOW_LED_PIN, HIGH);</w:t>
       </w:r>
     </w:p>
     <w:p>
@@ -3543,15 +3107,7 @@
       </w:pPr>
       <w:r>
         <w:lastRenderedPageBreak/>
-        <w:t xml:space="preserve">      </w:t>
-      </w:r>
-      <w:proofErr w:type="gramStart"/>
-      <w:r>
-        <w:t>digitalWrite(</w:t>
-      </w:r>
-      <w:proofErr w:type="gramEnd"/>
-      <w:r>
-        <w:t>BLUE_LED_PIN, HIGH);</w:t>
+        <w:t>      digitalWrite(BLUE_LED_PIN, HIGH);</w:t>
       </w:r>
     </w:p>
     <w:p>
@@ -3575,44 +3131,23 @@
         <w:pStyle w:val="Code"/>
       </w:pPr>
       <w:r>
-        <w:t>    else if (data==0x</w:t>
-      </w:r>
-      <w:proofErr w:type="gramStart"/>
-      <w:r>
-        <w:t>14){</w:t>
-      </w:r>
-      <w:proofErr w:type="gramEnd"/>
-    </w:p>
-    <w:p>
-      <w:pPr>
-        <w:pStyle w:val="Code"/>
-      </w:pPr>
-      <w:r>
-        <w:t xml:space="preserve">      </w:t>
-      </w:r>
-      <w:proofErr w:type="gramStart"/>
-      <w:r>
-        <w:t>digitalWrite(</w:t>
-      </w:r>
-      <w:proofErr w:type="gramEnd"/>
-      <w:r>
-        <w:t>GREEN_LED_PIN, HIGH);</w:t>
-      </w:r>
-    </w:p>
-    <w:p>
-      <w:pPr>
-        <w:pStyle w:val="Code"/>
-      </w:pPr>
-      <w:r>
-        <w:t xml:space="preserve">      </w:t>
-      </w:r>
-      <w:proofErr w:type="gramStart"/>
-      <w:r>
-        <w:t>digitalWrite(</w:t>
-      </w:r>
-      <w:proofErr w:type="gramEnd"/>
-      <w:r>
-        <w:t>WHITE_LED_PIN, HIGH);</w:t>
+        <w:t>    else if (data==0x14){</w:t>
+      </w:r>
+    </w:p>
+    <w:p>
+      <w:pPr>
+        <w:pStyle w:val="Code"/>
+      </w:pPr>
+      <w:r>
+        <w:t>      digitalWrite(GREEN_LED_PIN, HIGH);</w:t>
+      </w:r>
+    </w:p>
+    <w:p>
+      <w:pPr>
+        <w:pStyle w:val="Code"/>
+      </w:pPr>
+      <w:r>
+        <w:t>      digitalWrite(WHITE_LED_PIN, HIGH);</w:t>
       </w:r>
     </w:p>
     <w:p>
@@ -3644,15 +3179,7 @@
         <w:pStyle w:val="Code"/>
       </w:pPr>
       <w:r>
-        <w:t xml:space="preserve">  </w:t>
-      </w:r>
-      <w:proofErr w:type="gramStart"/>
-      <w:r>
-        <w:t>delay(</w:t>
-      </w:r>
-      <w:proofErr w:type="gramEnd"/>
-      <w:r>
-        <w:t>100);</w:t>
+        <w:t>  delay(100);</w:t>
       </w:r>
     </w:p>
     <w:p>
@@ -3721,9 +3248,9 @@
       <w:r>
         <w:lastRenderedPageBreak/>
         <w:drawing>
-          <wp:inline distT="0" distB="0" distL="0" distR="0" wp14:anchorId="7C11C366" wp14:editId="79CA26E1">
-            <wp:extent cx="5460365" cy="8077200"/>
-            <wp:effectExtent l="0" t="0" r="6985" b="0"/>
+          <wp:inline distT="0" distB="0" distL="0" distR="0" wp14:anchorId="7C11C366" wp14:editId="6CF20C07">
+            <wp:extent cx="5283200" cy="7815131"/>
+            <wp:effectExtent l="0" t="0" r="0" b="0"/>
             <wp:docPr id="582818681" name="Рисунок 1" descr="Зображення, що містить текст, знімок екрана, Паралель, Електронна інженерія&#10;&#10;Вміст, створений ШІ, може бути неправильним."/>
             <wp:cNvGraphicFramePr>
               <a:graphicFrameLocks xmlns:a="http://schemas.openxmlformats.org/drawingml/2006/main" noChangeAspect="1"/>
@@ -3743,7 +3270,7 @@
                   <pic:spPr bwMode="auto">
                     <a:xfrm>
                       <a:off x="0" y="0"/>
-                      <a:ext cx="5461000" cy="8078139"/>
+                      <a:ext cx="5295597" cy="7833469"/>
                     </a:xfrm>
                     <a:prstGeom prst="rect">
                       <a:avLst/>
@@ -3780,33 +3307,499 @@
     <w:p>
       <w:pPr>
         <w:pStyle w:val="P"/>
+      </w:pPr>
+      <w:r>
+        <w:t xml:space="preserve">Через це схему перероблено </w:t>
+      </w:r>
+      <w:r>
+        <w:t>з використанням кнопок.</w:t>
+      </w:r>
+    </w:p>
+    <w:p>
+      <w:pPr>
+        <w:pStyle w:val="P"/>
+      </w:pPr>
+      <w:hyperlink r:id="rId20" w:history="1">
+        <w:r>
+          <w:rPr>
+            <w:rStyle w:val="a4"/>
+          </w:rPr>
+          <w:t>Посилання на проєкт</w:t>
+        </w:r>
+      </w:hyperlink>
+      <w:r>
+        <w:t>.</w:t>
+      </w:r>
+    </w:p>
+    <w:p>
+      <w:pPr>
+        <w:pStyle w:val="P"/>
+      </w:pPr>
+    </w:p>
+    <w:p>
+      <w:pPr>
+        <w:pStyle w:val="IMG"/>
+      </w:pPr>
+      <w:r>
         <w:rPr>
           <w:lang w:val="en-US"/>
         </w:rPr>
+        <w:drawing>
+          <wp:inline distT="0" distB="0" distL="0" distR="0" wp14:anchorId="5692CB29" wp14:editId="1A59D63B">
+            <wp:extent cx="4502150" cy="7895731"/>
+            <wp:effectExtent l="0" t="0" r="0" b="0"/>
+            <wp:docPr id="607904066" name="Рисунок 1" descr="Зображення, що містить текст, знімок екрана, Електронна інженерія, схема&#10;&#10;Вміст, створений ШІ, може бути неправильним."/>
+            <wp:cNvGraphicFramePr>
+              <a:graphicFrameLocks xmlns:a="http://schemas.openxmlformats.org/drawingml/2006/main" noChangeAspect="1"/>
+            </wp:cNvGraphicFramePr>
+            <a:graphic xmlns:a="http://schemas.openxmlformats.org/drawingml/2006/main">
+              <a:graphicData uri="http://schemas.openxmlformats.org/drawingml/2006/picture">
+                <pic:pic xmlns:pic="http://schemas.openxmlformats.org/drawingml/2006/picture">
+                  <pic:nvPicPr>
+                    <pic:cNvPr id="607904066" name="Рисунок 1" descr="Зображення, що містить текст, знімок екрана, Електронна інженерія, схема&#10;&#10;Вміст, створений ШІ, може бути неправильним."/>
+                    <pic:cNvPicPr/>
+                  </pic:nvPicPr>
+                  <pic:blipFill rotWithShape="1">
+                    <a:blip r:embed="rId21"/>
+                    <a:srcRect t="-4" r="10209" b="-14"/>
+                    <a:stretch/>
+                  </pic:blipFill>
+                  <pic:spPr bwMode="auto">
+                    <a:xfrm>
+                      <a:off x="0" y="0"/>
+                      <a:ext cx="4510768" cy="7910845"/>
+                    </a:xfrm>
+                    <a:prstGeom prst="rect">
+                      <a:avLst/>
+                    </a:prstGeom>
+                    <a:ln>
+                      <a:noFill/>
+                    </a:ln>
+                    <a:extLst>
+                      <a:ext uri="{53640926-AAD7-44D8-BBD7-CCE9431645EC}">
+                        <a14:shadowObscured xmlns:a14="http://schemas.microsoft.com/office/drawing/2010/main"/>
+                      </a:ext>
+                    </a:extLst>
+                  </pic:spPr>
+                </pic:pic>
+              </a:graphicData>
+            </a:graphic>
+          </wp:inline>
+        </w:drawing>
+      </w:r>
+    </w:p>
+    <w:p>
+      <w:pPr>
+        <w:pStyle w:val="IMG"/>
+        <w:rPr>
+          <w:lang w:val="en-US"/>
+        </w:rPr>
+      </w:pPr>
+      <w:r>
+        <w:t>Рисунок 5.2 – Перероблена схема</w:t>
+      </w:r>
+    </w:p>
+    <w:p>
+      <w:pPr>
+        <w:pStyle w:val="P"/>
+      </w:pPr>
+    </w:p>
+    <w:p>
+      <w:pPr>
+        <w:pStyle w:val="H3"/>
+      </w:pPr>
+      <w:r>
+        <w:t>Код програми</w:t>
+      </w:r>
+    </w:p>
+    <w:p>
+      <w:pPr>
+        <w:pStyle w:val="P"/>
+      </w:pPr>
+    </w:p>
+    <w:p>
+      <w:pPr>
+        <w:pStyle w:val="Code"/>
+      </w:pPr>
+      <w:r>
+        <w:t>int switchPin=12;</w:t>
+      </w:r>
+    </w:p>
+    <w:p>
+      <w:pPr>
+        <w:pStyle w:val="Code"/>
+      </w:pPr>
+      <w:r>
+        <w:t>int ledPin=5;</w:t>
+      </w:r>
+    </w:p>
+    <w:p>
+      <w:pPr>
+        <w:pStyle w:val="Code"/>
+      </w:pPr>
+      <w:r>
+        <w:t>int powerPin=4;</w:t>
+      </w:r>
+    </w:p>
+    <w:p>
+      <w:pPr>
+        <w:pStyle w:val="Code"/>
+      </w:pPr>
+      <w:r>
+        <w:t>int plusPin=3;</w:t>
+      </w:r>
+    </w:p>
+    <w:p>
+      <w:pPr>
+        <w:pStyle w:val="Code"/>
+      </w:pPr>
+      <w:r>
+        <w:t>int minusPin=2;</w:t>
+      </w:r>
+    </w:p>
+    <w:p>
+      <w:pPr>
+        <w:pStyle w:val="Code"/>
+      </w:pPr>
+    </w:p>
+    <w:p>
+      <w:pPr>
+        <w:pStyle w:val="Code"/>
+      </w:pPr>
+      <w:r>
+        <w:t>int brightness=0;</w:t>
+      </w:r>
+    </w:p>
+    <w:p>
+      <w:pPr>
+        <w:pStyle w:val="Code"/>
+      </w:pPr>
+    </w:p>
+    <w:p>
+      <w:pPr>
+        <w:pStyle w:val="Code"/>
+      </w:pPr>
+      <w:r>
+        <w:t>void setup()</w:t>
+      </w:r>
+    </w:p>
+    <w:p>
+      <w:pPr>
+        <w:pStyle w:val="Code"/>
+      </w:pPr>
+      <w:r>
+        <w:t>{</w:t>
+      </w:r>
+    </w:p>
+    <w:p>
+      <w:pPr>
+        <w:pStyle w:val="Code"/>
+      </w:pPr>
+      <w:r>
+        <w:t>  pinMode(switchPin, INPUT);</w:t>
+      </w:r>
+    </w:p>
+    <w:p>
+      <w:pPr>
+        <w:pStyle w:val="Code"/>
+      </w:pPr>
+      <w:r>
+        <w:t>  pinMode(ledPin, OUTPUT);</w:t>
+      </w:r>
+    </w:p>
+    <w:p>
+      <w:pPr>
+        <w:pStyle w:val="Code"/>
+      </w:pPr>
+      <w:r>
+        <w:t>  pinMode(powerPin, INPUT);</w:t>
+      </w:r>
+    </w:p>
+    <w:p>
+      <w:pPr>
+        <w:pStyle w:val="Code"/>
+      </w:pPr>
+      <w:r>
+        <w:t>  pinMode(plusPin, INPUT);</w:t>
+      </w:r>
+    </w:p>
+    <w:p>
+      <w:pPr>
+        <w:pStyle w:val="Code"/>
+      </w:pPr>
+      <w:r>
+        <w:t>  pinMode(minusPin, INPUT);</w:t>
+      </w:r>
+    </w:p>
+    <w:p>
+      <w:pPr>
+        <w:pStyle w:val="Code"/>
+      </w:pPr>
+      <w:r>
+        <w:t>  Serial.begin(9600);</w:t>
+      </w:r>
+    </w:p>
+    <w:p>
+      <w:pPr>
+        <w:pStyle w:val="Code"/>
+      </w:pPr>
+      <w:r>
+        <w:t>}</w:t>
+      </w:r>
+    </w:p>
+    <w:p>
+      <w:pPr>
+        <w:pStyle w:val="Code"/>
+      </w:pPr>
+    </w:p>
+    <w:p>
+      <w:pPr>
+        <w:pStyle w:val="Code"/>
+      </w:pPr>
+      <w:r>
+        <w:t>void writeLed() {</w:t>
+      </w:r>
+    </w:p>
+    <w:p>
+      <w:pPr>
+        <w:pStyle w:val="Code"/>
+      </w:pPr>
+      <w:r>
+        <w:t>  analogWrite(ledPin, brightness);</w:t>
+      </w:r>
+    </w:p>
+    <w:p>
+      <w:pPr>
+        <w:pStyle w:val="Code"/>
+      </w:pPr>
+      <w:r>
+        <w:t>  Serial.println(brightness);</w:t>
+      </w:r>
+    </w:p>
+    <w:p>
+      <w:pPr>
+        <w:pStyle w:val="Code"/>
+      </w:pPr>
+      <w:r>
+        <w:t>}</w:t>
+      </w:r>
+    </w:p>
+    <w:p>
+      <w:pPr>
+        <w:pStyle w:val="Code"/>
+      </w:pPr>
+    </w:p>
+    <w:p>
+      <w:pPr>
+        <w:pStyle w:val="Code"/>
+      </w:pPr>
+      <w:r>
+        <w:t>void loop()</w:t>
+      </w:r>
+    </w:p>
+    <w:p>
+      <w:pPr>
+        <w:pStyle w:val="Code"/>
+      </w:pPr>
+      <w:r>
+        <w:t>{</w:t>
+      </w:r>
+    </w:p>
+    <w:p>
+      <w:pPr>
+        <w:pStyle w:val="Code"/>
+      </w:pPr>
+      <w:r>
+        <w:t>  int switchState=digitalRead(switchPin);</w:t>
+      </w:r>
+    </w:p>
+    <w:p>
+      <w:pPr>
+        <w:pStyle w:val="Code"/>
+      </w:pPr>
+      <w:r>
+        <w:t>  if (switchState==1) {</w:t>
+      </w:r>
+    </w:p>
+    <w:p>
+      <w:pPr>
+        <w:pStyle w:val="Code"/>
+      </w:pPr>
+      <w:r>
+        <w:t>    if (digitalRead(powerPin)==1) {</w:t>
+      </w:r>
+    </w:p>
+    <w:p>
+      <w:pPr>
+        <w:pStyle w:val="Code"/>
+      </w:pPr>
+      <w:r>
+        <w:t>      Serial.println("Power");</w:t>
+      </w:r>
+    </w:p>
+    <w:p>
+      <w:pPr>
+        <w:pStyle w:val="Code"/>
+      </w:pPr>
+      <w:r>
+        <w:t>      if (brightness&gt;0)</w:t>
+      </w:r>
+    </w:p>
+    <w:p>
+      <w:pPr>
+        <w:pStyle w:val="Code"/>
+      </w:pPr>
+      <w:r>
+        <w:t>        brightness=0;</w:t>
+      </w:r>
+    </w:p>
+    <w:p>
+      <w:pPr>
+        <w:pStyle w:val="Code"/>
+      </w:pPr>
+      <w:r>
+        <w:t xml:space="preserve">      else </w:t>
+      </w:r>
+    </w:p>
+    <w:p>
+      <w:pPr>
+        <w:pStyle w:val="Code"/>
+      </w:pPr>
+      <w:r>
+        <w:t>        brightness=130;</w:t>
+      </w:r>
+    </w:p>
+    <w:p>
+      <w:pPr>
+        <w:pStyle w:val="Code"/>
+      </w:pPr>
+      <w:r>
+        <w:t>      writeLed();</w:t>
+      </w:r>
+    </w:p>
+    <w:p>
+      <w:pPr>
+        <w:pStyle w:val="Code"/>
+      </w:pPr>
+      <w:r>
+        <w:t>    }</w:t>
+      </w:r>
+    </w:p>
+    <w:p>
+      <w:pPr>
+        <w:pStyle w:val="Code"/>
+      </w:pPr>
+      <w:r>
+        <w:t>    else if (digitalRead(plusPin)==1) {</w:t>
+      </w:r>
+    </w:p>
+    <w:p>
+      <w:pPr>
+        <w:pStyle w:val="Code"/>
+      </w:pPr>
+      <w:r>
+        <w:t>      Serial.println("Plus");</w:t>
+      </w:r>
+    </w:p>
+    <w:p>
+      <w:pPr>
+        <w:pStyle w:val="Code"/>
+      </w:pPr>
+      <w:r>
+        <w:t>      if (brightness&lt;230) brightness+=25;</w:t>
+      </w:r>
+    </w:p>
+    <w:p>
+      <w:pPr>
+        <w:pStyle w:val="Code"/>
+      </w:pPr>
+      <w:r>
+        <w:t>      writeLed();</w:t>
+      </w:r>
+    </w:p>
+    <w:p>
+      <w:pPr>
+        <w:pStyle w:val="Code"/>
+      </w:pPr>
+      <w:r>
+        <w:t>    }</w:t>
+      </w:r>
+    </w:p>
+    <w:p>
+      <w:pPr>
+        <w:pStyle w:val="Code"/>
+      </w:pPr>
+      <w:r>
+        <w:t>    else if (digitalRead(minusPin)==1) {</w:t>
+      </w:r>
+    </w:p>
+    <w:p>
+      <w:pPr>
+        <w:pStyle w:val="Code"/>
+      </w:pPr>
+      <w:r>
+        <w:t>      Serial.println("Minus");</w:t>
+      </w:r>
+    </w:p>
+    <w:p>
+      <w:pPr>
+        <w:pStyle w:val="Code"/>
+      </w:pPr>
+      <w:r>
+        <w:t>      if (brightness&gt;25) brightness-=25;</w:t>
+      </w:r>
+    </w:p>
+    <w:p>
+      <w:pPr>
+        <w:pStyle w:val="Code"/>
+      </w:pPr>
+      <w:r>
+        <w:t>      writeLed();</w:t>
+      </w:r>
+    </w:p>
+    <w:p>
+      <w:pPr>
+        <w:pStyle w:val="Code"/>
+      </w:pPr>
+      <w:r>
+        <w:t>    }</w:t>
+      </w:r>
+    </w:p>
+    <w:p>
+      <w:pPr>
+        <w:pStyle w:val="Code"/>
+      </w:pPr>
+      <w:r>
+        <w:t>  }</w:t>
+      </w:r>
+    </w:p>
+    <w:p>
+      <w:pPr>
+        <w:pStyle w:val="Code"/>
+      </w:pPr>
+      <w:r>
+        <w:t>  delay(100);</w:t>
+      </w:r>
+    </w:p>
+    <w:p>
+      <w:pPr>
+        <w:pStyle w:val="Code"/>
+      </w:pPr>
+      <w:r>
+        <w:t>}</w:t>
+      </w:r>
+    </w:p>
+    <w:p>
+      <w:pPr>
+        <w:pStyle w:val="P"/>
+      </w:pPr>
+    </w:p>
+    <w:p>
+      <w:pPr>
+        <w:pStyle w:val="H1"/>
       </w:pPr>
       <w:r>
         <w:lastRenderedPageBreak/>
-        <w:t xml:space="preserve">Через це схему було перероблено </w:t>
-      </w:r>
-    </w:p>
-    <w:p>
-      <w:pPr>
-        <w:pStyle w:val="P"/>
-      </w:pPr>
-    </w:p>
-    <w:p>
-      <w:pPr>
-        <w:pStyle w:val="H1"/>
-      </w:pPr>
-      <w:r>
-        <w:t xml:space="preserve">Виконання </w:t>
-      </w:r>
-    </w:p>
-    <w:p>
-      <w:pPr>
-        <w:pStyle w:val="H1"/>
-      </w:pPr>
-      <w:r>
         <w:t xml:space="preserve">Висновки </w:t>
       </w:r>
     </w:p>
@@ -4976,7 +4969,6 @@
   <w:style w:type="character" w:default="1" w:styleId="a0">
     <w:name w:val="Default Paragraph Font"/>
     <w:uiPriority w:val="1"/>
-    <w:semiHidden/>
     <w:unhideWhenUsed/>
   </w:style>
   <w:style w:type="table" w:default="1" w:styleId="a1">

--- a/32IV Inzhenerija vbudovanyh/4/KNT-122_Onyshchenko_Variant-19_PR4.docx
+++ b/32IV Inzhenerija vbudovanyh/4/KNT-122_Onyshchenko_Variant-19_PR4.docx
@@ -712,7 +712,15 @@
         <w:pStyle w:val="Code"/>
       </w:pPr>
       <w:r>
-        <w:t>void setup()</w:t>
+        <w:t xml:space="preserve">void </w:t>
+      </w:r>
+      <w:proofErr w:type="gramStart"/>
+      <w:r>
+        <w:t>setup(</w:t>
+      </w:r>
+      <w:proofErr w:type="gramEnd"/>
+      <w:r>
+        <w:t>)</w:t>
       </w:r>
     </w:p>
     <w:p>
@@ -728,7 +736,15 @@
         <w:pStyle w:val="Code"/>
       </w:pPr>
       <w:r>
-        <w:t>  pinMode(PHOTORESISTOR_PIN, INPUT);</w:t>
+        <w:t xml:space="preserve">  </w:t>
+      </w:r>
+      <w:proofErr w:type="gramStart"/>
+      <w:r>
+        <w:t>pinMode(</w:t>
+      </w:r>
+      <w:proofErr w:type="gramEnd"/>
+      <w:r>
+        <w:t>PHOTORESISTOR_PIN, INPUT);</w:t>
       </w:r>
     </w:p>
     <w:p>
@@ -757,7 +773,15 @@
         <w:pStyle w:val="Code"/>
       </w:pPr>
       <w:r>
-        <w:t>void loop()</w:t>
+        <w:t xml:space="preserve">void </w:t>
+      </w:r>
+      <w:proofErr w:type="gramStart"/>
+      <w:r>
+        <w:t>loop(</w:t>
+      </w:r>
+      <w:proofErr w:type="gramEnd"/>
+      <w:r>
+        <w:t>)</w:t>
       </w:r>
     </w:p>
     <w:p>
@@ -773,7 +797,15 @@
         <w:pStyle w:val="Code"/>
       </w:pPr>
       <w:r>
-        <w:t>  int photoresistorValue=analogRead(PHOTORESISTOR_PIN);</w:t>
+        <w:t>  int photoresistorValue=</w:t>
+      </w:r>
+      <w:proofErr w:type="gramStart"/>
+      <w:r>
+        <w:t>analogRead(</w:t>
+      </w:r>
+      <w:proofErr w:type="gramEnd"/>
+      <w:r>
+        <w:t>PHOTORESISTOR_PIN);</w:t>
       </w:r>
     </w:p>
     <w:p>
@@ -789,7 +821,15 @@
         <w:pStyle w:val="Code"/>
       </w:pPr>
       <w:r>
-        <w:t>  delay(100);</w:t>
+        <w:t xml:space="preserve">  </w:t>
+      </w:r>
+      <w:proofErr w:type="gramStart"/>
+      <w:r>
+        <w:t>delay(</w:t>
+      </w:r>
+      <w:proofErr w:type="gramEnd"/>
+      <w:r>
+        <w:t>100);</w:t>
       </w:r>
     </w:p>
     <w:p>
@@ -888,7 +928,15 @@
         <w:pStyle w:val="Code"/>
       </w:pPr>
       <w:r>
-        <w:t>void setup()</w:t>
+        <w:t xml:space="preserve">void </w:t>
+      </w:r>
+      <w:proofErr w:type="gramStart"/>
+      <w:r>
+        <w:t>setup(</w:t>
+      </w:r>
+      <w:proofErr w:type="gramEnd"/>
+      <w:r>
+        <w:t>)</w:t>
       </w:r>
     </w:p>
     <w:p>
@@ -904,7 +952,15 @@
         <w:pStyle w:val="Code"/>
       </w:pPr>
       <w:r>
-        <w:t>  pinMode(PHOTORESISTOR_PIN, INPUT);</w:t>
+        <w:t xml:space="preserve">  </w:t>
+      </w:r>
+      <w:proofErr w:type="gramStart"/>
+      <w:r>
+        <w:t>pinMode(</w:t>
+      </w:r>
+      <w:proofErr w:type="gramEnd"/>
+      <w:r>
+        <w:t>PHOTORESISTOR_PIN, INPUT);</w:t>
       </w:r>
     </w:p>
     <w:p>
@@ -933,7 +989,15 @@
         <w:pStyle w:val="Code"/>
       </w:pPr>
       <w:r>
-        <w:t>void loop()</w:t>
+        <w:t xml:space="preserve">void </w:t>
+      </w:r>
+      <w:proofErr w:type="gramStart"/>
+      <w:r>
+        <w:t>loop(</w:t>
+      </w:r>
+      <w:proofErr w:type="gramEnd"/>
+      <w:r>
+        <w:t>)</w:t>
       </w:r>
     </w:p>
     <w:p>
@@ -949,15 +1013,31 @@
         <w:pStyle w:val="Code"/>
       </w:pPr>
       <w:r>
-        <w:t>  int photoresistorValue=analogRead(PHOTORESISTOR_PIN);</w:t>
-      </w:r>
-    </w:p>
-    <w:p>
-      <w:pPr>
-        <w:pStyle w:val="Code"/>
-      </w:pPr>
-      <w:r>
-        <w:t>  int convertedValue=map(photoresistorValue, MIN_PHOTORESISTOR, MAX_PHOTORESISTOR, 0, 255);</w:t>
+        <w:t>  int photoresistorValue=</w:t>
+      </w:r>
+      <w:proofErr w:type="gramStart"/>
+      <w:r>
+        <w:t>analogRead(</w:t>
+      </w:r>
+      <w:proofErr w:type="gramEnd"/>
+      <w:r>
+        <w:t>PHOTORESISTOR_PIN);</w:t>
+      </w:r>
+    </w:p>
+    <w:p>
+      <w:pPr>
+        <w:pStyle w:val="Code"/>
+      </w:pPr>
+      <w:r>
+        <w:t>  int convertedValue=</w:t>
+      </w:r>
+      <w:proofErr w:type="gramStart"/>
+      <w:r>
+        <w:t>map(</w:t>
+      </w:r>
+      <w:proofErr w:type="gramEnd"/>
+      <w:r>
+        <w:t>photoresistorValue, MIN_PHOTORESISTOR, MAX_PHOTORESISTOR, 0, 255);</w:t>
       </w:r>
     </w:p>
     <w:p>
@@ -973,15 +1053,31 @@
         <w:pStyle w:val="Code"/>
       </w:pPr>
       <w:r>
-        <w:t>  analogWrite(LED_PIN, convertedValue);</w:t>
-      </w:r>
-    </w:p>
-    <w:p>
-      <w:pPr>
-        <w:pStyle w:val="Code"/>
-      </w:pPr>
-      <w:r>
-        <w:t>  delay(100);</w:t>
+        <w:t xml:space="preserve">  </w:t>
+      </w:r>
+      <w:proofErr w:type="gramStart"/>
+      <w:r>
+        <w:t>analogWrite(</w:t>
+      </w:r>
+      <w:proofErr w:type="gramEnd"/>
+      <w:r>
+        <w:t>LED_PIN, convertedValue);</w:t>
+      </w:r>
+    </w:p>
+    <w:p>
+      <w:pPr>
+        <w:pStyle w:val="Code"/>
+      </w:pPr>
+      <w:r>
+        <w:t xml:space="preserve">  </w:t>
+      </w:r>
+      <w:proofErr w:type="gramStart"/>
+      <w:r>
+        <w:t>delay(</w:t>
+      </w:r>
+      <w:proofErr w:type="gramEnd"/>
+      <w:r>
+        <w:t>100);</w:t>
       </w:r>
     </w:p>
     <w:p>
@@ -1200,7 +1296,15 @@
         <w:pStyle w:val="Code"/>
       </w:pPr>
       <w:r>
-        <w:t>void setup()</w:t>
+        <w:t xml:space="preserve">void </w:t>
+      </w:r>
+      <w:proofErr w:type="gramStart"/>
+      <w:r>
+        <w:t>setup(</w:t>
+      </w:r>
+      <w:proofErr w:type="gramEnd"/>
+      <w:r>
+        <w:t>)</w:t>
       </w:r>
     </w:p>
     <w:p>
@@ -1216,7 +1320,15 @@
         <w:pStyle w:val="Code"/>
       </w:pPr>
       <w:r>
-        <w:t xml:space="preserve">  pinMode(PHOTORESISTOR_PIN, INPUT);</w:t>
+        <w:t xml:space="preserve">  </w:t>
+      </w:r>
+      <w:proofErr w:type="gramStart"/>
+      <w:r>
+        <w:t>pinMode(</w:t>
+      </w:r>
+      <w:proofErr w:type="gramEnd"/>
+      <w:r>
+        <w:t>PHOTORESISTOR_PIN, INPUT);</w:t>
       </w:r>
     </w:p>
     <w:p>
@@ -1245,7 +1357,15 @@
         <w:pStyle w:val="Code"/>
       </w:pPr>
       <w:r>
-        <w:t>void loop()</w:t>
+        <w:t xml:space="preserve">void </w:t>
+      </w:r>
+      <w:proofErr w:type="gramStart"/>
+      <w:r>
+        <w:t>loop(</w:t>
+      </w:r>
+      <w:proofErr w:type="gramEnd"/>
+      <w:r>
+        <w:t>)</w:t>
       </w:r>
     </w:p>
     <w:p>
@@ -1261,15 +1381,31 @@
         <w:pStyle w:val="Code"/>
       </w:pPr>
       <w:r>
-        <w:t xml:space="preserve">  int photoresistorValue=analogRead(PHOTORESISTOR_PIN);</w:t>
-      </w:r>
-    </w:p>
-    <w:p>
-      <w:pPr>
-        <w:pStyle w:val="Code"/>
-      </w:pPr>
-      <w:r>
-        <w:t xml:space="preserve">  int convertedValue=map(photoresistorValue, MIN_PHOTORESISTOR, MAX_PHOTORESISTOR, 0, 255);</w:t>
+        <w:t xml:space="preserve">  int photoresistorValue=</w:t>
+      </w:r>
+      <w:proofErr w:type="gramStart"/>
+      <w:r>
+        <w:t>analogRead(</w:t>
+      </w:r>
+      <w:proofErr w:type="gramEnd"/>
+      <w:r>
+        <w:t>PHOTORESISTOR_PIN);</w:t>
+      </w:r>
+    </w:p>
+    <w:p>
+      <w:pPr>
+        <w:pStyle w:val="Code"/>
+      </w:pPr>
+      <w:r>
+        <w:t xml:space="preserve">  int convertedValue=</w:t>
+      </w:r>
+      <w:proofErr w:type="gramStart"/>
+      <w:r>
+        <w:t>map(</w:t>
+      </w:r>
+      <w:proofErr w:type="gramEnd"/>
+      <w:r>
+        <w:t>photoresistorValue, MIN_PHOTORESISTOR, MAX_PHOTORESISTOR, 0, 255);</w:t>
       </w:r>
     </w:p>
     <w:p>
@@ -1285,15 +1421,31 @@
         <w:pStyle w:val="Code"/>
       </w:pPr>
       <w:r>
-        <w:t xml:space="preserve">  analogWrite(LED_PIN, convertedValue);</w:t>
-      </w:r>
-    </w:p>
-    <w:p>
-      <w:pPr>
-        <w:pStyle w:val="Code"/>
-      </w:pPr>
-      <w:r>
-        <w:t xml:space="preserve">  delay(100);</w:t>
+        <w:t xml:space="preserve">  </w:t>
+      </w:r>
+      <w:proofErr w:type="gramStart"/>
+      <w:r>
+        <w:t>analogWrite(</w:t>
+      </w:r>
+      <w:proofErr w:type="gramEnd"/>
+      <w:r>
+        <w:t>LED_PIN, convertedValue);</w:t>
+      </w:r>
+    </w:p>
+    <w:p>
+      <w:pPr>
+        <w:pStyle w:val="Code"/>
+      </w:pPr>
+      <w:r>
+        <w:t xml:space="preserve">  </w:t>
+      </w:r>
+      <w:proofErr w:type="gramStart"/>
+      <w:r>
+        <w:t>delay(</w:t>
+      </w:r>
+      <w:proofErr w:type="gramEnd"/>
+      <w:r>
+        <w:t>100);</w:t>
       </w:r>
     </w:p>
     <w:p>
@@ -1470,7 +1622,15 @@
         <w:pStyle w:val="Code"/>
       </w:pPr>
       <w:r>
-        <w:t>void setup()</w:t>
+        <w:t xml:space="preserve">void </w:t>
+      </w:r>
+      <w:proofErr w:type="gramStart"/>
+      <w:r>
+        <w:t>setup(</w:t>
+      </w:r>
+      <w:proofErr w:type="gramEnd"/>
+      <w:r>
+        <w:t>)</w:t>
       </w:r>
     </w:p>
     <w:p>
@@ -1515,7 +1675,15 @@
         <w:pStyle w:val="Code"/>
       </w:pPr>
       <w:r>
-        <w:t>void loop()</w:t>
+        <w:t xml:space="preserve">void </w:t>
+      </w:r>
+      <w:proofErr w:type="gramStart"/>
+      <w:r>
+        <w:t>loop(</w:t>
+      </w:r>
+      <w:proofErr w:type="gramEnd"/>
+      <w:r>
+        <w:t>)</w:t>
       </w:r>
     </w:p>
     <w:p>
@@ -1531,7 +1699,15 @@
         <w:pStyle w:val="Code"/>
       </w:pPr>
       <w:r>
-        <w:t>  receiveSignal();</w:t>
+        <w:t xml:space="preserve">  </w:t>
+      </w:r>
+      <w:proofErr w:type="gramStart"/>
+      <w:r>
+        <w:t>receiveSignal(</w:t>
+      </w:r>
+      <w:proofErr w:type="gramEnd"/>
+      <w:r>
+        <w:t>);</w:t>
       </w:r>
     </w:p>
     <w:p>
@@ -1552,44 +1728,81 @@
         <w:pStyle w:val="Code"/>
       </w:pPr>
       <w:r>
-        <w:t>uint16_t receiveSignal(){</w:t>
-      </w:r>
-    </w:p>
-    <w:p>
-      <w:pPr>
-        <w:pStyle w:val="Code"/>
-      </w:pPr>
-      <w:r>
-        <w:t>  uint16_t received{0};</w:t>
-      </w:r>
-    </w:p>
-    <w:p>
-      <w:pPr>
-        <w:pStyle w:val="Code"/>
-      </w:pPr>
-    </w:p>
-    <w:p>
-      <w:pPr>
-        <w:pStyle w:val="Code"/>
-      </w:pPr>
-      <w:r>
-        <w:t>  if (IrReceiver.decode()){</w:t>
-      </w:r>
-    </w:p>
-    <w:p>
-      <w:pPr>
-        <w:pStyle w:val="Code"/>
-      </w:pPr>
-      <w:r>
-        <w:t>    if (IrReceiver.decodedIRData.protocol==UNKNOWN){</w:t>
-      </w:r>
-    </w:p>
-    <w:p>
-      <w:pPr>
-        <w:pStyle w:val="Code"/>
-      </w:pPr>
-      <w:r>
-        <w:t>      IrReceiver.printIRResultRawFormatted(&amp;Serial,true);</w:t>
+        <w:t xml:space="preserve">uint16_t </w:t>
+      </w:r>
+      <w:proofErr w:type="gramStart"/>
+      <w:r>
+        <w:t>receiveSignal(</w:t>
+      </w:r>
+      <w:proofErr w:type="gramEnd"/>
+      <w:r>
+        <w:t>){</w:t>
+      </w:r>
+    </w:p>
+    <w:p>
+      <w:pPr>
+        <w:pStyle w:val="Code"/>
+      </w:pPr>
+      <w:r>
+        <w:t xml:space="preserve">  uint16_t </w:t>
+      </w:r>
+      <w:proofErr w:type="gramStart"/>
+      <w:r>
+        <w:t>received{</w:t>
+      </w:r>
+      <w:proofErr w:type="gramEnd"/>
+      <w:r>
+        <w:t>0};</w:t>
+      </w:r>
+    </w:p>
+    <w:p>
+      <w:pPr>
+        <w:pStyle w:val="Code"/>
+      </w:pPr>
+    </w:p>
+    <w:p>
+      <w:pPr>
+        <w:pStyle w:val="Code"/>
+      </w:pPr>
+      <w:r>
+        <w:t>  if (IrReceiver.decode(</w:t>
+      </w:r>
+      <w:proofErr w:type="gramStart"/>
+      <w:r>
+        <w:t>)){</w:t>
+      </w:r>
+      <w:proofErr w:type="gramEnd"/>
+    </w:p>
+    <w:p>
+      <w:pPr>
+        <w:pStyle w:val="Code"/>
+      </w:pPr>
+      <w:r>
+        <w:t>    if (</w:t>
+      </w:r>
+      <w:proofErr w:type="gramStart"/>
+      <w:r>
+        <w:t>IrReceiver.decodedIRData.protocol</w:t>
+      </w:r>
+      <w:proofErr w:type="gramEnd"/>
+      <w:r>
+        <w:t>==UNKNOWN){</w:t>
+      </w:r>
+    </w:p>
+    <w:p>
+      <w:pPr>
+        <w:pStyle w:val="Code"/>
+      </w:pPr>
+      <w:r>
+        <w:t>      IrReceiver.printIRResultRawFormatted(&amp;</w:t>
+      </w:r>
+      <w:proofErr w:type="gramStart"/>
+      <w:r>
+        <w:t>Serial,true</w:t>
+      </w:r>
+      <w:proofErr w:type="gramEnd"/>
+      <w:r>
+        <w:t>);</w:t>
       </w:r>
     </w:p>
     <w:p>
@@ -1605,23 +1818,47 @@
         <w:pStyle w:val="Code"/>
       </w:pPr>
       <w:r>
-        <w:t>    if (IrReceiver.decodedIRData.protocol==NEC){</w:t>
-      </w:r>
-    </w:p>
-    <w:p>
-      <w:pPr>
-        <w:pStyle w:val="Code"/>
-      </w:pPr>
-      <w:r>
-        <w:t>      received=IrReceiver.decodedIRData.command;</w:t>
-      </w:r>
-    </w:p>
-    <w:p>
-      <w:pPr>
-        <w:pStyle w:val="Code"/>
-      </w:pPr>
-      <w:r>
-        <w:t>      Serial.println(received,HEX);</w:t>
+        <w:t>    if (</w:t>
+      </w:r>
+      <w:proofErr w:type="gramStart"/>
+      <w:r>
+        <w:t>IrReceiver.decodedIRData.protocol</w:t>
+      </w:r>
+      <w:proofErr w:type="gramEnd"/>
+      <w:r>
+        <w:t>==NEC){</w:t>
+      </w:r>
+    </w:p>
+    <w:p>
+      <w:pPr>
+        <w:pStyle w:val="Code"/>
+      </w:pPr>
+      <w:r>
+        <w:t xml:space="preserve">      </w:t>
+      </w:r>
+      <w:proofErr w:type="gramStart"/>
+      <w:r>
+        <w:t>received=IrReceiver.decodedIRData.command</w:t>
+      </w:r>
+      <w:proofErr w:type="gramEnd"/>
+      <w:r>
+        <w:t>;</w:t>
+      </w:r>
+    </w:p>
+    <w:p>
+      <w:pPr>
+        <w:pStyle w:val="Code"/>
+      </w:pPr>
+      <w:r>
+        <w:t>      Serial.println(</w:t>
+      </w:r>
+      <w:proofErr w:type="gramStart"/>
+      <w:r>
+        <w:t>received,HEX</w:t>
+      </w:r>
+      <w:proofErr w:type="gramEnd"/>
+      <w:r>
+        <w:t>);</w:t>
       </w:r>
     </w:p>
     <w:p>
@@ -1842,7 +2079,15 @@
         <w:pStyle w:val="Code"/>
       </w:pPr>
       <w:r>
-        <w:t>void setup()</w:t>
+        <w:t xml:space="preserve">void </w:t>
+      </w:r>
+      <w:proofErr w:type="gramStart"/>
+      <w:r>
+        <w:t>setup(</w:t>
+      </w:r>
+      <w:proofErr w:type="gramEnd"/>
+      <w:r>
+        <w:t>)</w:t>
       </w:r>
     </w:p>
     <w:p>
@@ -1887,7 +2132,15 @@
         <w:pStyle w:val="Code"/>
       </w:pPr>
       <w:r>
-        <w:t>void loop()</w:t>
+        <w:t xml:space="preserve">void </w:t>
+      </w:r>
+      <w:proofErr w:type="gramStart"/>
+      <w:r>
+        <w:t>loop(</w:t>
+      </w:r>
+      <w:proofErr w:type="gramEnd"/>
+      <w:r>
+        <w:t>)</w:t>
       </w:r>
     </w:p>
     <w:p>
@@ -1903,23 +2156,44 @@
         <w:pStyle w:val="Code"/>
       </w:pPr>
       <w:r>
-        <w:t>  if (IrReceiver.decode()){</w:t>
-      </w:r>
-    </w:p>
-    <w:p>
-      <w:pPr>
-        <w:pStyle w:val="Code"/>
-      </w:pPr>
-      <w:r>
-        <w:t>    auto data=IrReceiver.decodedIRData.command;</w:t>
-      </w:r>
-    </w:p>
-    <w:p>
-      <w:pPr>
-        <w:pStyle w:val="Code"/>
-      </w:pPr>
-      <w:r>
-        <w:t>    Serial.println(data,HEX);</w:t>
+        <w:t>  if (IrReceiver.decode(</w:t>
+      </w:r>
+      <w:proofErr w:type="gramStart"/>
+      <w:r>
+        <w:t>)){</w:t>
+      </w:r>
+      <w:proofErr w:type="gramEnd"/>
+    </w:p>
+    <w:p>
+      <w:pPr>
+        <w:pStyle w:val="Code"/>
+      </w:pPr>
+      <w:r>
+        <w:t xml:space="preserve">    auto </w:t>
+      </w:r>
+      <w:proofErr w:type="gramStart"/>
+      <w:r>
+        <w:t>data=IrReceiver.decodedIRData.command</w:t>
+      </w:r>
+      <w:proofErr w:type="gramEnd"/>
+      <w:r>
+        <w:t>;</w:t>
+      </w:r>
+    </w:p>
+    <w:p>
+      <w:pPr>
+        <w:pStyle w:val="Code"/>
+      </w:pPr>
+      <w:r>
+        <w:t>    Serial.println(</w:t>
+      </w:r>
+      <w:proofErr w:type="gramStart"/>
+      <w:r>
+        <w:t>data,HEX</w:t>
+      </w:r>
+      <w:proofErr w:type="gramEnd"/>
+      <w:r>
+        <w:t>);</w:t>
       </w:r>
     </w:p>
     <w:p>
@@ -1943,7 +2217,15 @@
         <w:pStyle w:val="Code"/>
       </w:pPr>
       <w:r>
-        <w:t>  delay(100);</w:t>
+        <w:t xml:space="preserve">  </w:t>
+      </w:r>
+      <w:proofErr w:type="gramStart"/>
+      <w:r>
+        <w:t>delay(</w:t>
+      </w:r>
+      <w:proofErr w:type="gramEnd"/>
+      <w:r>
+        <w:t>100);</w:t>
       </w:r>
     </w:p>
     <w:p>
@@ -1967,7 +2249,7 @@
     </w:p>
     <w:p>
       <w:pPr>
-        <w:pStyle w:val="P"/>
+        <w:pStyle w:val="H2"/>
       </w:pPr>
       <w:r>
         <w:rPr>
@@ -1978,6 +2260,377 @@
       <w:r>
         <w:t xml:space="preserve"> </w:t>
       </w:r>
+      <w:r>
+        <w:t>Фоторезистор із серво</w:t>
+      </w:r>
+    </w:p>
+    <w:p>
+      <w:pPr>
+        <w:pStyle w:val="P"/>
+      </w:pPr>
+    </w:p>
+    <w:p>
+      <w:pPr>
+        <w:pStyle w:val="P"/>
+      </w:pPr>
+      <w:hyperlink r:id="rId14" w:history="1">
+        <w:r>
+          <w:rPr>
+            <w:rStyle w:val="a4"/>
+          </w:rPr>
+          <w:t>Посилання на проєкт</w:t>
+        </w:r>
+      </w:hyperlink>
+      <w:r>
+        <w:t>.</w:t>
+      </w:r>
+    </w:p>
+    <w:p>
+      <w:pPr>
+        <w:pStyle w:val="P"/>
+      </w:pPr>
+      <w:r>
+        <w:t>Додана схема:</w:t>
+      </w:r>
+    </w:p>
+    <w:p>
+      <w:pPr>
+        <w:pStyle w:val="P"/>
+      </w:pPr>
+    </w:p>
+    <w:p>
+      <w:pPr>
+        <w:pStyle w:val="IMG"/>
+      </w:pPr>
+      <w:r>
+        <w:lastRenderedPageBreak/>
+        <w:drawing>
+          <wp:inline distT="0" distB="0" distL="0" distR="0" wp14:anchorId="5AB4D960" wp14:editId="672F73AC">
+            <wp:extent cx="5105400" cy="8427291"/>
+            <wp:effectExtent l="0" t="0" r="0" b="0"/>
+            <wp:docPr id="125785920" name="Рисунок 1" descr="Зображення, що містить текст, Електронна інженерія, знімок екрана, схема&#10;&#10;Вміст, створений ШІ, може бути неправильним."/>
+            <wp:cNvGraphicFramePr>
+              <a:graphicFrameLocks xmlns:a="http://schemas.openxmlformats.org/drawingml/2006/main" noChangeAspect="1"/>
+            </wp:cNvGraphicFramePr>
+            <a:graphic xmlns:a="http://schemas.openxmlformats.org/drawingml/2006/main">
+              <a:graphicData uri="http://schemas.openxmlformats.org/drawingml/2006/picture">
+                <pic:pic xmlns:pic="http://schemas.openxmlformats.org/drawingml/2006/picture">
+                  <pic:nvPicPr>
+                    <pic:cNvPr id="125785920" name="Рисунок 1" descr="Зображення, що містить текст, Електронна інженерія, знімок екрана, схема&#10;&#10;Вміст, створений ШІ, може бути неправильним."/>
+                    <pic:cNvPicPr/>
+                  </pic:nvPicPr>
+                  <pic:blipFill>
+                    <a:blip r:embed="rId15"/>
+                    <a:stretch>
+                      <a:fillRect/>
+                    </a:stretch>
+                  </pic:blipFill>
+                  <pic:spPr>
+                    <a:xfrm>
+                      <a:off x="0" y="0"/>
+                      <a:ext cx="5107196" cy="8430255"/>
+                    </a:xfrm>
+                    <a:prstGeom prst="rect">
+                      <a:avLst/>
+                    </a:prstGeom>
+                  </pic:spPr>
+                </pic:pic>
+              </a:graphicData>
+            </a:graphic>
+          </wp:inline>
+        </w:drawing>
+      </w:r>
+    </w:p>
+    <w:p>
+      <w:pPr>
+        <w:pStyle w:val="IMG"/>
+      </w:pPr>
+      <w:r>
+        <w:t>Рисунок 3.1 – Схема в роботі</w:t>
+      </w:r>
+    </w:p>
+    <w:p>
+      <w:pPr>
+        <w:pStyle w:val="P"/>
+      </w:pPr>
+    </w:p>
+    <w:p>
+      <w:pPr>
+        <w:pStyle w:val="H3"/>
+      </w:pPr>
+      <w:r>
+        <w:t>Код програми</w:t>
+      </w:r>
+    </w:p>
+    <w:p>
+      <w:pPr>
+        <w:pStyle w:val="P"/>
+      </w:pPr>
+    </w:p>
+    <w:p>
+      <w:pPr>
+        <w:pStyle w:val="Code"/>
+      </w:pPr>
+      <w:r>
+        <w:t>#include &lt;Servo.h&gt;</w:t>
+      </w:r>
+    </w:p>
+    <w:p>
+      <w:pPr>
+        <w:pStyle w:val="Code"/>
+      </w:pPr>
+    </w:p>
+    <w:p>
+      <w:pPr>
+        <w:pStyle w:val="Code"/>
+      </w:pPr>
+      <w:r>
+        <w:t>int servoPin=3;</w:t>
+      </w:r>
+    </w:p>
+    <w:p>
+      <w:pPr>
+        <w:pStyle w:val="Code"/>
+      </w:pPr>
+      <w:r>
+        <w:t>int photoPin=A0;</w:t>
+      </w:r>
+    </w:p>
+    <w:p>
+      <w:pPr>
+        <w:pStyle w:val="Code"/>
+      </w:pPr>
+    </w:p>
+    <w:p>
+      <w:pPr>
+        <w:pStyle w:val="Code"/>
+      </w:pPr>
+      <w:r>
+        <w:t>int minValue=6;</w:t>
+      </w:r>
+    </w:p>
+    <w:p>
+      <w:pPr>
+        <w:pStyle w:val="Code"/>
+      </w:pPr>
+      <w:r>
+        <w:t>int maxValue=679;</w:t>
+      </w:r>
+    </w:p>
+    <w:p>
+      <w:pPr>
+        <w:pStyle w:val="Code"/>
+      </w:pPr>
+    </w:p>
+    <w:p>
+      <w:pPr>
+        <w:pStyle w:val="Code"/>
+      </w:pPr>
+      <w:r>
+        <w:t>Servo servo;</w:t>
+      </w:r>
+    </w:p>
+    <w:p>
+      <w:pPr>
+        <w:pStyle w:val="Code"/>
+      </w:pPr>
+    </w:p>
+    <w:p>
+      <w:pPr>
+        <w:pStyle w:val="Code"/>
+      </w:pPr>
+      <w:r>
+        <w:t xml:space="preserve">void </w:t>
+      </w:r>
+      <w:proofErr w:type="gramStart"/>
+      <w:r>
+        <w:t>setup(</w:t>
+      </w:r>
+      <w:proofErr w:type="gramEnd"/>
+      <w:r>
+        <w:t>)</w:t>
+      </w:r>
+    </w:p>
+    <w:p>
+      <w:pPr>
+        <w:pStyle w:val="Code"/>
+      </w:pPr>
+      <w:r>
+        <w:t>{</w:t>
+      </w:r>
+    </w:p>
+    <w:p>
+      <w:pPr>
+        <w:pStyle w:val="Code"/>
+      </w:pPr>
+      <w:r>
+        <w:t xml:space="preserve">  </w:t>
+      </w:r>
+      <w:proofErr w:type="gramStart"/>
+      <w:r>
+        <w:t>servo.attach</w:t>
+      </w:r>
+      <w:proofErr w:type="gramEnd"/>
+      <w:r>
+        <w:t>(servoPin);</w:t>
+      </w:r>
+    </w:p>
+    <w:p>
+      <w:pPr>
+        <w:pStyle w:val="Code"/>
+      </w:pPr>
+      <w:r>
+        <w:t>  Serial.begin(9600);</w:t>
+      </w:r>
+    </w:p>
+    <w:p>
+      <w:pPr>
+        <w:pStyle w:val="Code"/>
+      </w:pPr>
+      <w:r>
+        <w:t>}</w:t>
+      </w:r>
+    </w:p>
+    <w:p>
+      <w:pPr>
+        <w:pStyle w:val="Code"/>
+      </w:pPr>
+    </w:p>
+    <w:p>
+      <w:pPr>
+        <w:pStyle w:val="Code"/>
+      </w:pPr>
+      <w:r>
+        <w:t xml:space="preserve">void </w:t>
+      </w:r>
+      <w:proofErr w:type="gramStart"/>
+      <w:r>
+        <w:t>loop(</w:t>
+      </w:r>
+      <w:proofErr w:type="gramEnd"/>
+      <w:r>
+        <w:t>)</w:t>
+      </w:r>
+    </w:p>
+    <w:p>
+      <w:pPr>
+        <w:pStyle w:val="Code"/>
+      </w:pPr>
+      <w:r>
+        <w:t>{</w:t>
+      </w:r>
+    </w:p>
+    <w:p>
+      <w:pPr>
+        <w:pStyle w:val="Code"/>
+      </w:pPr>
+      <w:r>
+        <w:t>  int photoValue=analogRead(photoPin);</w:t>
+      </w:r>
+    </w:p>
+    <w:p>
+      <w:pPr>
+        <w:pStyle w:val="Code"/>
+      </w:pPr>
+      <w:r>
+        <w:t>  int convertedValue=</w:t>
+      </w:r>
+      <w:proofErr w:type="gramStart"/>
+      <w:r>
+        <w:t>map(</w:t>
+      </w:r>
+      <w:proofErr w:type="gramEnd"/>
+      <w:r>
+        <w:t>photoValue, minValue, maxValue, 1, 3);</w:t>
+      </w:r>
+    </w:p>
+    <w:p>
+      <w:pPr>
+        <w:pStyle w:val="Code"/>
+      </w:pPr>
+      <w:r>
+        <w:t>  Serial.println(convertedValue);</w:t>
+      </w:r>
+    </w:p>
+    <w:p>
+      <w:pPr>
+        <w:pStyle w:val="Code"/>
+      </w:pPr>
+      <w:r>
+        <w:t>  int angle=0;</w:t>
+      </w:r>
+    </w:p>
+    <w:p>
+      <w:pPr>
+        <w:pStyle w:val="Code"/>
+      </w:pPr>
+      <w:r>
+        <w:t>  if (convertedValue==1) angle=0;</w:t>
+      </w:r>
+    </w:p>
+    <w:p>
+      <w:pPr>
+        <w:pStyle w:val="Code"/>
+      </w:pPr>
+      <w:r>
+        <w:t>  else if (convertedValue==2) angle=90;</w:t>
+      </w:r>
+    </w:p>
+    <w:p>
+      <w:pPr>
+        <w:pStyle w:val="Code"/>
+      </w:pPr>
+      <w:r>
+        <w:t>  else if (convertedValue==3) angle=180;</w:t>
+      </w:r>
+    </w:p>
+    <w:p>
+      <w:pPr>
+        <w:pStyle w:val="Code"/>
+      </w:pPr>
+      <w:r>
+        <w:t xml:space="preserve">  </w:t>
+      </w:r>
+      <w:proofErr w:type="gramStart"/>
+      <w:r>
+        <w:t>servo.write</w:t>
+      </w:r>
+      <w:proofErr w:type="gramEnd"/>
+      <w:r>
+        <w:t>(angle);</w:t>
+      </w:r>
+    </w:p>
+    <w:p>
+      <w:pPr>
+        <w:pStyle w:val="Code"/>
+      </w:pPr>
+      <w:r>
+        <w:t xml:space="preserve">  </w:t>
+      </w:r>
+      <w:proofErr w:type="gramStart"/>
+      <w:r>
+        <w:t>delay(</w:t>
+      </w:r>
+      <w:proofErr w:type="gramEnd"/>
+      <w:r>
+        <w:t>100);</w:t>
+      </w:r>
+    </w:p>
+    <w:p>
+      <w:pPr>
+        <w:pStyle w:val="Code"/>
+        <w:rPr>
+          <w:lang w:val="uk-UA"/>
+        </w:rPr>
+      </w:pPr>
+      <w:r>
+        <w:t>}</w:t>
+      </w:r>
+    </w:p>
+    <w:p>
+      <w:pPr>
+        <w:pStyle w:val="P"/>
+      </w:pPr>
     </w:p>
     <w:p>
       <w:pPr>
@@ -2051,7 +2704,7 @@
                     <pic:cNvPicPr/>
                   </pic:nvPicPr>
                   <pic:blipFill>
-                    <a:blip r:embed="rId14"/>
+                    <a:blip r:embed="rId16"/>
                     <a:stretch>
                       <a:fillRect/>
                     </a:stretch>
@@ -2077,7 +2730,13 @@
         <w:pStyle w:val="IMG"/>
       </w:pPr>
       <w:r>
-        <w:t>Рисунок 3.1 – Додана схема</w:t>
+        <w:t xml:space="preserve">Рисунок </w:t>
+      </w:r>
+      <w:r>
+        <w:t>4</w:t>
+      </w:r>
+      <w:r>
+        <w:t>.1 – Додана схема</w:t>
       </w:r>
     </w:p>
     <w:p>
@@ -2111,7 +2770,7 @@
       <w:pPr>
         <w:pStyle w:val="P"/>
       </w:pPr>
-      <w:hyperlink r:id="rId15" w:history="1">
+      <w:hyperlink r:id="rId17" w:history="1">
         <w:r>
           <w:rPr>
             <w:rStyle w:val="a4"/>
@@ -2150,7 +2809,7 @@
                     <pic:cNvPicPr/>
                   </pic:nvPicPr>
                   <pic:blipFill>
-                    <a:blip r:embed="rId16"/>
+                    <a:blip r:embed="rId18"/>
                     <a:stretch>
                       <a:fillRect/>
                     </a:stretch>
@@ -2176,7 +2835,13 @@
         <w:pStyle w:val="IMG"/>
       </w:pPr>
       <w:r>
-        <w:t>Рисунок 3.2 – Дороблена схема</w:t>
+        <w:t xml:space="preserve">Рисунок </w:t>
+      </w:r>
+      <w:r>
+        <w:t>4</w:t>
+      </w:r>
+      <w:r>
+        <w:t>.2 – Дороблена схема</w:t>
       </w:r>
     </w:p>
     <w:p>
@@ -2298,7 +2963,15 @@
         <w:pStyle w:val="Code"/>
       </w:pPr>
       <w:r>
-        <w:t>void setup()</w:t>
+        <w:t xml:space="preserve">void </w:t>
+      </w:r>
+      <w:proofErr w:type="gramStart"/>
+      <w:r>
+        <w:t>setup(</w:t>
+      </w:r>
+      <w:proofErr w:type="gramEnd"/>
+      <w:r>
+        <w:t>)</w:t>
       </w:r>
     </w:p>
     <w:p>
@@ -2314,7 +2987,15 @@
         <w:pStyle w:val="Code"/>
       </w:pPr>
       <w:r>
-        <w:t xml:space="preserve">  servo.attach(SERVO_PIN);</w:t>
+        <w:t xml:space="preserve">  </w:t>
+      </w:r>
+      <w:proofErr w:type="gramStart"/>
+      <w:r>
+        <w:t>servo.attach</w:t>
+      </w:r>
+      <w:proofErr w:type="gramEnd"/>
+      <w:r>
+        <w:t>(SERVO_PIN);</w:t>
       </w:r>
     </w:p>
     <w:p>
@@ -2343,7 +3024,15 @@
         <w:pStyle w:val="Code"/>
       </w:pPr>
       <w:r>
-        <w:t>void loop()</w:t>
+        <w:t xml:space="preserve">void </w:t>
+      </w:r>
+      <w:proofErr w:type="gramStart"/>
+      <w:r>
+        <w:t>loop(</w:t>
+      </w:r>
+      <w:proofErr w:type="gramEnd"/>
+      <w:r>
+        <w:t>)</w:t>
       </w:r>
     </w:p>
     <w:p>
@@ -2359,15 +3048,31 @@
         <w:pStyle w:val="Code"/>
       </w:pPr>
       <w:r>
-        <w:t xml:space="preserve">  int leftValue=analogRead(LEFT_PHOTORESISTOR_PIN);</w:t>
-      </w:r>
-    </w:p>
-    <w:p>
-      <w:pPr>
-        <w:pStyle w:val="Code"/>
-      </w:pPr>
-      <w:r>
-        <w:t xml:space="preserve">  int rightValue=analogRead(RIGHT_PHOTORESISTOR_PIN);</w:t>
+        <w:t xml:space="preserve">  int leftValue=</w:t>
+      </w:r>
+      <w:proofErr w:type="gramStart"/>
+      <w:r>
+        <w:t>analogRead(</w:t>
+      </w:r>
+      <w:proofErr w:type="gramEnd"/>
+      <w:r>
+        <w:t>LEFT_PHOTORESISTOR_PIN);</w:t>
+      </w:r>
+    </w:p>
+    <w:p>
+      <w:pPr>
+        <w:pStyle w:val="Code"/>
+      </w:pPr>
+      <w:r>
+        <w:t xml:space="preserve">  int rightValue=</w:t>
+      </w:r>
+      <w:proofErr w:type="gramStart"/>
+      <w:r>
+        <w:t>analogRead(</w:t>
+      </w:r>
+      <w:proofErr w:type="gramEnd"/>
+      <w:r>
+        <w:t>RIGHT_PHOTORESISTOR_PIN);</w:t>
       </w:r>
     </w:p>
     <w:p>
@@ -2415,7 +3120,15 @@
         <w:pStyle w:val="Code"/>
       </w:pPr>
       <w:r>
-        <w:t xml:space="preserve">  Serial.println(servo.read());</w:t>
+        <w:t xml:space="preserve">  Serial.println(</w:t>
+      </w:r>
+      <w:proofErr w:type="gramStart"/>
+      <w:r>
+        <w:t>servo.read</w:t>
+      </w:r>
+      <w:proofErr w:type="gramEnd"/>
+      <w:r>
+        <w:t>());</w:t>
       </w:r>
     </w:p>
     <w:p>
@@ -2431,7 +3144,15 @@
         <w:pStyle w:val="Code"/>
       </w:pPr>
       <w:r>
-        <w:t xml:space="preserve">    servo.write(ROTATE_LEFT);</w:t>
+        <w:t xml:space="preserve">    </w:t>
+      </w:r>
+      <w:proofErr w:type="gramStart"/>
+      <w:r>
+        <w:t>servo.write</w:t>
+      </w:r>
+      <w:proofErr w:type="gramEnd"/>
+      <w:r>
+        <w:t>(ROTATE_LEFT);</w:t>
       </w:r>
     </w:p>
     <w:p>
@@ -2447,7 +3168,15 @@
         <w:pStyle w:val="Code"/>
       </w:pPr>
       <w:r>
-        <w:t xml:space="preserve">    servo.write(ROTATE_RIGHT);</w:t>
+        <w:t xml:space="preserve">    </w:t>
+      </w:r>
+      <w:proofErr w:type="gramStart"/>
+      <w:r>
+        <w:t>servo.write</w:t>
+      </w:r>
+      <w:proofErr w:type="gramEnd"/>
+      <w:r>
+        <w:t>(ROTATE_RIGHT);</w:t>
       </w:r>
     </w:p>
     <w:p>
@@ -2463,15 +3192,31 @@
         <w:pStyle w:val="Code"/>
       </w:pPr>
       <w:r>
-        <w:t xml:space="preserve">    servo.write(STOP_ROTATION);</w:t>
-      </w:r>
-    </w:p>
-    <w:p>
-      <w:pPr>
-        <w:pStyle w:val="Code"/>
-      </w:pPr>
-      <w:r>
-        <w:t xml:space="preserve">  delay(300);</w:t>
+        <w:t xml:space="preserve">    </w:t>
+      </w:r>
+      <w:proofErr w:type="gramStart"/>
+      <w:r>
+        <w:t>servo.write</w:t>
+      </w:r>
+      <w:proofErr w:type="gramEnd"/>
+      <w:r>
+        <w:t>(STOP_ROTATION);</w:t>
+      </w:r>
+    </w:p>
+    <w:p>
+      <w:pPr>
+        <w:pStyle w:val="Code"/>
+      </w:pPr>
+      <w:r>
+        <w:t xml:space="preserve">  </w:t>
+      </w:r>
+      <w:proofErr w:type="gramStart"/>
+      <w:r>
+        <w:t>delay(</w:t>
+      </w:r>
+      <w:proofErr w:type="gramEnd"/>
+      <w:r>
+        <w:t>300);</w:t>
       </w:r>
     </w:p>
     <w:p>
@@ -2495,7 +3240,10 @@
         </w:rPr>
       </w:pPr>
       <w:r>
-        <w:t>4 Інфрачервоний і світлодіоди</w:t>
+        <w:t>5</w:t>
+      </w:r>
+      <w:r>
+        <w:t xml:space="preserve"> Інфрачервоний і світлодіоди</w:t>
       </w:r>
     </w:p>
     <w:p>
@@ -2606,7 +3354,7 @@
       <w:pPr>
         <w:pStyle w:val="P"/>
       </w:pPr>
-      <w:hyperlink r:id="rId17" w:history="1">
+      <w:hyperlink r:id="rId19" w:history="1">
         <w:r>
           <w:rPr>
             <w:rStyle w:val="a4"/>
@@ -2650,7 +3398,7 @@
                     <pic:cNvPicPr/>
                   </pic:nvPicPr>
                   <pic:blipFill>
-                    <a:blip r:embed="rId18"/>
+                    <a:blip r:embed="rId20"/>
                     <a:stretch>
                       <a:fillRect/>
                     </a:stretch>
@@ -2679,7 +3427,13 @@
         </w:rPr>
       </w:pPr>
       <w:r>
-        <w:t>Рисунок 4.1 – Схема в роботі</w:t>
+        <w:t xml:space="preserve">Рисунок </w:t>
+      </w:r>
+      <w:r>
+        <w:t>5</w:t>
+      </w:r>
+      <w:r>
+        <w:t>.1 – Схема в роботі</w:t>
       </w:r>
     </w:p>
     <w:p>
@@ -2792,7 +3546,15 @@
         <w:pStyle w:val="Code"/>
       </w:pPr>
       <w:r>
-        <w:t>void setup()</w:t>
+        <w:t xml:space="preserve">void </w:t>
+      </w:r>
+      <w:proofErr w:type="gramStart"/>
+      <w:r>
+        <w:t>setup(</w:t>
+      </w:r>
+      <w:proofErr w:type="gramEnd"/>
+      <w:r>
+        <w:t>)</w:t>
       </w:r>
     </w:p>
     <w:p>
@@ -2824,47 +3586,95 @@
         <w:pStyle w:val="Code"/>
       </w:pPr>
       <w:r>
-        <w:t>  pinMode(GREEN_LED_PIN, OUTPUT);</w:t>
-      </w:r>
-    </w:p>
-    <w:p>
-      <w:pPr>
-        <w:pStyle w:val="Code"/>
-      </w:pPr>
-      <w:r>
-        <w:t>  pinMode(ORANGE_LED_PIN, OUTPUT);</w:t>
-      </w:r>
-    </w:p>
-    <w:p>
-      <w:pPr>
-        <w:pStyle w:val="Code"/>
-      </w:pPr>
-      <w:r>
-        <w:t>  pinMode(RED_LED_PIN, OUTPUT);</w:t>
-      </w:r>
-    </w:p>
-    <w:p>
-      <w:pPr>
-        <w:pStyle w:val="Code"/>
-      </w:pPr>
-      <w:r>
-        <w:t>  pinMode(YELLOW_LED_PIN, OUTPUT);</w:t>
-      </w:r>
-    </w:p>
-    <w:p>
-      <w:pPr>
-        <w:pStyle w:val="Code"/>
-      </w:pPr>
-      <w:r>
-        <w:t>  pinMode(BLUE_LED_PIN, OUTPUT);</w:t>
-      </w:r>
-    </w:p>
-    <w:p>
-      <w:pPr>
-        <w:pStyle w:val="Code"/>
-      </w:pPr>
-      <w:r>
-        <w:t>  pinMode(WHITE_LED_PIN, OUTPUT);</w:t>
+        <w:t xml:space="preserve">  </w:t>
+      </w:r>
+      <w:proofErr w:type="gramStart"/>
+      <w:r>
+        <w:t>pinMode(</w:t>
+      </w:r>
+      <w:proofErr w:type="gramEnd"/>
+      <w:r>
+        <w:t>GREEN_LED_PIN, OUTPUT);</w:t>
+      </w:r>
+    </w:p>
+    <w:p>
+      <w:pPr>
+        <w:pStyle w:val="Code"/>
+      </w:pPr>
+      <w:r>
+        <w:t xml:space="preserve">  </w:t>
+      </w:r>
+      <w:proofErr w:type="gramStart"/>
+      <w:r>
+        <w:t>pinMode(</w:t>
+      </w:r>
+      <w:proofErr w:type="gramEnd"/>
+      <w:r>
+        <w:t>ORANGE_LED_PIN, OUTPUT);</w:t>
+      </w:r>
+    </w:p>
+    <w:p>
+      <w:pPr>
+        <w:pStyle w:val="Code"/>
+      </w:pPr>
+      <w:r>
+        <w:t xml:space="preserve">  </w:t>
+      </w:r>
+      <w:proofErr w:type="gramStart"/>
+      <w:r>
+        <w:t>pinMode(</w:t>
+      </w:r>
+      <w:proofErr w:type="gramEnd"/>
+      <w:r>
+        <w:t>RED_LED_PIN, OUTPUT);</w:t>
+      </w:r>
+    </w:p>
+    <w:p>
+      <w:pPr>
+        <w:pStyle w:val="Code"/>
+      </w:pPr>
+      <w:r>
+        <w:t xml:space="preserve">  </w:t>
+      </w:r>
+      <w:proofErr w:type="gramStart"/>
+      <w:r>
+        <w:t>pinMode(</w:t>
+      </w:r>
+      <w:proofErr w:type="gramEnd"/>
+      <w:r>
+        <w:t>YELLOW_LED_PIN, OUTPUT);</w:t>
+      </w:r>
+    </w:p>
+    <w:p>
+      <w:pPr>
+        <w:pStyle w:val="Code"/>
+      </w:pPr>
+      <w:r>
+        <w:t xml:space="preserve">  </w:t>
+      </w:r>
+      <w:proofErr w:type="gramStart"/>
+      <w:r>
+        <w:t>pinMode(</w:t>
+      </w:r>
+      <w:proofErr w:type="gramEnd"/>
+      <w:r>
+        <w:t>BLUE_LED_PIN, OUTPUT);</w:t>
+      </w:r>
+    </w:p>
+    <w:p>
+      <w:pPr>
+        <w:pStyle w:val="Code"/>
+      </w:pPr>
+      <w:r>
+        <w:t xml:space="preserve">  </w:t>
+      </w:r>
+      <w:proofErr w:type="gramStart"/>
+      <w:r>
+        <w:t>pinMode(</w:t>
+      </w:r>
+      <w:proofErr w:type="gramEnd"/>
+      <w:r>
+        <w:t>WHITE_LED_PIN, OUTPUT);</w:t>
       </w:r>
     </w:p>
     <w:p>
@@ -2885,55 +3695,111 @@
         <w:pStyle w:val="Code"/>
       </w:pPr>
       <w:r>
-        <w:t>void turnLedsOff(){</w:t>
-      </w:r>
-    </w:p>
-    <w:p>
-      <w:pPr>
-        <w:pStyle w:val="Code"/>
-      </w:pPr>
-      <w:r>
-        <w:t>  digitalWrite(GREEN_LED_PIN, LOW);</w:t>
-      </w:r>
-    </w:p>
-    <w:p>
-      <w:pPr>
-        <w:pStyle w:val="Code"/>
-      </w:pPr>
-      <w:r>
-        <w:t>  digitalWrite(ORANGE_LED_PIN, LOW);</w:t>
-      </w:r>
-    </w:p>
-    <w:p>
-      <w:pPr>
-        <w:pStyle w:val="Code"/>
-      </w:pPr>
-      <w:r>
-        <w:t>  digitalWrite(RED_LED_PIN, LOW);</w:t>
-      </w:r>
-    </w:p>
-    <w:p>
-      <w:pPr>
-        <w:pStyle w:val="Code"/>
-      </w:pPr>
-      <w:r>
-        <w:t>  digitalWrite(YELLOW_LED_PIN, LOW);</w:t>
-      </w:r>
-    </w:p>
-    <w:p>
-      <w:pPr>
-        <w:pStyle w:val="Code"/>
-      </w:pPr>
-      <w:r>
-        <w:t>  digitalWrite(BLUE_LED_PIN, LOW);</w:t>
-      </w:r>
-    </w:p>
-    <w:p>
-      <w:pPr>
-        <w:pStyle w:val="Code"/>
-      </w:pPr>
-      <w:r>
-        <w:t>  digitalWrite(WHITE_LED_PIN, LOW);</w:t>
+        <w:t xml:space="preserve">void </w:t>
+      </w:r>
+      <w:proofErr w:type="gramStart"/>
+      <w:r>
+        <w:t>turnLedsOff(</w:t>
+      </w:r>
+      <w:proofErr w:type="gramEnd"/>
+      <w:r>
+        <w:t>){</w:t>
+      </w:r>
+    </w:p>
+    <w:p>
+      <w:pPr>
+        <w:pStyle w:val="Code"/>
+      </w:pPr>
+      <w:r>
+        <w:t xml:space="preserve">  </w:t>
+      </w:r>
+      <w:proofErr w:type="gramStart"/>
+      <w:r>
+        <w:t>digitalWrite(</w:t>
+      </w:r>
+      <w:proofErr w:type="gramEnd"/>
+      <w:r>
+        <w:t>GREEN_LED_PIN, LOW);</w:t>
+      </w:r>
+    </w:p>
+    <w:p>
+      <w:pPr>
+        <w:pStyle w:val="Code"/>
+      </w:pPr>
+      <w:r>
+        <w:t xml:space="preserve">  </w:t>
+      </w:r>
+      <w:proofErr w:type="gramStart"/>
+      <w:r>
+        <w:t>digitalWrite(</w:t>
+      </w:r>
+      <w:proofErr w:type="gramEnd"/>
+      <w:r>
+        <w:t>ORANGE_LED_PIN, LOW);</w:t>
+      </w:r>
+    </w:p>
+    <w:p>
+      <w:pPr>
+        <w:pStyle w:val="Code"/>
+      </w:pPr>
+      <w:r>
+        <w:t xml:space="preserve">  </w:t>
+      </w:r>
+      <w:proofErr w:type="gramStart"/>
+      <w:r>
+        <w:t>digitalWrite(</w:t>
+      </w:r>
+      <w:proofErr w:type="gramEnd"/>
+      <w:r>
+        <w:t>RED_LED_PIN, LOW);</w:t>
+      </w:r>
+    </w:p>
+    <w:p>
+      <w:pPr>
+        <w:pStyle w:val="Code"/>
+      </w:pPr>
+      <w:r>
+        <w:t xml:space="preserve">  </w:t>
+      </w:r>
+      <w:proofErr w:type="gramStart"/>
+      <w:r>
+        <w:t>digitalWrite(</w:t>
+      </w:r>
+      <w:proofErr w:type="gramEnd"/>
+      <w:r>
+        <w:t>YELLOW_LED_PIN, LOW);</w:t>
+      </w:r>
+    </w:p>
+    <w:p>
+      <w:pPr>
+        <w:pStyle w:val="Code"/>
+      </w:pPr>
+      <w:r>
+        <w:t xml:space="preserve">  </w:t>
+      </w:r>
+      <w:proofErr w:type="gramStart"/>
+      <w:r>
+        <w:t>digitalWrite(</w:t>
+      </w:r>
+      <w:proofErr w:type="gramEnd"/>
+      <w:r>
+        <w:t>BLUE_LED_PIN, LOW);</w:t>
+      </w:r>
+    </w:p>
+    <w:p>
+      <w:pPr>
+        <w:pStyle w:val="Code"/>
+      </w:pPr>
+      <w:r>
+        <w:t xml:space="preserve">  </w:t>
+      </w:r>
+      <w:proofErr w:type="gramStart"/>
+      <w:r>
+        <w:t>digitalWrite(</w:t>
+      </w:r>
+      <w:proofErr w:type="gramEnd"/>
+      <w:r>
+        <w:t>WHITE_LED_PIN, LOW);</w:t>
       </w:r>
     </w:p>
     <w:p>
@@ -2954,7 +3820,15 @@
         <w:pStyle w:val="Code"/>
       </w:pPr>
       <w:r>
-        <w:t>void loop()</w:t>
+        <w:t xml:space="preserve">void </w:t>
+      </w:r>
+      <w:proofErr w:type="gramStart"/>
+      <w:r>
+        <w:t>loop(</w:t>
+      </w:r>
+      <w:proofErr w:type="gramEnd"/>
+      <w:r>
+        <w:t>)</w:t>
       </w:r>
     </w:p>
     <w:p>
@@ -2970,31 +3844,60 @@
         <w:pStyle w:val="Code"/>
       </w:pPr>
       <w:r>
-        <w:t>  if (IrReceiver.decode()){</w:t>
-      </w:r>
-    </w:p>
-    <w:p>
-      <w:pPr>
-        <w:pStyle w:val="Code"/>
-      </w:pPr>
-      <w:r>
-        <w:t>    auto data=IrReceiver.decodedIRData.command;</w:t>
-      </w:r>
-    </w:p>
-    <w:p>
-      <w:pPr>
-        <w:pStyle w:val="Code"/>
-      </w:pPr>
-      <w:r>
-        <w:t>    Serial.println(data,HEX);</w:t>
-      </w:r>
-    </w:p>
-    <w:p>
-      <w:pPr>
-        <w:pStyle w:val="Code"/>
-      </w:pPr>
-      <w:r>
-        <w:t>    turnLedsOff();</w:t>
+        <w:t>  if (IrReceiver.decode(</w:t>
+      </w:r>
+      <w:proofErr w:type="gramStart"/>
+      <w:r>
+        <w:t>)){</w:t>
+      </w:r>
+      <w:proofErr w:type="gramEnd"/>
+    </w:p>
+    <w:p>
+      <w:pPr>
+        <w:pStyle w:val="Code"/>
+      </w:pPr>
+      <w:r>
+        <w:t xml:space="preserve">    auto </w:t>
+      </w:r>
+      <w:proofErr w:type="gramStart"/>
+      <w:r>
+        <w:t>data=IrReceiver.decodedIRData.command</w:t>
+      </w:r>
+      <w:proofErr w:type="gramEnd"/>
+      <w:r>
+        <w:t>;</w:t>
+      </w:r>
+    </w:p>
+    <w:p>
+      <w:pPr>
+        <w:pStyle w:val="Code"/>
+      </w:pPr>
+      <w:r>
+        <w:t>    Serial.println(</w:t>
+      </w:r>
+      <w:proofErr w:type="gramStart"/>
+      <w:r>
+        <w:t>data,HEX</w:t>
+      </w:r>
+      <w:proofErr w:type="gramEnd"/>
+      <w:r>
+        <w:t>);</w:t>
+      </w:r>
+    </w:p>
+    <w:p>
+      <w:pPr>
+        <w:pStyle w:val="Code"/>
+      </w:pPr>
+      <w:r>
+        <w:t xml:space="preserve">    </w:t>
+      </w:r>
+      <w:proofErr w:type="gramStart"/>
+      <w:r>
+        <w:t>turnLedsOff(</w:t>
+      </w:r>
+      <w:proofErr w:type="gramEnd"/>
+      <w:r>
+        <w:t>);</w:t>
       </w:r>
     </w:p>
     <w:p>
@@ -3010,23 +3913,44 @@
         <w:pStyle w:val="Code"/>
       </w:pPr>
       <w:r>
-        <w:t>    if (data==0x10){</w:t>
-      </w:r>
-    </w:p>
-    <w:p>
-      <w:pPr>
-        <w:pStyle w:val="Code"/>
-      </w:pPr>
-      <w:r>
-        <w:t>      digitalWrite(ORANGE_LED_PIN, HIGH);</w:t>
-      </w:r>
-    </w:p>
-    <w:p>
-      <w:pPr>
-        <w:pStyle w:val="Code"/>
-      </w:pPr>
-      <w:r>
-        <w:t>      digitalWrite(GREEN_LED_PIN, HIGH);</w:t>
+        <w:t>    if (data==0x</w:t>
+      </w:r>
+      <w:proofErr w:type="gramStart"/>
+      <w:r>
+        <w:t>10){</w:t>
+      </w:r>
+      <w:proofErr w:type="gramEnd"/>
+    </w:p>
+    <w:p>
+      <w:pPr>
+        <w:pStyle w:val="Code"/>
+      </w:pPr>
+      <w:r>
+        <w:t xml:space="preserve">      </w:t>
+      </w:r>
+      <w:proofErr w:type="gramStart"/>
+      <w:r>
+        <w:t>digitalWrite(</w:t>
+      </w:r>
+      <w:proofErr w:type="gramEnd"/>
+      <w:r>
+        <w:t>ORANGE_LED_PIN, HIGH);</w:t>
+      </w:r>
+    </w:p>
+    <w:p>
+      <w:pPr>
+        <w:pStyle w:val="Code"/>
+      </w:pPr>
+      <w:r>
+        <w:t xml:space="preserve">      </w:t>
+      </w:r>
+      <w:proofErr w:type="gramStart"/>
+      <w:r>
+        <w:t>digitalWrite(</w:t>
+      </w:r>
+      <w:proofErr w:type="gramEnd"/>
+      <w:r>
+        <w:t>GREEN_LED_PIN, HIGH);</w:t>
       </w:r>
     </w:p>
     <w:p>
@@ -3050,23 +3974,44 @@
         <w:pStyle w:val="Code"/>
       </w:pPr>
       <w:r>
-        <w:t>    else if (data==0x11){</w:t>
-      </w:r>
-    </w:p>
-    <w:p>
-      <w:pPr>
-        <w:pStyle w:val="Code"/>
-      </w:pPr>
-      <w:r>
-        <w:t>      digitalWrite(WHITE_LED_PIN, HIGH);</w:t>
-      </w:r>
-    </w:p>
-    <w:p>
-      <w:pPr>
-        <w:pStyle w:val="Code"/>
-      </w:pPr>
-      <w:r>
-        <w:t>      digitalWrite(RED_LED_PIN, HIGH);</w:t>
+        <w:t>    else if (data==0x</w:t>
+      </w:r>
+      <w:proofErr w:type="gramStart"/>
+      <w:r>
+        <w:t>11){</w:t>
+      </w:r>
+      <w:proofErr w:type="gramEnd"/>
+    </w:p>
+    <w:p>
+      <w:pPr>
+        <w:pStyle w:val="Code"/>
+      </w:pPr>
+      <w:r>
+        <w:t xml:space="preserve">      </w:t>
+      </w:r>
+      <w:proofErr w:type="gramStart"/>
+      <w:r>
+        <w:t>digitalWrite(</w:t>
+      </w:r>
+      <w:proofErr w:type="gramEnd"/>
+      <w:r>
+        <w:t>WHITE_LED_PIN, HIGH);</w:t>
+      </w:r>
+    </w:p>
+    <w:p>
+      <w:pPr>
+        <w:pStyle w:val="Code"/>
+      </w:pPr>
+      <w:r>
+        <w:t xml:space="preserve">      </w:t>
+      </w:r>
+      <w:proofErr w:type="gramStart"/>
+      <w:r>
+        <w:t>digitalWrite(</w:t>
+      </w:r>
+      <w:proofErr w:type="gramEnd"/>
+      <w:r>
+        <w:t>RED_LED_PIN, HIGH);</w:t>
       </w:r>
     </w:p>
     <w:p>
@@ -3090,15 +4035,28 @@
         <w:pStyle w:val="Code"/>
       </w:pPr>
       <w:r>
-        <w:t>    else if (data==0x12){</w:t>
-      </w:r>
-    </w:p>
-    <w:p>
-      <w:pPr>
-        <w:pStyle w:val="Code"/>
-      </w:pPr>
-      <w:r>
-        <w:t>      digitalWrite(YELLOW_LED_PIN, HIGH);</w:t>
+        <w:t>    else if (data==0x</w:t>
+      </w:r>
+      <w:proofErr w:type="gramStart"/>
+      <w:r>
+        <w:t>12){</w:t>
+      </w:r>
+      <w:proofErr w:type="gramEnd"/>
+    </w:p>
+    <w:p>
+      <w:pPr>
+        <w:pStyle w:val="Code"/>
+      </w:pPr>
+      <w:r>
+        <w:t xml:space="preserve">      </w:t>
+      </w:r>
+      <w:proofErr w:type="gramStart"/>
+      <w:r>
+        <w:t>digitalWrite(</w:t>
+      </w:r>
+      <w:proofErr w:type="gramEnd"/>
+      <w:r>
+        <w:t>YELLOW_LED_PIN, HIGH);</w:t>
       </w:r>
     </w:p>
     <w:p>
@@ -3107,7 +4065,15 @@
       </w:pPr>
       <w:r>
         <w:lastRenderedPageBreak/>
-        <w:t>      digitalWrite(BLUE_LED_PIN, HIGH);</w:t>
+        <w:t xml:space="preserve">      </w:t>
+      </w:r>
+      <w:proofErr w:type="gramStart"/>
+      <w:r>
+        <w:t>digitalWrite(</w:t>
+      </w:r>
+      <w:proofErr w:type="gramEnd"/>
+      <w:r>
+        <w:t>BLUE_LED_PIN, HIGH);</w:t>
       </w:r>
     </w:p>
     <w:p>
@@ -3131,23 +4097,44 @@
         <w:pStyle w:val="Code"/>
       </w:pPr>
       <w:r>
-        <w:t>    else if (data==0x14){</w:t>
-      </w:r>
-    </w:p>
-    <w:p>
-      <w:pPr>
-        <w:pStyle w:val="Code"/>
-      </w:pPr>
-      <w:r>
-        <w:t>      digitalWrite(GREEN_LED_PIN, HIGH);</w:t>
-      </w:r>
-    </w:p>
-    <w:p>
-      <w:pPr>
-        <w:pStyle w:val="Code"/>
-      </w:pPr>
-      <w:r>
-        <w:t>      digitalWrite(WHITE_LED_PIN, HIGH);</w:t>
+        <w:t>    else if (data==0x</w:t>
+      </w:r>
+      <w:proofErr w:type="gramStart"/>
+      <w:r>
+        <w:t>14){</w:t>
+      </w:r>
+      <w:proofErr w:type="gramEnd"/>
+    </w:p>
+    <w:p>
+      <w:pPr>
+        <w:pStyle w:val="Code"/>
+      </w:pPr>
+      <w:r>
+        <w:t xml:space="preserve">      </w:t>
+      </w:r>
+      <w:proofErr w:type="gramStart"/>
+      <w:r>
+        <w:t>digitalWrite(</w:t>
+      </w:r>
+      <w:proofErr w:type="gramEnd"/>
+      <w:r>
+        <w:t>GREEN_LED_PIN, HIGH);</w:t>
+      </w:r>
+    </w:p>
+    <w:p>
+      <w:pPr>
+        <w:pStyle w:val="Code"/>
+      </w:pPr>
+      <w:r>
+        <w:t xml:space="preserve">      </w:t>
+      </w:r>
+      <w:proofErr w:type="gramStart"/>
+      <w:r>
+        <w:t>digitalWrite(</w:t>
+      </w:r>
+      <w:proofErr w:type="gramEnd"/>
+      <w:r>
+        <w:t>WHITE_LED_PIN, HIGH);</w:t>
       </w:r>
     </w:p>
     <w:p>
@@ -3179,7 +4166,15 @@
         <w:pStyle w:val="Code"/>
       </w:pPr>
       <w:r>
-        <w:t>  delay(100);</w:t>
+        <w:t xml:space="preserve">  </w:t>
+      </w:r>
+      <w:proofErr w:type="gramStart"/>
+      <w:r>
+        <w:t>delay(</w:t>
+      </w:r>
+      <w:proofErr w:type="gramEnd"/>
+      <w:r>
+        <w:t>100);</w:t>
       </w:r>
     </w:p>
     <w:p>
@@ -3200,7 +4195,10 @@
         <w:pStyle w:val="H2"/>
       </w:pPr>
       <w:r>
-        <w:t>5 Інфрачервоний з перемикачем</w:t>
+        <w:t xml:space="preserve">6 </w:t>
+      </w:r>
+      <w:r>
+        <w:t>Інфрачервоний з перемикачем</w:t>
       </w:r>
     </w:p>
     <w:p>
@@ -3263,7 +4261,7 @@
                     <pic:cNvPicPr/>
                   </pic:nvPicPr>
                   <pic:blipFill rotWithShape="1">
-                    <a:blip r:embed="rId19"/>
+                    <a:blip r:embed="rId21"/>
                     <a:srcRect t="3128" b="283"/>
                     <a:stretch/>
                   </pic:blipFill>
@@ -3296,7 +4294,13 @@
         <w:pStyle w:val="IMG"/>
       </w:pPr>
       <w:r>
-        <w:t>Рисунок 5.1 – Схема без бібліотеки в роботі</w:t>
+        <w:t xml:space="preserve">Рисунок </w:t>
+      </w:r>
+      <w:r>
+        <w:t>6</w:t>
+      </w:r>
+      <w:r>
+        <w:t>.1 – Схема без бібліотеки в роботі</w:t>
       </w:r>
     </w:p>
     <w:p>
@@ -3319,7 +4323,7 @@
       <w:pPr>
         <w:pStyle w:val="P"/>
       </w:pPr>
-      <w:hyperlink r:id="rId20" w:history="1">
+      <w:hyperlink r:id="rId22" w:history="1">
         <w:r>
           <w:rPr>
             <w:rStyle w:val="a4"/>
@@ -3360,7 +4364,7 @@
                     <pic:cNvPicPr/>
                   </pic:nvPicPr>
                   <pic:blipFill rotWithShape="1">
-                    <a:blip r:embed="rId21"/>
+                    <a:blip r:embed="rId23"/>
                     <a:srcRect t="-4" r="10209" b="-14"/>
                     <a:stretch/>
                   </pic:blipFill>
@@ -3396,7 +4400,13 @@
         </w:rPr>
       </w:pPr>
       <w:r>
-        <w:t>Рисунок 5.2 – Перероблена схема</w:t>
+        <w:t xml:space="preserve">Рисунок </w:t>
+      </w:r>
+      <w:r>
+        <w:t>6</w:t>
+      </w:r>
+      <w:r>
+        <w:t>.2 – Перероблена схема</w:t>
       </w:r>
     </w:p>
     <w:p>
@@ -3480,7 +4490,15 @@
         <w:pStyle w:val="Code"/>
       </w:pPr>
       <w:r>
-        <w:t>void setup()</w:t>
+        <w:t xml:space="preserve">void </w:t>
+      </w:r>
+      <w:proofErr w:type="gramStart"/>
+      <w:r>
+        <w:t>setup(</w:t>
+      </w:r>
+      <w:proofErr w:type="gramEnd"/>
+      <w:r>
+        <w:t>)</w:t>
       </w:r>
     </w:p>
     <w:p>
@@ -3496,39 +4514,79 @@
         <w:pStyle w:val="Code"/>
       </w:pPr>
       <w:r>
-        <w:t>  pinMode(switchPin, INPUT);</w:t>
-      </w:r>
-    </w:p>
-    <w:p>
-      <w:pPr>
-        <w:pStyle w:val="Code"/>
-      </w:pPr>
-      <w:r>
-        <w:t>  pinMode(ledPin, OUTPUT);</w:t>
-      </w:r>
-    </w:p>
-    <w:p>
-      <w:pPr>
-        <w:pStyle w:val="Code"/>
-      </w:pPr>
-      <w:r>
-        <w:t>  pinMode(powerPin, INPUT);</w:t>
-      </w:r>
-    </w:p>
-    <w:p>
-      <w:pPr>
-        <w:pStyle w:val="Code"/>
-      </w:pPr>
-      <w:r>
-        <w:t>  pinMode(plusPin, INPUT);</w:t>
-      </w:r>
-    </w:p>
-    <w:p>
-      <w:pPr>
-        <w:pStyle w:val="Code"/>
-      </w:pPr>
-      <w:r>
-        <w:t>  pinMode(minusPin, INPUT);</w:t>
+        <w:t xml:space="preserve">  </w:t>
+      </w:r>
+      <w:proofErr w:type="gramStart"/>
+      <w:r>
+        <w:t>pinMode(</w:t>
+      </w:r>
+      <w:proofErr w:type="gramEnd"/>
+      <w:r>
+        <w:t>switchPin, INPUT);</w:t>
+      </w:r>
+    </w:p>
+    <w:p>
+      <w:pPr>
+        <w:pStyle w:val="Code"/>
+      </w:pPr>
+      <w:r>
+        <w:t xml:space="preserve">  </w:t>
+      </w:r>
+      <w:proofErr w:type="gramStart"/>
+      <w:r>
+        <w:t>pinMode(</w:t>
+      </w:r>
+      <w:proofErr w:type="gramEnd"/>
+      <w:r>
+        <w:t>ledPin, OUTPUT);</w:t>
+      </w:r>
+    </w:p>
+    <w:p>
+      <w:pPr>
+        <w:pStyle w:val="Code"/>
+      </w:pPr>
+      <w:r>
+        <w:t xml:space="preserve">  </w:t>
+      </w:r>
+      <w:proofErr w:type="gramStart"/>
+      <w:r>
+        <w:t>pinMode(</w:t>
+      </w:r>
+      <w:proofErr w:type="gramEnd"/>
+      <w:r>
+        <w:t>powerPin, INPUT);</w:t>
+      </w:r>
+    </w:p>
+    <w:p>
+      <w:pPr>
+        <w:pStyle w:val="Code"/>
+      </w:pPr>
+      <w:r>
+        <w:t xml:space="preserve">  </w:t>
+      </w:r>
+      <w:proofErr w:type="gramStart"/>
+      <w:r>
+        <w:t>pinMode(</w:t>
+      </w:r>
+      <w:proofErr w:type="gramEnd"/>
+      <w:r>
+        <w:t>plusPin, INPUT);</w:t>
+      </w:r>
+    </w:p>
+    <w:p>
+      <w:pPr>
+        <w:pStyle w:val="Code"/>
+      </w:pPr>
+      <w:r>
+        <w:t xml:space="preserve">  </w:t>
+      </w:r>
+      <w:proofErr w:type="gramStart"/>
+      <w:r>
+        <w:t>pinMode(</w:t>
+      </w:r>
+      <w:proofErr w:type="gramEnd"/>
+      <w:r>
+        <w:t>minusPin, INPUT);</w:t>
       </w:r>
     </w:p>
     <w:p>
@@ -3557,15 +4615,31 @@
         <w:pStyle w:val="Code"/>
       </w:pPr>
       <w:r>
-        <w:t>void writeLed() {</w:t>
-      </w:r>
-    </w:p>
-    <w:p>
-      <w:pPr>
-        <w:pStyle w:val="Code"/>
-      </w:pPr>
-      <w:r>
-        <w:t>  analogWrite(ledPin, brightness);</w:t>
+        <w:t xml:space="preserve">void </w:t>
+      </w:r>
+      <w:proofErr w:type="gramStart"/>
+      <w:r>
+        <w:t>writeLed(</w:t>
+      </w:r>
+      <w:proofErr w:type="gramEnd"/>
+      <w:r>
+        <w:t>) {</w:t>
+      </w:r>
+    </w:p>
+    <w:p>
+      <w:pPr>
+        <w:pStyle w:val="Code"/>
+      </w:pPr>
+      <w:r>
+        <w:t xml:space="preserve">  </w:t>
+      </w:r>
+      <w:proofErr w:type="gramStart"/>
+      <w:r>
+        <w:t>analogWrite(</w:t>
+      </w:r>
+      <w:proofErr w:type="gramEnd"/>
+      <w:r>
+        <w:t>ledPin, brightness);</w:t>
       </w:r>
     </w:p>
     <w:p>
@@ -3594,7 +4668,15 @@
         <w:pStyle w:val="Code"/>
       </w:pPr>
       <w:r>
-        <w:t>void loop()</w:t>
+        <w:t xml:space="preserve">void </w:t>
+      </w:r>
+      <w:proofErr w:type="gramStart"/>
+      <w:r>
+        <w:t>loop(</w:t>
+      </w:r>
+      <w:proofErr w:type="gramEnd"/>
+      <w:r>
+        <w:t>)</w:t>
       </w:r>
     </w:p>
     <w:p>
@@ -3674,7 +4756,15 @@
         <w:pStyle w:val="Code"/>
       </w:pPr>
       <w:r>
-        <w:t>      writeLed();</w:t>
+        <w:t xml:space="preserve">      </w:t>
+      </w:r>
+      <w:proofErr w:type="gramStart"/>
+      <w:r>
+        <w:t>writeLed(</w:t>
+      </w:r>
+      <w:proofErr w:type="gramEnd"/>
+      <w:r>
+        <w:t>);</w:t>
       </w:r>
     </w:p>
     <w:p>
@@ -3714,7 +4804,15 @@
         <w:pStyle w:val="Code"/>
       </w:pPr>
       <w:r>
-        <w:t>      writeLed();</w:t>
+        <w:t xml:space="preserve">      </w:t>
+      </w:r>
+      <w:proofErr w:type="gramStart"/>
+      <w:r>
+        <w:t>writeLed(</w:t>
+      </w:r>
+      <w:proofErr w:type="gramEnd"/>
+      <w:r>
+        <w:t>);</w:t>
       </w:r>
     </w:p>
     <w:p>
@@ -3754,7 +4852,15 @@
         <w:pStyle w:val="Code"/>
       </w:pPr>
       <w:r>
-        <w:t>      writeLed();</w:t>
+        <w:t xml:space="preserve">      </w:t>
+      </w:r>
+      <w:proofErr w:type="gramStart"/>
+      <w:r>
+        <w:t>writeLed(</w:t>
+      </w:r>
+      <w:proofErr w:type="gramEnd"/>
+      <w:r>
+        <w:t>);</w:t>
       </w:r>
     </w:p>
     <w:p>
@@ -3778,7 +4884,15 @@
         <w:pStyle w:val="Code"/>
       </w:pPr>
       <w:r>
-        <w:t>  delay(100);</w:t>
+        <w:t xml:space="preserve">  </w:t>
+      </w:r>
+      <w:proofErr w:type="gramStart"/>
+      <w:r>
+        <w:t>delay(</w:t>
+      </w:r>
+      <w:proofErr w:type="gramEnd"/>
+      <w:r>
+        <w:t>100);</w:t>
       </w:r>
     </w:p>
     <w:p>
